--- a/fichas/fai-pohl-forzadas.docx
+++ b/fichas/fai-pohl-forzadas.docx
@@ -41,7 +41,7 @@
         <w:jc w:val="both"/>
       </w:pPr>
       <w:r>
-        <w:t xml:space="preserve">Construir la curva de resonancia del péndulo de Pohl forzado por un motor y obtener de ella la frecuencia de resonancia, la anchura de la curva y el factor de calidad. Comparar el ritmo de amortiguamiento obtenido de la anchura con el que se obtiene de las oscilaciones libres.</w:t>
+        <w:t xml:space="preserve">Construir la curva de resonancia del péndulo de Pohl forzado por un motor y obtener de ella la frecuencia de resonancia, la anchura de la curva y el factor de calidad. Comparar con los valores esperados a partir de las oscilaciones libres y amortiguadas.</w:t>
       </w:r>
     </w:p>
     <w:bookmarkEnd w:id="21"/>
@@ -91,22 +91,12 @@
           </m:rPr>
           <m:t>cos</m:t>
         </m:r>
-        <m:d>
-          <m:dPr>
-            <m:begChr m:val="("/>
-            <m:endChr m:val=")"/>
-            <m:sepChr m:val=""/>
-            <m:grow/>
-          </m:dPr>
-          <m:e>
-            <m:r>
-              <m:t>ω</m:t>
-            </m:r>
-            <m:r>
-              <m:t>t</m:t>
-            </m:r>
-          </m:e>
-        </m:d>
+        <m:r>
+          <m:t>Ω</m:t>
+        </m:r>
+        <m:r>
+          <m:t>t</m:t>
+        </m:r>
       </m:oMath>
       <w:r>
         <w:t xml:space="preserve"> </w:t>
@@ -119,14 +109,14 @@
       </w:r>
       <m:oMath>
         <m:r>
-          <m:t>ω</m:t>
+          <m:t>Ω</m:t>
         </m:r>
       </m:oMath>
       <w:r>
         <w:t xml:space="preserve"> </w:t>
       </w:r>
       <w:r>
-        <w:t xml:space="preserve">la frecuencia impulsora:</w:t>
+        <w:t xml:space="preserve">la frecuencia del forzamiento:</w:t>
       </w:r>
     </w:p>
     <w:p>
@@ -206,6 +196,57 @@
             </m:rPr>
             <m:t>=</m:t>
           </m:r>
+          <m:sSub>
+            <m:e>
+              <m:r>
+                <m:t>f</m:t>
+              </m:r>
+            </m:e>
+            <m:sub>
+              <m:r>
+                <m:t>0</m:t>
+              </m:r>
+            </m:sub>
+          </m:sSub>
+          <m:r>
+            <m:rPr>
+              <m:sty m:val="p"/>
+            </m:rPr>
+            <m:t>cos</m:t>
+          </m:r>
+          <m:r>
+            <m:t>Ω</m:t>
+          </m:r>
+          <m:r>
+            <m:t>t</m:t>
+          </m:r>
+          <m:r>
+            <m:rPr>
+              <m:sty m:val="p"/>
+            </m:rPr>
+            <m:t>,</m:t>
+          </m:r>
+          <m:r>
+            <m:t>  </m:t>
+          </m:r>
+          <m:sSub>
+            <m:e>
+              <m:r>
+                <m:t>f</m:t>
+              </m:r>
+            </m:e>
+            <m:sub>
+              <m:r>
+                <m:t>0</m:t>
+              </m:r>
+            </m:sub>
+          </m:sSub>
+          <m:r>
+            <m:rPr>
+              <m:sty m:val="p"/>
+            </m:rPr>
+            <m:t>=</m:t>
+          </m:r>
           <m:f>
             <m:fPr>
               <m:type m:val="bar"/>
@@ -234,28 +275,6 @@
             <m:rPr>
               <m:sty m:val="p"/>
             </m:rPr>
-            <m:t>cos</m:t>
-          </m:r>
-          <m:d>
-            <m:dPr>
-              <m:begChr m:val="("/>
-              <m:endChr m:val=")"/>
-              <m:sepChr m:val=""/>
-              <m:grow/>
-            </m:dPr>
-            <m:e>
-              <m:r>
-                <m:t>ω</m:t>
-              </m:r>
-              <m:r>
-                <m:t>t</m:t>
-              </m:r>
-            </m:e>
-          </m:d>
-          <m:r>
-            <m:rPr>
-              <m:sty m:val="p"/>
-            </m:rPr>
             <m:t>.</m:t>
           </m:r>
         </m:oMath>
@@ -267,21 +286,71 @@
         <w:jc w:val="both"/>
       </w:pPr>
       <w:r>
-        <w:t xml:space="preserve">Tras un transitorio, la rueda oscila con la frecuencia del motor</w:t>
+        <w:t xml:space="preserve">Tras un transitorio, la rueda oscila con la frecuencia del motor,</w:t>
       </w:r>
       <w:r>
         <w:t xml:space="preserve"> </w:t>
       </w:r>
       <m:oMath>
         <m:r>
-          <m:t>ω</m:t>
-        </m:r>
+          <m:t>φ</m:t>
+        </m:r>
+        <m:d>
+          <m:dPr>
+            <m:begChr m:val="("/>
+            <m:endChr m:val=")"/>
+            <m:sepChr m:val=""/>
+            <m:grow/>
+          </m:dPr>
+          <m:e>
+            <m:r>
+              <m:t>t</m:t>
+            </m:r>
+          </m:e>
+        </m:d>
+        <m:r>
+          <m:rPr>
+            <m:sty m:val="p"/>
+          </m:rPr>
+          <m:t>=</m:t>
+        </m:r>
+        <m:r>
+          <m:t>A</m:t>
+        </m:r>
+        <m:r>
+          <m:rPr>
+            <m:sty m:val="p"/>
+          </m:rPr>
+          <m:t>cos</m:t>
+        </m:r>
+        <m:d>
+          <m:dPr>
+            <m:begChr m:val="("/>
+            <m:endChr m:val=")"/>
+            <m:sepChr m:val=""/>
+            <m:grow/>
+          </m:dPr>
+          <m:e>
+            <m:r>
+              <m:t>Ω</m:t>
+            </m:r>
+            <m:r>
+              <m:t>t</m:t>
+            </m:r>
+            <m:r>
+              <m:rPr>
+                <m:sty m:val="p"/>
+              </m:rPr>
+              <m:t>+</m:t>
+            </m:r>
+            <m:r>
+              <m:t>ϕ</m:t>
+            </m:r>
+          </m:e>
+        </m:d>
       </m:oMath>
       <w:r>
-        <w:t xml:space="preserve"> </w:t>
-      </w:r>
-      <w:r>
-        <w:t xml:space="preserve">y una amplitud estacionaria</w:t>
+        <w:t xml:space="preserve">, con amplitud y desfase estacionarios</w:t>
       </w:r>
     </w:p>
     <w:p>
@@ -306,7 +375,7 @@
             </m:dPr>
             <m:e>
               <m:r>
-                <m:t>ω</m:t>
+                <m:t>Ω</m:t>
               </m:r>
             </m:e>
           </m:d>
@@ -324,7 +393,7 @@
               <m:sSub>
                 <m:e>
                   <m:r>
-                    <m:t>M</m:t>
+                    <m:t>f</m:t>
                   </m:r>
                 </m:e>
                 <m:sub>
@@ -333,15 +402,6 @@
                   </m:r>
                 </m:sub>
               </m:sSub>
-              <m:r>
-                <m:rPr>
-                  <m:sty m:val="p"/>
-                </m:rPr>
-                <m:t>/</m:t>
-              </m:r>
-              <m:r>
-                <m:t>J</m:t>
-              </m:r>
             </m:num>
             <m:den>
               <m:rad>
@@ -386,7 +446,7 @@
                           <m:sSup>
                             <m:e>
                               <m:r>
-                                <m:t>ω</m:t>
+                                <m:t>Ω</m:t>
                               </m:r>
                             </m:e>
                             <m:sup>
@@ -412,22 +472,21 @@
                   </m:r>
                   <m:sSup>
                     <m:e>
-                      <m:d>
-                        <m:dPr>
-                          <m:begChr m:val="("/>
-                          <m:endChr m:val=")"/>
-                          <m:sepChr m:val=""/>
-                          <m:grow/>
-                        </m:dPr>
-                        <m:e>
-                          <m:r>
-                            <m:t>γ</m:t>
-                          </m:r>
-                          <m:r>
-                            <m:t>ω</m:t>
-                          </m:r>
-                        </m:e>
-                      </m:d>
+                      <m:r>
+                        <m:t>γ</m:t>
+                      </m:r>
+                    </m:e>
+                    <m:sup>
+                      <m:r>
+                        <m:t>2</m:t>
+                      </m:r>
+                    </m:sup>
+                  </m:sSup>
+                  <m:sSup>
+                    <m:e>
+                      <m:r>
+                        <m:t>Ω</m:t>
+                      </m:r>
                     </m:e>
                     <m:sup>
                       <m:r>
@@ -445,210 +504,17 @@
             </m:rPr>
             <m:t>,</m:t>
           </m:r>
-        </m:oMath>
-      </m:oMathPara>
-    </w:p>
-    <w:p>
-      <w:pPr>
-        <w:pStyle w:val="FirstParagraph"/>
-        <w:jc w:val="both"/>
-      </w:pPr>
-      <w:r>
-        <w:t xml:space="preserve">que es máxima cerca de</w:t>
-      </w:r>
-      <w:r>
-        <w:t xml:space="preserve"> </w:t>
-      </w:r>
-      <m:oMath>
-        <m:sSub>
-          <m:e>
-            <m:r>
-              <m:t>ω</m:t>
-            </m:r>
-          </m:e>
-          <m:sub>
-            <m:r>
-              <m:t>0</m:t>
-            </m:r>
-          </m:sub>
-        </m:sSub>
-      </m:oMath>
-      <w:r>
-        <w:t xml:space="preserve"> </w:t>
-      </w:r>
-      <w:r>
-        <w:t xml:space="preserve">(exactamente en</w:t>
-      </w:r>
-      <w:r>
-        <w:t xml:space="preserve"> </w:t>
-      </w:r>
-      <m:oMath>
-        <m:sSub>
-          <m:e>
-            <m:r>
-              <m:t>ω</m:t>
-            </m:r>
-          </m:e>
-          <m:sub>
-            <m:r>
-              <m:t>r</m:t>
-            </m:r>
-          </m:sub>
-        </m:sSub>
-        <m:r>
-          <m:rPr>
-            <m:sty m:val="p"/>
-          </m:rPr>
-          <m:t>=</m:t>
-        </m:r>
-        <m:rad>
-          <m:radPr>
-            <m:degHide m:val="on"/>
-          </m:radPr>
-          <m:deg/>
-          <m:e>
-            <m:sSubSup>
-              <m:e>
-                <m:r>
-                  <m:t>ω</m:t>
-                </m:r>
-              </m:e>
-              <m:sub>
-                <m:r>
-                  <m:t>0</m:t>
-                </m:r>
-              </m:sub>
-              <m:sup>
-                <m:r>
-                  <m:t>2</m:t>
-                </m:r>
-              </m:sup>
-            </m:sSubSup>
-            <m:r>
-              <m:rPr>
-                <m:sty m:val="p"/>
-              </m:rPr>
-              <m:t>−</m:t>
-            </m:r>
-            <m:sSup>
-              <m:e>
-                <m:r>
-                  <m:t>γ</m:t>
-                </m:r>
-              </m:e>
-              <m:sup>
-                <m:r>
-                  <m:t>2</m:t>
-                </m:r>
-              </m:sup>
-            </m:sSup>
-            <m:r>
-              <m:rPr>
-                <m:sty m:val="p"/>
-              </m:rPr>
-              <m:t>/</m:t>
-            </m:r>
-            <m:r>
-              <m:t>2</m:t>
-            </m:r>
-          </m:e>
-        </m:rad>
-      </m:oMath>
-      <w:r>
-        <w:t xml:space="preserve">). Para amortiguamiento débil, la anchura de la curva entre los dos puntos donde</w:t>
-      </w:r>
-      <w:r>
-        <w:t xml:space="preserve"> </w:t>
-      </w:r>
-      <m:oMath>
-        <m:r>
-          <m:t>A</m:t>
-        </m:r>
-        <m:r>
-          <m:rPr>
-            <m:sty m:val="p"/>
-          </m:rPr>
-          <m:t>=</m:t>
-        </m:r>
-        <m:sSub>
-          <m:e>
-            <m:r>
-              <m:t>A</m:t>
-            </m:r>
-          </m:e>
-          <m:sub>
-            <m:r>
-              <m:t>m</m:t>
-            </m:r>
-            <m:r>
-              <m:t>a</m:t>
-            </m:r>
-            <m:r>
-              <m:t>x</m:t>
-            </m:r>
-          </m:sub>
-        </m:sSub>
-        <m:r>
-          <m:rPr>
-            <m:sty m:val="p"/>
-          </m:rPr>
-          <m:t>/</m:t>
-        </m:r>
-        <m:rad>
-          <m:radPr>
-            <m:degHide m:val="on"/>
-          </m:radPr>
-          <m:deg/>
-          <m:e>
-            <m:r>
-              <m:t>2</m:t>
-            </m:r>
-          </m:e>
-        </m:rad>
-      </m:oMath>
-      <w:r>
-        <w:t xml:space="preserve"> </w:t>
-      </w:r>
-      <w:r>
-        <w:t xml:space="preserve">es</w:t>
-      </w:r>
-    </w:p>
-    <w:p>
-      <w:pPr>
-        <w:pStyle w:val="BodyText"/>
-        <w:jc w:val="both"/>
-      </w:pPr>
-      <m:oMathPara>
-        <m:oMathParaPr>
-          <m:jc m:val="center"/>
-        </m:oMathParaPr>
-        <m:oMath>
           <m:r>
-            <m:t>Δ</m:t>
-          </m:r>
-          <m:r>
-            <m:t>ω</m:t>
+            <m:t>  </m:t>
           </m:r>
           <m:r>
             <m:rPr>
               <m:sty m:val="p"/>
             </m:rPr>
-            <m:t>≃</m:t>
+            <m:t>tan</m:t>
           </m:r>
           <m:r>
-            <m:t>γ</m:t>
-          </m:r>
-          <m:r>
-            <m:rPr>
-              <m:sty m:val="p"/>
-            </m:rPr>
-            <m:t>,</m:t>
-          </m:r>
-          <m:r>
-            <m:t>  </m:t>
-          </m:r>
-          <m:r>
-            <m:t>Q</m:t>
+            <m:t>ϕ</m:t>
           </m:r>
           <m:r>
             <m:rPr>
@@ -661,7 +527,24 @@
               <m:type m:val="bar"/>
             </m:fPr>
             <m:num>
-              <m:sSub>
+              <m:r>
+                <m:rPr>
+                  <m:sty m:val="p"/>
+                </m:rPr>
+                <m:t>−</m:t>
+              </m:r>
+              <m:r>
+                <m:t>γ</m:t>
+              </m:r>
+              <m:r>
+                <m:t> </m:t>
+              </m:r>
+              <m:r>
+                <m:t>Ω</m:t>
+              </m:r>
+            </m:num>
+            <m:den>
+              <m:sSubSup>
                 <m:e>
                   <m:r>
                     <m:t>ω</m:t>
@@ -672,45 +555,30 @@
                     <m:t>0</m:t>
                   </m:r>
                 </m:sub>
-              </m:sSub>
-            </m:num>
-            <m:den>
+                <m:sup>
+                  <m:r>
+                    <m:t>2</m:t>
+                  </m:r>
+                </m:sup>
+              </m:sSubSup>
               <m:r>
-                <m:t>γ</m:t>
+                <m:rPr>
+                  <m:sty m:val="p"/>
+                </m:rPr>
+                <m:t>−</m:t>
               </m:r>
-            </m:den>
-          </m:f>
-          <m:r>
-            <m:rPr>
-              <m:sty m:val="p"/>
-            </m:rPr>
-            <m:t>≃</m:t>
-          </m:r>
-          <m:f>
-            <m:fPr>
-              <m:type m:val="bar"/>
-            </m:fPr>
-            <m:num>
-              <m:sSub>
+              <m:sSup>
                 <m:e>
                   <m:r>
-                    <m:t>ω</m:t>
+                    <m:t>Ω</m:t>
                   </m:r>
                 </m:e>
-                <m:sub>
+                <m:sup>
                   <m:r>
-                    <m:t>0</m:t>
+                    <m:t>2</m:t>
                   </m:r>
-                </m:sub>
-              </m:sSub>
-            </m:num>
-            <m:den>
-              <m:r>
-                <m:t>Δ</m:t>
-              </m:r>
-              <m:r>
-                <m:t>ω</m:t>
-              </m:r>
+                </m:sup>
+              </m:sSup>
             </m:den>
           </m:f>
           <m:r>
@@ -728,11 +596,521 @@
         <w:jc w:val="both"/>
       </w:pPr>
       <w:r>
-        <w:t xml:space="preserve">En resonancia, el desfase entre el excitador y la rueda es de 90°.</w:t>
+        <w:t xml:space="preserve">La amplitud es máxima en la</w:t>
+      </w:r>
+      <w:r>
+        <w:t xml:space="preserve"> </w:t>
+      </w:r>
+      <w:r>
+        <w:rPr>
+          <w:bCs/>
+          <w:b/>
+        </w:rPr>
+        <w:t xml:space="preserve">frecuencia de resonancia</w:t>
+      </w:r>
+    </w:p>
+    <w:p>
+      <w:pPr>
+        <w:pStyle w:val="BodyText"/>
+        <w:jc w:val="both"/>
+      </w:pPr>
+      <m:oMathPara>
+        <m:oMathParaPr>
+          <m:jc m:val="center"/>
+        </m:oMathParaPr>
+        <m:oMath>
+          <m:sSub>
+            <m:e>
+              <m:r>
+                <m:t>Ω</m:t>
+              </m:r>
+            </m:e>
+            <m:sub>
+              <m:r>
+                <m:t>r</m:t>
+              </m:r>
+            </m:sub>
+          </m:sSub>
+          <m:r>
+            <m:rPr>
+              <m:sty m:val="p"/>
+            </m:rPr>
+            <m:t>=</m:t>
+          </m:r>
+          <m:rad>
+            <m:radPr>
+              <m:degHide m:val="on"/>
+            </m:radPr>
+            <m:deg/>
+            <m:e>
+              <m:sSubSup>
+                <m:e>
+                  <m:r>
+                    <m:t>ω</m:t>
+                  </m:r>
+                </m:e>
+                <m:sub>
+                  <m:r>
+                    <m:t>0</m:t>
+                  </m:r>
+                </m:sub>
+                <m:sup>
+                  <m:r>
+                    <m:t>2</m:t>
+                  </m:r>
+                </m:sup>
+              </m:sSubSup>
+              <m:r>
+                <m:rPr>
+                  <m:sty m:val="p"/>
+                </m:rPr>
+                <m:t>−</m:t>
+              </m:r>
+              <m:f>
+                <m:fPr>
+                  <m:type m:val="bar"/>
+                </m:fPr>
+                <m:num>
+                  <m:sSup>
+                    <m:e>
+                      <m:r>
+                        <m:t>γ</m:t>
+                      </m:r>
+                    </m:e>
+                    <m:sup>
+                      <m:r>
+                        <m:t>2</m:t>
+                      </m:r>
+                    </m:sup>
+                  </m:sSup>
+                </m:num>
+                <m:den>
+                  <m:r>
+                    <m:t>2</m:t>
+                  </m:r>
+                </m:den>
+              </m:f>
+            </m:e>
+          </m:rad>
+          <m:r>
+            <m:rPr>
+              <m:sty m:val="p"/>
+            </m:rPr>
+            <m:t>,</m:t>
+          </m:r>
+          <m:r>
+            <m:t>  </m:t>
+          </m:r>
+          <m:sSub>
+            <m:e>
+              <m:r>
+                <m:t>A</m:t>
+              </m:r>
+            </m:e>
+            <m:sub>
+              <m:r>
+                <m:t>r</m:t>
+              </m:r>
+            </m:sub>
+          </m:sSub>
+          <m:r>
+            <m:rPr>
+              <m:sty m:val="p"/>
+            </m:rPr>
+            <m:t>=</m:t>
+          </m:r>
+          <m:f>
+            <m:fPr>
+              <m:type m:val="bar"/>
+            </m:fPr>
+            <m:num>
+              <m:sSub>
+                <m:e>
+                  <m:r>
+                    <m:t>f</m:t>
+                  </m:r>
+                </m:e>
+                <m:sub>
+                  <m:r>
+                    <m:t>0</m:t>
+                  </m:r>
+                </m:sub>
+              </m:sSub>
+            </m:num>
+            <m:den>
+              <m:r>
+                <m:t>γ</m:t>
+              </m:r>
+              <m:rad>
+                <m:radPr>
+                  <m:degHide m:val="on"/>
+                </m:radPr>
+                <m:deg/>
+                <m:e>
+                  <m:sSubSup>
+                    <m:e>
+                      <m:r>
+                        <m:t>ω</m:t>
+                      </m:r>
+                    </m:e>
+                    <m:sub>
+                      <m:r>
+                        <m:t>0</m:t>
+                      </m:r>
+                    </m:sub>
+                    <m:sup>
+                      <m:r>
+                        <m:t>2</m:t>
+                      </m:r>
+                    </m:sup>
+                  </m:sSubSup>
+                  <m:r>
+                    <m:rPr>
+                      <m:sty m:val="p"/>
+                    </m:rPr>
+                    <m:t>−</m:t>
+                  </m:r>
+                  <m:sSup>
+                    <m:e>
+                      <m:r>
+                        <m:t>γ</m:t>
+                      </m:r>
+                    </m:e>
+                    <m:sup>
+                      <m:r>
+                        <m:t>2</m:t>
+                      </m:r>
+                    </m:sup>
+                  </m:sSup>
+                  <m:r>
+                    <m:rPr>
+                      <m:sty m:val="p"/>
+                    </m:rPr>
+                    <m:t>/</m:t>
+                  </m:r>
+                  <m:r>
+                    <m:t>4</m:t>
+                  </m:r>
+                </m:e>
+              </m:rad>
+            </m:den>
+          </m:f>
+          <m:r>
+            <m:rPr>
+              <m:sty m:val="p"/>
+            </m:rPr>
+            <m:t>.</m:t>
+          </m:r>
+        </m:oMath>
+      </m:oMathPara>
+    </w:p>
+    <w:p>
+      <w:pPr>
+        <w:pStyle w:val="FirstParagraph"/>
+        <w:jc w:val="both"/>
+      </w:pPr>
+      <w:r>
+        <w:t xml:space="preserve">Cuanto mayor es el amortiguamiento, menor y más ancho es el pico; sin amortiguamiento la amplitud de resonancia sería infinita. Para amortiguamiento débil, la anchura de la curva entre los dos puntos donde</w:t>
+      </w:r>
+      <w:r>
+        <w:t xml:space="preserve"> </w:t>
+      </w:r>
+      <m:oMath>
+        <m:r>
+          <m:t>A</m:t>
+        </m:r>
+        <m:r>
+          <m:rPr>
+            <m:sty m:val="p"/>
+          </m:rPr>
+          <m:t>=</m:t>
+        </m:r>
+        <m:sSub>
+          <m:e>
+            <m:r>
+              <m:t>A</m:t>
+            </m:r>
+          </m:e>
+          <m:sub>
+            <m:r>
+              <m:t>r</m:t>
+            </m:r>
+          </m:sub>
+        </m:sSub>
+        <m:r>
+          <m:rPr>
+            <m:sty m:val="p"/>
+          </m:rPr>
+          <m:t>/</m:t>
+        </m:r>
+        <m:rad>
+          <m:radPr>
+            <m:degHide m:val="on"/>
+          </m:radPr>
+          <m:deg/>
+          <m:e>
+            <m:r>
+              <m:t>2</m:t>
+            </m:r>
+          </m:e>
+        </m:rad>
+      </m:oMath>
+      <w:r>
+        <w:t xml:space="preserve"> </w:t>
+      </w:r>
+      <w:r>
+        <w:t xml:space="preserve">es</w:t>
+      </w:r>
+      <w:r>
+        <w:t xml:space="preserve"> </w:t>
+      </w:r>
+      <m:oMath>
+        <m:r>
+          <m:t>Δ</m:t>
+        </m:r>
+        <m:r>
+          <m:t>Ω</m:t>
+        </m:r>
+        <m:r>
+          <m:rPr>
+            <m:sty m:val="p"/>
+          </m:rPr>
+          <m:t>≃</m:t>
+        </m:r>
+        <m:r>
+          <m:t>γ</m:t>
+        </m:r>
+      </m:oMath>
+      <w:r>
+        <w:t xml:space="preserve"> </w:t>
+      </w:r>
+      <w:r>
+        <w:t xml:space="preserve">y el factor de calidad</w:t>
+      </w:r>
+      <w:r>
+        <w:t xml:space="preserve"> </w:t>
+      </w:r>
+      <m:oMath>
+        <m:r>
+          <m:t>Q</m:t>
+        </m:r>
+        <m:r>
+          <m:rPr>
+            <m:sty m:val="p"/>
+          </m:rPr>
+          <m:t>=</m:t>
+        </m:r>
+        <m:sSub>
+          <m:e>
+            <m:r>
+              <m:t>ω</m:t>
+            </m:r>
+          </m:e>
+          <m:sub>
+            <m:r>
+              <m:t>0</m:t>
+            </m:r>
+          </m:sub>
+        </m:sSub>
+        <m:r>
+          <m:rPr>
+            <m:sty m:val="p"/>
+          </m:rPr>
+          <m:t>/</m:t>
+        </m:r>
+        <m:r>
+          <m:t>γ</m:t>
+        </m:r>
+        <m:r>
+          <m:rPr>
+            <m:sty m:val="p"/>
+          </m:rPr>
+          <m:t>≃</m:t>
+        </m:r>
+        <m:sSub>
+          <m:e>
+            <m:r>
+              <m:t>Ω</m:t>
+            </m:r>
+          </m:e>
+          <m:sub>
+            <m:r>
+              <m:t>r</m:t>
+            </m:r>
+          </m:sub>
+        </m:sSub>
+        <m:r>
+          <m:rPr>
+            <m:sty m:val="p"/>
+          </m:rPr>
+          <m:t>/</m:t>
+        </m:r>
+        <m:r>
+          <m:t>Δ</m:t>
+        </m:r>
+        <m:r>
+          <m:t>Ω</m:t>
+        </m:r>
+      </m:oMath>
+      <w:r>
+        <w:t xml:space="preserve">. Para</w:t>
+      </w:r>
+      <w:r>
+        <w:t xml:space="preserve"> </w:t>
+      </w:r>
+      <m:oMath>
+        <m:r>
+          <m:t>Ω</m:t>
+        </m:r>
+        <m:r>
+          <m:rPr>
+            <m:sty m:val="p"/>
+          </m:rPr>
+          <m:t>≪</m:t>
+        </m:r>
+        <m:sSub>
+          <m:e>
+            <m:r>
+              <m:t>ω</m:t>
+            </m:r>
+          </m:e>
+          <m:sub>
+            <m:r>
+              <m:t>0</m:t>
+            </m:r>
+          </m:sub>
+        </m:sSub>
+      </m:oMath>
+      <w:r>
+        <w:t xml:space="preserve"> </w:t>
+      </w:r>
+      <w:r>
+        <w:t xml:space="preserve">la rueda oscila en fase con el excitador (</w:t>
+      </w:r>
+      <m:oMath>
+        <m:r>
+          <m:t>ϕ</m:t>
+        </m:r>
+        <m:r>
+          <m:rPr>
+            <m:sty m:val="p"/>
+          </m:rPr>
+          <m:t>≈</m:t>
+        </m:r>
+        <m:r>
+          <m:t>0</m:t>
+        </m:r>
+      </m:oMath>
+      <w:r>
+        <w:t xml:space="preserve">); para</w:t>
+      </w:r>
+      <w:r>
+        <w:t xml:space="preserve"> </w:t>
+      </w:r>
+      <m:oMath>
+        <m:r>
+          <m:t>Ω</m:t>
+        </m:r>
+        <m:r>
+          <m:rPr>
+            <m:sty m:val="p"/>
+          </m:rPr>
+          <m:t>≫</m:t>
+        </m:r>
+        <m:sSub>
+          <m:e>
+            <m:r>
+              <m:t>ω</m:t>
+            </m:r>
+          </m:e>
+          <m:sub>
+            <m:r>
+              <m:t>0</m:t>
+            </m:r>
+          </m:sub>
+        </m:sSub>
+      </m:oMath>
+      <w:r>
+        <w:t xml:space="preserve">, en oposición de fase (</w:t>
+      </w:r>
+      <m:oMath>
+        <m:r>
+          <m:t>ϕ</m:t>
+        </m:r>
+        <m:r>
+          <m:rPr>
+            <m:sty m:val="p"/>
+          </m:rPr>
+          <m:t>≈</m:t>
+        </m:r>
+        <m:r>
+          <m:t>π</m:t>
+        </m:r>
+      </m:oMath>
+      <w:r>
+        <w:t xml:space="preserve">), y para</w:t>
+      </w:r>
+      <w:r>
+        <w:t xml:space="preserve"> </w:t>
+      </w:r>
+      <m:oMath>
+        <m:r>
+          <m:t>Ω</m:t>
+        </m:r>
+        <m:r>
+          <m:rPr>
+            <m:sty m:val="p"/>
+          </m:rPr>
+          <m:t>=</m:t>
+        </m:r>
+        <m:sSub>
+          <m:e>
+            <m:r>
+              <m:t>ω</m:t>
+            </m:r>
+          </m:e>
+          <m:sub>
+            <m:r>
+              <m:t>0</m:t>
+            </m:r>
+          </m:sub>
+        </m:sSub>
+      </m:oMath>
+      <w:r>
+        <w:t xml:space="preserve"> </w:t>
+      </w:r>
+      <w:r>
+        <w:t xml:space="preserve">ambos están en cuadratura (</w:t>
+      </w:r>
+      <m:oMath>
+        <m:r>
+          <m:t>ϕ</m:t>
+        </m:r>
+        <m:r>
+          <m:rPr>
+            <m:sty m:val="p"/>
+          </m:rPr>
+          <m:t>=</m:t>
+        </m:r>
+        <m:r>
+          <m:t>π</m:t>
+        </m:r>
+        <m:r>
+          <m:rPr>
+            <m:sty m:val="p"/>
+          </m:rPr>
+          <m:t>/</m:t>
+        </m:r>
+        <m:r>
+          <m:t>2</m:t>
+        </m:r>
+      </m:oMath>
+      <w:r>
+        <w:t xml:space="preserve">).</w:t>
       </w:r>
     </w:p>
     <w:bookmarkEnd w:id="22"/>
-    <w:bookmarkStart w:id="26" w:name="montaje-experimental"/>
+    <w:bookmarkStart w:id="29" w:name="montaje-experimental"/>
     <w:p>
       <w:pPr>
         <w:pStyle w:val="Heading2"/>
@@ -811,79 +1189,64 @@
         <w:jc w:val="both"/>
       </w:pPr>
       <w:r>
-        <w:t xml:space="preserve">El motor se alimenta con el alimentador de 12 V; su velocidad se regula con sus mandos y su periodo</w:t>
-      </w:r>
-      <w:r>
-        <w:t xml:space="preserve"> </w:t>
-      </w:r>
-      <m:oMath>
-        <m:sSub>
-          <m:e>
-            <m:r>
-              <m:t>T</m:t>
-            </m:r>
-          </m:e>
-          <m:sub>
-            <m:r>
-              <m:t>e</m:t>
-            </m:r>
-          </m:sub>
-        </m:sSub>
-      </m:oMath>
-      <w:r>
-        <w:t xml:space="preserve">, con</w:t>
-      </w:r>
-      <w:r>
-        <w:t xml:space="preserve"> </w:t>
-      </w:r>
-      <m:oMath>
-        <m:r>
-          <m:t>ω</m:t>
-        </m:r>
-        <m:r>
-          <m:rPr>
-            <m:sty m:val="p"/>
-          </m:rPr>
-          <m:t>=</m:t>
-        </m:r>
-        <m:r>
-          <m:t>2</m:t>
-        </m:r>
-        <m:r>
-          <m:t>π</m:t>
-        </m:r>
-        <m:r>
-          <m:rPr>
-            <m:sty m:val="p"/>
-          </m:rPr>
-          <m:t>/</m:t>
-        </m:r>
-        <m:sSub>
-          <m:e>
-            <m:r>
-              <m:t>T</m:t>
-            </m:r>
-          </m:e>
-          <m:sub>
-            <m:r>
-              <m:t>e</m:t>
-            </m:r>
-          </m:sub>
-        </m:sSub>
-      </m:oMath>
-      <w:r>
-        <w:t xml:space="preserve">, se mide con el cronómetro digital. El freno se alimenta con la fuente de alimentación a corriente fija</w:t>
-      </w:r>
-      <w:r>
-        <w:t xml:space="preserve"> </w:t>
-      </w:r>
-      <m:oMath>
-        <m:r>
-          <m:t>I</m:t>
-        </m:r>
-      </m:oMath>
-      <w:r>
-        <w:t xml:space="preserve">, leída en el multímetro. La amplitud estacionaria se lee en el anillo graduado, en divisiones. Las marcas del excitador y de la rueda sobre el anillo permiten ver el desfase entre ambos.</w:t>
+        <w:t xml:space="preserve">El freno se alimenta como en la práctica anterior: salida de alterna de la fuente, rectificador y amperímetro en serie (Figura 2). La salida de continua de la fuente se conecta a las dos hembras superiores del motor. El motor no debe recibir más de 650 mA: antes de encenderlo, poner el dial de corriente continua de la fuente en unos 0,65 A; hecho esto, ya puede girarse el dial de tensión hasta su valor máximo.</w:t>
+      </w:r>
+    </w:p>
+    <w:p>
+      <w:pPr>
+        <w:pStyle w:val="CaptionedFigure"/>
+        <w:jc w:val="center"/>
+      </w:pPr>
+      <w:r>
+        <w:drawing>
+          <wp:inline>
+            <wp:extent cx="4319999" cy="1886896"/>
+            <wp:effectExtent b="0" l="0" r="0" t="0"/>
+            <wp:docPr descr="Figura 2. Conexiones del freno y del motor." title="" id="27" name="Picture"/>
+            <a:graphic>
+              <a:graphicData uri="http://schemas.openxmlformats.org/drawingml/2006/picture">
+                <pic:pic>
+                  <pic:nvPicPr>
+                    <pic:cNvPr descr="fig/pohlcon.png" id="28" name="Picture"/>
+                    <pic:cNvPicPr>
+                      <a:picLocks noChangeArrowheads="1" noChangeAspect="1"/>
+                    </pic:cNvPicPr>
+                  </pic:nvPicPr>
+                  <pic:blipFill>
+                    <a:blip r:embed="rId26"/>
+                    <a:stretch>
+                      <a:fillRect/>
+                    </a:stretch>
+                  </pic:blipFill>
+                  <pic:spPr bwMode="auto">
+                    <a:xfrm>
+                      <a:off x="0" y="0"/>
+                      <a:ext cx="4319999" cy="1886896"/>
+                    </a:xfrm>
+                    <a:prstGeom prst="rect">
+                      <a:avLst/>
+                    </a:prstGeom>
+                    <a:noFill/>
+                    <a:ln w="9525">
+                      <a:noFill/>
+                      <a:headEnd/>
+                      <a:tailEnd/>
+                    </a:ln>
+                  </pic:spPr>
+                </pic:pic>
+              </a:graphicData>
+            </a:graphic>
+          </wp:inline>
+        </w:drawing>
+      </w:r>
+    </w:p>
+    <w:p>
+      <w:pPr>
+        <w:pStyle w:val="ImageCaption"/>
+        <w:jc w:val="center"/>
+      </w:pPr>
+      <w:r>
+        <w:t xml:space="preserve">Figura 2. Conexiones del freno y del motor.</w:t>
       </w:r>
     </w:p>
     <w:p>
@@ -892,6 +1255,76 @@
         <w:jc w:val="both"/>
       </w:pPr>
       <w:r>
+        <w:t xml:space="preserve">La frecuencia del motor se regula con los dos diales de su parte superior: el derecho para el ajuste aproximado y el izquierdo para el fino. El periodo del motor,</w:t>
+      </w:r>
+      <w:r>
+        <w:t xml:space="preserve"> </w:t>
+      </w:r>
+      <m:oMath>
+        <m:sSub>
+          <m:e>
+            <m:r>
+              <m:t>T</m:t>
+            </m:r>
+          </m:e>
+          <m:sub>
+            <m:r>
+              <m:t>f</m:t>
+            </m:r>
+          </m:sub>
+        </m:sSub>
+      </m:oMath>
+      <w:r>
+        <w:t xml:space="preserve">, se mide con el cronómetro contando sus vueltas, y</w:t>
+      </w:r>
+      <w:r>
+        <w:t xml:space="preserve"> </w:t>
+      </w:r>
+      <m:oMath>
+        <m:r>
+          <m:t>Ω</m:t>
+        </m:r>
+        <m:r>
+          <m:rPr>
+            <m:sty m:val="p"/>
+          </m:rPr>
+          <m:t>=</m:t>
+        </m:r>
+        <m:r>
+          <m:t>2</m:t>
+        </m:r>
+        <m:r>
+          <m:t>π</m:t>
+        </m:r>
+        <m:r>
+          <m:rPr>
+            <m:sty m:val="p"/>
+          </m:rPr>
+          <m:t>/</m:t>
+        </m:r>
+        <m:sSub>
+          <m:e>
+            <m:r>
+              <m:t>T</m:t>
+            </m:r>
+          </m:e>
+          <m:sub>
+            <m:r>
+              <m:t>f</m:t>
+            </m:r>
+          </m:sub>
+        </m:sSub>
+      </m:oMath>
+      <w:r>
+        <w:t xml:space="preserve">. La amplitud se lee en el anillo graduado, en divisiones. La flecha blanca de la rueda y la flecha negra del excitador permiten ver el desfase entre ambos.</w:t>
+      </w:r>
+    </w:p>
+    <w:p>
+      <w:pPr>
+        <w:pStyle w:val="BodyText"/>
+        <w:jc w:val="both"/>
+      </w:pPr>
+      <w:r>
         <w:rPr>
           <w:bCs/>
           <w:b/>
@@ -902,11 +1335,11 @@
         <w:t xml:space="preserve"> </w:t>
       </w:r>
       <w:r>
-        <w:t xml:space="preserve">no trabaje cerca de la resonancia con el freno apagado, porque la amplitud se sale de la escala. No supere la tensión máxima del motor.</w:t>
+        <w:t xml:space="preserve">el freno soporta como máximo 1 A (no pase de 10 V de alterna). No trabaje cerca de la resonancia con el freno apagado, porque la amplitud se sale de la escala.</w:t>
       </w:r>
     </w:p>
-    <w:bookmarkEnd w:id="26"/>
-    <w:bookmarkStart w:id="27" w:name="resultados"/>
+    <w:bookmarkEnd w:id="29"/>
+    <w:bookmarkStart w:id="30" w:name="resultados"/>
     <w:p>
       <w:pPr>
         <w:pStyle w:val="Heading2"/>
@@ -932,13 +1365,13 @@
           <w:bCs/>
           <w:b/>
         </w:rPr>
-        <w:t xml:space="preserve">Parte A. Amortiguamiento libre.</w:t>
-      </w:r>
-      <w:r>
-        <w:t xml:space="preserve"> </w:t>
-      </w:r>
-      <w:r>
-        <w:t xml:space="preserve">Fijar la corriente del freno indicada por el profesor (por ejemplo 0,4 A). Con el motor parado, medir el periodo de 5 oscilaciones y las amplitudes de 5 máximos sucesivos para obtener</w:t>
+        <w:t xml:space="preserve">Parte A. Oscilaciones libres y amortiguadas.</w:t>
+      </w:r>
+      <w:r>
+        <w:t xml:space="preserve"> </w:t>
+      </w:r>
+      <w:r>
+        <w:t xml:space="preserve">Con el motor parado, medir</w:t>
       </w:r>
       <w:r>
         <w:t xml:space="preserve"> </w:t>
@@ -947,24 +1380,12 @@
         <m:sSub>
           <m:e>
             <m:r>
-              <m:t>γ</m:t>
+              <m:t>T</m:t>
             </m:r>
           </m:e>
           <m:sub>
             <m:r>
-              <m:t>l</m:t>
-            </m:r>
-            <m:r>
-              <m:t>i</m:t>
-            </m:r>
-            <m:r>
-              <m:t>b</m:t>
-            </m:r>
-            <m:r>
-              <m:t>r</m:t>
-            </m:r>
-            <m:r>
-              <m:t>e</m:t>
+              <m:t>0</m:t>
             </m:r>
           </m:sub>
         </m:sSub>
@@ -973,7 +1394,44 @@
         <w:t xml:space="preserve"> </w:t>
       </w:r>
       <w:r>
-        <w:t xml:space="preserve">como en la práctica anterior.</w:t>
+        <w:t xml:space="preserve">(cinco veces el tiempo de 20 oscilaciones, freno apagado) y, con el freno a</w:t>
+      </w:r>
+      <w:r>
+        <w:t xml:space="preserve"> </w:t>
+      </w:r>
+      <m:oMath>
+        <m:sSub>
+          <m:e>
+            <m:r>
+              <m:t>V</m:t>
+            </m:r>
+          </m:e>
+          <m:sub>
+            <m:r>
+              <m:t>B</m:t>
+            </m:r>
+          </m:sub>
+        </m:sSub>
+      </m:oMath>
+      <w:r>
+        <w:t xml:space="preserve"> </w:t>
+      </w:r>
+      <w:r>
+        <w:t xml:space="preserve">= 4 V, las amplitudes de los extremos sucesivos para obtener</w:t>
+      </w:r>
+      <w:r>
+        <w:t xml:space="preserve"> </w:t>
+      </w:r>
+      <m:oMath>
+        <m:r>
+          <m:t>γ</m:t>
+        </m:r>
+      </m:oMath>
+      <w:r>
+        <w:t xml:space="preserve"> </w:t>
+      </w:r>
+      <w:r>
+        <w:t xml:space="preserve">como en la práctica anterior. Si ya se hizo esa práctica, pueden usarse sus resultados.</w:t>
       </w:r>
     </w:p>
     <w:p>
@@ -982,15 +1440,24 @@
         <w:jc w:val="both"/>
       </w:pPr>
       <m:oMath>
-        <m:r>
-          <m:t>I</m:t>
-        </m:r>
+        <m:sSub>
+          <m:e>
+            <m:r>
+              <m:t>T</m:t>
+            </m:r>
+          </m:e>
+          <m:sub>
+            <m:r>
+              <m:t>0</m:t>
+            </m:r>
+          </m:sub>
+        </m:sSub>
       </m:oMath>
       <w:r>
         <w:t xml:space="preserve"> </w:t>
       </w:r>
       <w:r>
-        <w:t xml:space="preserve">= __________</w:t>
+        <w:t xml:space="preserve">= ( __________ ± __________ ) s</w:t>
       </w:r>
       <w:r>
         <w:t xml:space="preserve"> </w:t>
@@ -999,15 +1466,278 @@
         <m:r>
           <m:t>  </m:t>
         </m:r>
-        <m:r>
-          <m:t>T</m:t>
-        </m:r>
+        <m:sSub>
+          <m:e>
+            <m:r>
+              <m:t>ω</m:t>
+            </m:r>
+          </m:e>
+          <m:sub>
+            <m:r>
+              <m:t>0</m:t>
+            </m:r>
+          </m:sub>
+        </m:sSub>
       </m:oMath>
       <w:r>
         <w:t xml:space="preserve"> </w:t>
       </w:r>
       <w:r>
-        <w:t xml:space="preserve">= __________</w:t>
+        <w:t xml:space="preserve">= ( __________ ± __________ ) rad/s</w:t>
+      </w:r>
+    </w:p>
+    <w:p>
+      <w:pPr>
+        <w:pStyle w:val="BodyText"/>
+        <w:jc w:val="both"/>
+      </w:pPr>
+      <m:oMath>
+        <m:sSub>
+          <m:e>
+            <m:r>
+              <m:t>I</m:t>
+            </m:r>
+          </m:e>
+          <m:sub>
+            <m:r>
+              <m:t>B</m:t>
+            </m:r>
+          </m:sub>
+        </m:sSub>
+      </m:oMath>
+      <w:r>
+        <w:t xml:space="preserve"> </w:t>
+      </w:r>
+      <w:r>
+        <w:t xml:space="preserve">(4 V) = __________ A</w:t>
+      </w:r>
+      <w:r>
+        <w:t xml:space="preserve"> </w:t>
+      </w:r>
+      <m:oMath>
+        <m:r>
+          <m:t>  </m:t>
+        </m:r>
+        <m:r>
+          <m:t>γ</m:t>
+        </m:r>
+      </m:oMath>
+      <w:r>
+        <w:t xml:space="preserve"> </w:t>
+      </w:r>
+      <w:r>
+        <w:t xml:space="preserve">= ( __________ ± __________ ) s⁻¹</w:t>
+      </w:r>
+    </w:p>
+    <w:p>
+      <w:pPr>
+        <w:pStyle w:val="BodyText"/>
+        <w:jc w:val="both"/>
+      </w:pPr>
+      <w:r>
+        <w:rPr>
+          <w:bCs/>
+          <w:b/>
+        </w:rPr>
+        <w:t xml:space="preserve">Parte B. Curva de resonancia.</w:t>
+      </w:r>
+      <w:r>
+        <w:t xml:space="preserve"> </w:t>
+      </w:r>
+      <w:r>
+        <w:t xml:space="preserve">Con el freno a</w:t>
+      </w:r>
+      <w:r>
+        <w:t xml:space="preserve"> </w:t>
+      </w:r>
+      <m:oMath>
+        <m:sSub>
+          <m:e>
+            <m:r>
+              <m:t>V</m:t>
+            </m:r>
+          </m:e>
+          <m:sub>
+            <m:r>
+              <m:t>B</m:t>
+            </m:r>
+          </m:sub>
+        </m:sSub>
+      </m:oMath>
+      <w:r>
+        <w:t xml:space="preserve"> </w:t>
+      </w:r>
+      <w:r>
+        <w:t xml:space="preserve">= 4 V, encender el motor y variar lentamente su frecuencia. Para cada valor: medir el tiempo de 5 vueltas del motor para obtener</w:t>
+      </w:r>
+      <w:r>
+        <w:t xml:space="preserve"> </w:t>
+      </w:r>
+      <m:oMath>
+        <m:sSub>
+          <m:e>
+            <m:r>
+              <m:t>T</m:t>
+            </m:r>
+          </m:e>
+          <m:sub>
+            <m:r>
+              <m:t>f</m:t>
+            </m:r>
+          </m:sub>
+        </m:sSub>
+      </m:oMath>
+      <w:r>
+        <w:t xml:space="preserve">, esperar a que desaparezca el transitorio (la amplitud deja de cambiar; cerca de la resonancia, 2 o 3 minutos) y anotar las desviaciones máximas a izquierda,</w:t>
+      </w:r>
+      <w:r>
+        <w:t xml:space="preserve"> </w:t>
+      </w:r>
+      <m:oMath>
+        <m:sSup>
+          <m:e>
+            <m:r>
+              <m:t>φ</m:t>
+            </m:r>
+          </m:e>
+          <m:sup>
+            <m:r>
+              <m:t>i</m:t>
+            </m:r>
+          </m:sup>
+        </m:sSup>
+      </m:oMath>
+      <w:r>
+        <w:t xml:space="preserve">, y a derecha,</w:t>
+      </w:r>
+      <w:r>
+        <w:t xml:space="preserve"> </w:t>
+      </w:r>
+      <m:oMath>
+        <m:sSup>
+          <m:e>
+            <m:r>
+              <m:t>φ</m:t>
+            </m:r>
+          </m:e>
+          <m:sup>
+            <m:r>
+              <m:t>d</m:t>
+            </m:r>
+          </m:sup>
+        </m:sSup>
+      </m:oMath>
+      <w:r>
+        <w:t xml:space="preserve">. La amplitud es su media,</w:t>
+      </w:r>
+      <w:r>
+        <w:t xml:space="preserve"> </w:t>
+      </w:r>
+      <m:oMath>
+        <m:r>
+          <m:t>φ</m:t>
+        </m:r>
+        <m:r>
+          <m:rPr>
+            <m:sty m:val="p"/>
+          </m:rPr>
+          <m:t>=</m:t>
+        </m:r>
+        <m:d>
+          <m:dPr>
+            <m:begChr m:val="("/>
+            <m:endChr m:val=")"/>
+            <m:sepChr m:val=""/>
+            <m:grow/>
+          </m:dPr>
+          <m:e>
+            <m:sSup>
+              <m:e>
+                <m:r>
+                  <m:t>φ</m:t>
+                </m:r>
+              </m:e>
+              <m:sup>
+                <m:r>
+                  <m:t>i</m:t>
+                </m:r>
+              </m:sup>
+            </m:sSup>
+            <m:r>
+              <m:rPr>
+                <m:sty m:val="p"/>
+              </m:rPr>
+              <m:t>+</m:t>
+            </m:r>
+            <m:sSup>
+              <m:e>
+                <m:r>
+                  <m:t>φ</m:t>
+                </m:r>
+              </m:e>
+              <m:sup>
+                <m:r>
+                  <m:t>d</m:t>
+                </m:r>
+              </m:sup>
+            </m:sSup>
+          </m:e>
+        </m:d>
+        <m:r>
+          <m:rPr>
+            <m:sty m:val="p"/>
+          </m:rPr>
+          <m:t>/</m:t>
+        </m:r>
+        <m:r>
+          <m:t>2</m:t>
+        </m:r>
+      </m:oMath>
+      <w:r>
+        <w:t xml:space="preserve">, porque el punto medio de la oscilación puede no coincidir con el cero. Tomar más medidas en la zona de resonancia (cuando</w:t>
+      </w:r>
+      <w:r>
+        <w:t xml:space="preserve"> </w:t>
+      </w:r>
+      <m:oMath>
+        <m:sSub>
+          <m:e>
+            <m:r>
+              <m:t>T</m:t>
+            </m:r>
+          </m:e>
+          <m:sub>
+            <m:r>
+              <m:t>f</m:t>
+            </m:r>
+          </m:sub>
+        </m:sSub>
+      </m:oMath>
+      <w:r>
+        <w:t xml:space="preserve"> </w:t>
+      </w:r>
+      <w:r>
+        <w:t xml:space="preserve">se acerca a</w:t>
+      </w:r>
+      <w:r>
+        <w:t xml:space="preserve"> </w:t>
+      </w:r>
+      <m:oMath>
+        <m:sSub>
+          <m:e>
+            <m:r>
+              <m:t>T</m:t>
+            </m:r>
+          </m:e>
+          <m:sub>
+            <m:r>
+              <m:t>0</m:t>
+            </m:r>
+          </m:sub>
+        </m:sSub>
+      </m:oMath>
+      <w:r>
+        <w:t xml:space="preserve">) y también por encima de ella. Observar el desfase entre las flechas a frecuencias bajas, en la resonancia y a frecuencias altas.</w:t>
       </w:r>
     </w:p>
     <w:tbl>
@@ -1023,7 +1753,7 @@
           <w:insideV w:val="single" w:sz="6" w:color="000000"/>
         </w:tblBorders>
         <w:tblLook w:firstRow="1" w:lastRow="0" w:firstColumn="0" w:lastColumn="0" w:noHBand="0" w:noVBand="0" w:val="0020"/>
-        <w:tblCaption w:val="Tabla 1. Amplitudes de los máximos sucesivos (divisiones)."/>
+        <w:tblCaption w:val="Tabla 1. Amplitud estacionaria frente a la frecuencia de excitación."/>
       </w:tblPr>
       <w:tblGrid>
         <w:gridCol w:w="1131"/>
@@ -1050,344 +1780,6 @@
               <w:jc w:val="center"/>
             </w:pPr>
             <m:oMath>
-              <m:r>
-                <m:t>n</m:t>
-              </m:r>
-            </m:oMath>
-          </w:p>
-        </w:tc>
-        <w:tc>
-          <w:tcPr>
-            <w:shd w:val="clear" w:color="auto" w:fill="FFF0C1"/>
-            <w:vAlign w:val="center"/>
-          </w:tcPr>
-          <w:p>
-            <w:pPr>
-              <w:pStyle w:val="Compact"/>
-              <w:jc w:val="center"/>
-            </w:pPr>
-            <w:r>
-              <w:rPr>
-                <w:sz w:val="20"/>
-              </w:rPr>
-              <w:t xml:space="preserve">0</w:t>
-            </w:r>
-          </w:p>
-        </w:tc>
-        <w:tc>
-          <w:tcPr>
-            <w:shd w:val="clear" w:color="auto" w:fill="FFF0C1"/>
-            <w:vAlign w:val="center"/>
-          </w:tcPr>
-          <w:p>
-            <w:pPr>
-              <w:pStyle w:val="Compact"/>
-              <w:jc w:val="center"/>
-            </w:pPr>
-            <w:r>
-              <w:rPr>
-                <w:sz w:val="20"/>
-              </w:rPr>
-              <w:t xml:space="preserve">1</w:t>
-            </w:r>
-          </w:p>
-        </w:tc>
-        <w:tc>
-          <w:tcPr>
-            <w:shd w:val="clear" w:color="auto" w:fill="FFF0C1"/>
-            <w:vAlign w:val="center"/>
-          </w:tcPr>
-          <w:p>
-            <w:pPr>
-              <w:pStyle w:val="Compact"/>
-              <w:jc w:val="center"/>
-            </w:pPr>
-            <w:r>
-              <w:rPr>
-                <w:sz w:val="20"/>
-              </w:rPr>
-              <w:t xml:space="preserve">2</w:t>
-            </w:r>
-          </w:p>
-        </w:tc>
-        <w:tc>
-          <w:tcPr>
-            <w:shd w:val="clear" w:color="auto" w:fill="FFF0C1"/>
-            <w:vAlign w:val="center"/>
-          </w:tcPr>
-          <w:p>
-            <w:pPr>
-              <w:pStyle w:val="Compact"/>
-              <w:jc w:val="center"/>
-            </w:pPr>
-            <w:r>
-              <w:rPr>
-                <w:sz w:val="20"/>
-              </w:rPr>
-              <w:t xml:space="preserve">3</w:t>
-            </w:r>
-          </w:p>
-        </w:tc>
-        <w:tc>
-          <w:tcPr>
-            <w:shd w:val="clear" w:color="auto" w:fill="FFF0C1"/>
-            <w:vAlign w:val="center"/>
-          </w:tcPr>
-          <w:p>
-            <w:pPr>
-              <w:pStyle w:val="Compact"/>
-              <w:jc w:val="center"/>
-            </w:pPr>
-            <w:r>
-              <w:rPr>
-                <w:sz w:val="20"/>
-              </w:rPr>
-              <w:t xml:space="preserve">4</w:t>
-            </w:r>
-          </w:p>
-        </w:tc>
-        <w:tc>
-          <w:tcPr>
-            <w:shd w:val="clear" w:color="auto" w:fill="FFF0C1"/>
-            <w:vAlign w:val="center"/>
-          </w:tcPr>
-          <w:p>
-            <w:pPr>
-              <w:pStyle w:val="Compact"/>
-              <w:jc w:val="center"/>
-            </w:pPr>
-            <w:r>
-              <w:rPr>
-                <w:sz w:val="20"/>
-              </w:rPr>
-              <w:t xml:space="preserve">5</w:t>
-            </w:r>
-          </w:p>
-        </w:tc>
-      </w:tr>
-      <w:tr>
-        <w:trPr>
-          <w:trHeight w:val="425" w:hRule="atLeast"/>
-        </w:trPr>
-        <w:tc>
-          <w:tcPr>
-            <w:vAlign w:val="center"/>
-          </w:tcPr>
-          <w:p>
-            <w:pPr>
-              <w:pStyle w:val="Compact"/>
-              <w:jc w:val="center"/>
-            </w:pPr>
-            <w:r>
-              <w:rPr>
-                <w:sz w:val="20"/>
-              </w:rPr>
-              <w:t xml:space="preserve"> </w:t>
-            </w:r>
-          </w:p>
-        </w:tc>
-        <w:tc>
-          <w:tcPr>
-            <w:vAlign w:val="center"/>
-          </w:tcPr>
-          <w:p>
-            <w:pPr>
-              <w:pStyle w:val="Compact"/>
-              <w:jc w:val="center"/>
-            </w:pPr>
-            <w:r>
-              <w:rPr>
-                <w:sz w:val="20"/>
-              </w:rPr>
-              <w:t xml:space="preserve"> </w:t>
-            </w:r>
-          </w:p>
-        </w:tc>
-        <w:tc>
-          <w:tcPr>
-            <w:vAlign w:val="center"/>
-          </w:tcPr>
-          <w:p>
-            <w:pPr>
-              <w:pStyle w:val="Compact"/>
-              <w:jc w:val="center"/>
-            </w:pPr>
-            <w:r>
-              <w:rPr>
-                <w:sz w:val="20"/>
-              </w:rPr>
-              <w:t xml:space="preserve"> </w:t>
-            </w:r>
-          </w:p>
-        </w:tc>
-        <w:tc>
-          <w:tcPr>
-            <w:vAlign w:val="center"/>
-          </w:tcPr>
-          <w:p>
-            <w:pPr>
-              <w:pStyle w:val="Compact"/>
-              <w:jc w:val="center"/>
-            </w:pPr>
-            <w:r>
-              <w:rPr>
-                <w:sz w:val="20"/>
-              </w:rPr>
-              <w:t xml:space="preserve"> </w:t>
-            </w:r>
-          </w:p>
-        </w:tc>
-        <w:tc>
-          <w:tcPr>
-            <w:vAlign w:val="center"/>
-          </w:tcPr>
-          <w:p>
-            <w:pPr>
-              <w:pStyle w:val="Compact"/>
-              <w:jc w:val="center"/>
-            </w:pPr>
-            <w:r>
-              <w:rPr>
-                <w:sz w:val="20"/>
-              </w:rPr>
-              <w:t xml:space="preserve"> </w:t>
-            </w:r>
-          </w:p>
-        </w:tc>
-        <w:tc>
-          <w:tcPr>
-            <w:vAlign w:val="center"/>
-          </w:tcPr>
-          <w:p>
-            <w:pPr>
-              <w:pStyle w:val="Compact"/>
-              <w:jc w:val="center"/>
-            </w:pPr>
-            <w:r>
-              <w:rPr>
-                <w:sz w:val="20"/>
-              </w:rPr>
-              <w:t xml:space="preserve"> </w:t>
-            </w:r>
-          </w:p>
-        </w:tc>
-        <w:tc>
-          <w:tcPr>
-            <w:vAlign w:val="center"/>
-          </w:tcPr>
-          <w:p>
-            <w:pPr>
-              <w:pStyle w:val="Compact"/>
-              <w:jc w:val="center"/>
-            </w:pPr>
-            <w:r>
-              <w:rPr>
-                <w:sz w:val="20"/>
-              </w:rPr>
-              <w:t xml:space="preserve"> </w:t>
-            </w:r>
-          </w:p>
-        </w:tc>
-      </w:tr>
-    </w:tbl>
-    <w:p>
-      <w:pPr>
-        <w:pStyle w:val="TableCaption"/>
-        <w:jc w:val="center"/>
-      </w:pPr>
-      <w:r>
-        <w:t xml:space="preserve">Tabla 1. Amplitudes de los máximos sucesivos (divisiones).</w:t>
-      </w:r>
-    </w:p>
-    <w:p>
-      <w:pPr>
-        <w:pStyle w:val="BodyText"/>
-        <w:jc w:val="both"/>
-      </w:pPr>
-      <w:r>
-        <w:rPr>
-          <w:bCs/>
-          <w:b/>
-        </w:rPr>
-        <w:t xml:space="preserve">Parte B. Curva de resonancia.</w:t>
-      </w:r>
-      <w:r>
-        <w:t xml:space="preserve"> </w:t>
-      </w:r>
-      <w:r>
-        <w:t xml:space="preserve">Con la misma corriente, encender el motor y elegir unos 12 periodos de excitación, más juntos cerca de la resonancia (cuando la amplitud crece mucho). Para cada uno: medir el tiempo de 5 vueltas del excitador para obtener</w:t>
-      </w:r>
-      <w:r>
-        <w:t xml:space="preserve"> </w:t>
-      </w:r>
-      <m:oMath>
-        <m:sSub>
-          <m:e>
-            <m:r>
-              <m:t>T</m:t>
-            </m:r>
-          </m:e>
-          <m:sub>
-            <m:r>
-              <m:t>e</m:t>
-            </m:r>
-          </m:sub>
-        </m:sSub>
-      </m:oMath>
-      <w:r>
-        <w:t xml:space="preserve">, esperar a que la amplitud deje de cambiar (cerca de la resonancia, unos 2 o 3 minutos) y anotar la amplitud estacionaria</w:t>
-      </w:r>
-      <w:r>
-        <w:t xml:space="preserve"> </w:t>
-      </w:r>
-      <m:oMath>
-        <m:r>
-          <m:t>A</m:t>
-        </m:r>
-      </m:oMath>
-      <w:r>
-        <w:t xml:space="preserve">. En la resonancia, observar el desfase entre el excitador y la rueda.</w:t>
-      </w:r>
-    </w:p>
-    <w:tbl>
-      <w:tblPr>
-        <w:tblW w:type="pct" w:w="5000"/>
-        <w:jc w:val="center"/>
-        <w:tblBorders>
-          <w:top w:val="single" w:sz="6" w:color="000000"/>
-          <w:left w:val="single" w:sz="6" w:color="000000"/>
-          <w:bottom w:val="single" w:sz="6" w:color="000000"/>
-          <w:right w:val="single" w:sz="6" w:color="000000"/>
-          <w:insideH w:val="single" w:sz="6" w:color="000000"/>
-          <w:insideV w:val="single" w:sz="6" w:color="000000"/>
-        </w:tblBorders>
-        <w:tblLook w:firstRow="1" w:lastRow="0" w:firstColumn="0" w:lastColumn="0" w:noHBand="0" w:noVBand="0" w:val="0020"/>
-        <w:tblCaption w:val="Tabla 2. Amplitud estacionaria frente a la frecuencia de excitación."/>
-      </w:tblPr>
-      <w:tblGrid>
-        <w:gridCol w:w="1320"/>
-        <w:gridCol w:w="1320"/>
-        <w:gridCol w:w="1320"/>
-        <w:gridCol w:w="1320"/>
-        <w:gridCol w:w="1320"/>
-        <w:gridCol w:w="1320"/>
-      </w:tblGrid>
-      <w:tr>
-        <w:trPr>
-          <w:trHeight w:val="510" w:hRule="atLeast"/>
-          <w:tblHeader w:val="true"/>
-        </w:trPr>
-        <w:tc>
-          <w:tcPr>
-            <w:shd w:val="clear" w:color="auto" w:fill="FFF0C1"/>
-            <w:vAlign w:val="center"/>
-          </w:tcPr>
-          <w:p>
-            <w:pPr>
-              <w:pStyle w:val="Compact"/>
-              <w:jc w:val="center"/>
-            </w:pPr>
-            <m:oMath>
               <m:sSub>
                 <m:e>
                   <m:r>
@@ -1434,7 +1826,7 @@
                 </m:e>
                 <m:sub>
                   <m:r>
-                    <m:t>e</m:t>
+                    <m:t>f</m:t>
                   </m:r>
                 </m:sub>
               </m:sSub>
@@ -1465,7 +1857,7 @@
             </w:pPr>
             <m:oMath>
               <m:r>
-                <m:t>ω</m:t>
+                <m:t>Ω</m:t>
               </m:r>
             </m:oMath>
             <w:r>
@@ -1479,6 +1871,111 @@
                 <w:sz w:val="20"/>
               </w:rPr>
               <w:t xml:space="preserve">(rad/s)</w:t>
+            </w:r>
+          </w:p>
+        </w:tc>
+        <w:tc>
+          <w:tcPr>
+            <w:shd w:val="clear" w:color="auto" w:fill="FFF0C1"/>
+            <w:vAlign w:val="center"/>
+          </w:tcPr>
+          <w:p>
+            <w:pPr>
+              <w:pStyle w:val="Compact"/>
+              <w:jc w:val="center"/>
+            </w:pPr>
+            <m:oMath>
+              <m:sSup>
+                <m:e>
+                  <m:r>
+                    <m:t>φ</m:t>
+                  </m:r>
+                </m:e>
+                <m:sup>
+                  <m:r>
+                    <m:t>i</m:t>
+                  </m:r>
+                </m:sup>
+              </m:sSup>
+            </m:oMath>
+            <w:r>
+              <w:rPr>
+                <w:sz w:val="20"/>
+              </w:rPr>
+              <w:t xml:space="preserve"> </w:t>
+            </w:r>
+            <w:r>
+              <w:rPr>
+                <w:sz w:val="20"/>
+              </w:rPr>
+              <w:t xml:space="preserve">(div)</w:t>
+            </w:r>
+          </w:p>
+        </w:tc>
+        <w:tc>
+          <w:tcPr>
+            <w:shd w:val="clear" w:color="auto" w:fill="FFF0C1"/>
+            <w:vAlign w:val="center"/>
+          </w:tcPr>
+          <w:p>
+            <w:pPr>
+              <w:pStyle w:val="Compact"/>
+              <w:jc w:val="center"/>
+            </w:pPr>
+            <m:oMath>
+              <m:sSup>
+                <m:e>
+                  <m:r>
+                    <m:t>φ</m:t>
+                  </m:r>
+                </m:e>
+                <m:sup>
+                  <m:r>
+                    <m:t>d</m:t>
+                  </m:r>
+                </m:sup>
+              </m:sSup>
+            </m:oMath>
+            <w:r>
+              <w:rPr>
+                <w:sz w:val="20"/>
+              </w:rPr>
+              <w:t xml:space="preserve"> </w:t>
+            </w:r>
+            <w:r>
+              <w:rPr>
+                <w:sz w:val="20"/>
+              </w:rPr>
+              <w:t xml:space="preserve">(div)</w:t>
+            </w:r>
+          </w:p>
+        </w:tc>
+        <w:tc>
+          <w:tcPr>
+            <w:shd w:val="clear" w:color="auto" w:fill="FFF0C1"/>
+            <w:vAlign w:val="center"/>
+          </w:tcPr>
+          <w:p>
+            <w:pPr>
+              <w:pStyle w:val="Compact"/>
+              <w:jc w:val="center"/>
+            </w:pPr>
+            <m:oMath>
+              <m:r>
+                <m:t>φ</m:t>
+              </m:r>
+            </m:oMath>
+            <w:r>
+              <w:rPr>
+                <w:sz w:val="20"/>
+              </w:rPr>
+              <w:t xml:space="preserve"> </w:t>
+            </w:r>
+            <w:r>
+              <w:rPr>
+                <w:sz w:val="20"/>
+              </w:rPr>
+              <w:t xml:space="preserve">(div)</w:t>
             </w:r>
           </w:p>
         </w:tc>
@@ -1501,74 +1998,7 @@
                 </m:e>
                 <m:sub>
                   <m:r>
-                    <m:t>ω</m:t>
-                  </m:r>
-                </m:sub>
-              </m:sSub>
-            </m:oMath>
-            <w:r>
-              <w:rPr>
-                <w:sz w:val="20"/>
-              </w:rPr>
-              <w:t xml:space="preserve"> </w:t>
-            </w:r>
-            <w:r>
-              <w:rPr>
-                <w:sz w:val="20"/>
-              </w:rPr>
-              <w:t xml:space="preserve">(rad/s)</w:t>
-            </w:r>
-          </w:p>
-        </w:tc>
-        <w:tc>
-          <w:tcPr>
-            <w:shd w:val="clear" w:color="auto" w:fill="FFF0C1"/>
-            <w:vAlign w:val="center"/>
-          </w:tcPr>
-          <w:p>
-            <w:pPr>
-              <w:pStyle w:val="Compact"/>
-              <w:jc w:val="center"/>
-            </w:pPr>
-            <m:oMath>
-              <m:r>
-                <m:t>A</m:t>
-              </m:r>
-            </m:oMath>
-            <w:r>
-              <w:rPr>
-                <w:sz w:val="20"/>
-              </w:rPr>
-              <w:t xml:space="preserve"> </w:t>
-            </w:r>
-            <w:r>
-              <w:rPr>
-                <w:sz w:val="20"/>
-              </w:rPr>
-              <w:t xml:space="preserve">(div)</w:t>
-            </w:r>
-          </w:p>
-        </w:tc>
-        <w:tc>
-          <w:tcPr>
-            <w:shd w:val="clear" w:color="auto" w:fill="FFF0C1"/>
-            <w:vAlign w:val="center"/>
-          </w:tcPr>
-          <w:p>
-            <w:pPr>
-              <w:pStyle w:val="Compact"/>
-              <w:jc w:val="center"/>
-            </w:pPr>
-            <m:oMath>
-              <m:sSub>
-                <m:e>
-                  <m:r>
-                    <m:t>ε</m:t>
-                  </m:r>
-                </m:e>
-                <m:sub>
-                  <m:r>
-                    <m:t>A</m:t>
+                    <m:t>φ</m:t>
                   </m:r>
                 </m:sub>
               </m:sSub>
@@ -1694,6 +2124,23 @@
             </w:r>
           </w:p>
         </w:tc>
+        <w:tc>
+          <w:tcPr>
+            <w:vAlign w:val="center"/>
+          </w:tcPr>
+          <w:p>
+            <w:pPr>
+              <w:pStyle w:val="Compact"/>
+              <w:jc w:val="center"/>
+            </w:pPr>
+            <w:r>
+              <w:rPr>
+                <w:sz w:val="20"/>
+              </w:rPr>
+              <w:t xml:space="preserve"> </w:t>
+            </w:r>
+          </w:p>
+        </w:tc>
       </w:tr>
       <w:tr>
         <w:trPr>
@@ -1801,6 +2248,23 @@
             </w:r>
           </w:p>
         </w:tc>
+        <w:tc>
+          <w:tcPr>
+            <w:vAlign w:val="center"/>
+          </w:tcPr>
+          <w:p>
+            <w:pPr>
+              <w:pStyle w:val="Compact"/>
+              <w:jc w:val="center"/>
+            </w:pPr>
+            <w:r>
+              <w:rPr>
+                <w:sz w:val="20"/>
+              </w:rPr>
+              <w:t xml:space="preserve"> </w:t>
+            </w:r>
+          </w:p>
+        </w:tc>
       </w:tr>
       <w:tr>
         <w:trPr>
@@ -1908,6 +2372,23 @@
             </w:r>
           </w:p>
         </w:tc>
+        <w:tc>
+          <w:tcPr>
+            <w:vAlign w:val="center"/>
+          </w:tcPr>
+          <w:p>
+            <w:pPr>
+              <w:pStyle w:val="Compact"/>
+              <w:jc w:val="center"/>
+            </w:pPr>
+            <w:r>
+              <w:rPr>
+                <w:sz w:val="20"/>
+              </w:rPr>
+              <w:t xml:space="preserve"> </w:t>
+            </w:r>
+          </w:p>
+        </w:tc>
       </w:tr>
       <w:tr>
         <w:trPr>
@@ -2015,6 +2496,23 @@
             </w:r>
           </w:p>
         </w:tc>
+        <w:tc>
+          <w:tcPr>
+            <w:vAlign w:val="center"/>
+          </w:tcPr>
+          <w:p>
+            <w:pPr>
+              <w:pStyle w:val="Compact"/>
+              <w:jc w:val="center"/>
+            </w:pPr>
+            <w:r>
+              <w:rPr>
+                <w:sz w:val="20"/>
+              </w:rPr>
+              <w:t xml:space="preserve"> </w:t>
+            </w:r>
+          </w:p>
+        </w:tc>
       </w:tr>
       <w:tr>
         <w:trPr>
@@ -2122,6 +2620,23 @@
             </w:r>
           </w:p>
         </w:tc>
+        <w:tc>
+          <w:tcPr>
+            <w:vAlign w:val="center"/>
+          </w:tcPr>
+          <w:p>
+            <w:pPr>
+              <w:pStyle w:val="Compact"/>
+              <w:jc w:val="center"/>
+            </w:pPr>
+            <w:r>
+              <w:rPr>
+                <w:sz w:val="20"/>
+              </w:rPr>
+              <w:t xml:space="preserve"> </w:t>
+            </w:r>
+          </w:p>
+        </w:tc>
       </w:tr>
       <w:tr>
         <w:trPr>
@@ -2229,6 +2744,23 @@
             </w:r>
           </w:p>
         </w:tc>
+        <w:tc>
+          <w:tcPr>
+            <w:vAlign w:val="center"/>
+          </w:tcPr>
+          <w:p>
+            <w:pPr>
+              <w:pStyle w:val="Compact"/>
+              <w:jc w:val="center"/>
+            </w:pPr>
+            <w:r>
+              <w:rPr>
+                <w:sz w:val="20"/>
+              </w:rPr>
+              <w:t xml:space="preserve"> </w:t>
+            </w:r>
+          </w:p>
+        </w:tc>
       </w:tr>
       <w:tr>
         <w:trPr>
@@ -2336,6 +2868,23 @@
             </w:r>
           </w:p>
         </w:tc>
+        <w:tc>
+          <w:tcPr>
+            <w:vAlign w:val="center"/>
+          </w:tcPr>
+          <w:p>
+            <w:pPr>
+              <w:pStyle w:val="Compact"/>
+              <w:jc w:val="center"/>
+            </w:pPr>
+            <w:r>
+              <w:rPr>
+                <w:sz w:val="20"/>
+              </w:rPr>
+              <w:t xml:space="preserve"> </w:t>
+            </w:r>
+          </w:p>
+        </w:tc>
       </w:tr>
       <w:tr>
         <w:trPr>
@@ -2443,6 +2992,23 @@
             </w:r>
           </w:p>
         </w:tc>
+        <w:tc>
+          <w:tcPr>
+            <w:vAlign w:val="center"/>
+          </w:tcPr>
+          <w:p>
+            <w:pPr>
+              <w:pStyle w:val="Compact"/>
+              <w:jc w:val="center"/>
+            </w:pPr>
+            <w:r>
+              <w:rPr>
+                <w:sz w:val="20"/>
+              </w:rPr>
+              <w:t xml:space="preserve"> </w:t>
+            </w:r>
+          </w:p>
+        </w:tc>
       </w:tr>
       <w:tr>
         <w:trPr>
@@ -2550,6 +3116,23 @@
             </w:r>
           </w:p>
         </w:tc>
+        <w:tc>
+          <w:tcPr>
+            <w:vAlign w:val="center"/>
+          </w:tcPr>
+          <w:p>
+            <w:pPr>
+              <w:pStyle w:val="Compact"/>
+              <w:jc w:val="center"/>
+            </w:pPr>
+            <w:r>
+              <w:rPr>
+                <w:sz w:val="20"/>
+              </w:rPr>
+              <w:t xml:space="preserve"> </w:t>
+            </w:r>
+          </w:p>
+        </w:tc>
       </w:tr>
       <w:tr>
         <w:trPr>
@@ -2657,6 +3240,23 @@
             </w:r>
           </w:p>
         </w:tc>
+        <w:tc>
+          <w:tcPr>
+            <w:vAlign w:val="center"/>
+          </w:tcPr>
+          <w:p>
+            <w:pPr>
+              <w:pStyle w:val="Compact"/>
+              <w:jc w:val="center"/>
+            </w:pPr>
+            <w:r>
+              <w:rPr>
+                <w:sz w:val="20"/>
+              </w:rPr>
+              <w:t xml:space="preserve"> </w:t>
+            </w:r>
+          </w:p>
+        </w:tc>
       </w:tr>
       <w:tr>
         <w:trPr>
@@ -2764,11 +3364,541 @@
             </w:r>
           </w:p>
         </w:tc>
+        <w:tc>
+          <w:tcPr>
+            <w:vAlign w:val="center"/>
+          </w:tcPr>
+          <w:p>
+            <w:pPr>
+              <w:pStyle w:val="Compact"/>
+              <w:jc w:val="center"/>
+            </w:pPr>
+            <w:r>
+              <w:rPr>
+                <w:sz w:val="20"/>
+              </w:rPr>
+              <w:t xml:space="preserve"> </w:t>
+            </w:r>
+          </w:p>
+        </w:tc>
       </w:tr>
       <w:tr>
         <w:trPr>
           <w:trHeight w:val="425" w:hRule="atLeast"/>
         </w:trPr>
+        <w:tc>
+          <w:tcPr>
+            <w:vAlign w:val="center"/>
+          </w:tcPr>
+          <w:p>
+            <w:pPr>
+              <w:pStyle w:val="Compact"/>
+              <w:jc w:val="center"/>
+            </w:pPr>
+            <w:r>
+              <w:rPr>
+                <w:sz w:val="20"/>
+              </w:rPr>
+              <w:t xml:space="preserve"> </w:t>
+            </w:r>
+          </w:p>
+        </w:tc>
+        <w:tc>
+          <w:tcPr>
+            <w:vAlign w:val="center"/>
+          </w:tcPr>
+          <w:p>
+            <w:pPr>
+              <w:pStyle w:val="Compact"/>
+              <w:jc w:val="center"/>
+            </w:pPr>
+            <w:r>
+              <w:rPr>
+                <w:sz w:val="20"/>
+              </w:rPr>
+              <w:t xml:space="preserve"> </w:t>
+            </w:r>
+          </w:p>
+        </w:tc>
+        <w:tc>
+          <w:tcPr>
+            <w:vAlign w:val="center"/>
+          </w:tcPr>
+          <w:p>
+            <w:pPr>
+              <w:pStyle w:val="Compact"/>
+              <w:jc w:val="center"/>
+            </w:pPr>
+            <w:r>
+              <w:rPr>
+                <w:sz w:val="20"/>
+              </w:rPr>
+              <w:t xml:space="preserve"> </w:t>
+            </w:r>
+          </w:p>
+        </w:tc>
+        <w:tc>
+          <w:tcPr>
+            <w:vAlign w:val="center"/>
+          </w:tcPr>
+          <w:p>
+            <w:pPr>
+              <w:pStyle w:val="Compact"/>
+              <w:jc w:val="center"/>
+            </w:pPr>
+            <w:r>
+              <w:rPr>
+                <w:sz w:val="20"/>
+              </w:rPr>
+              <w:t xml:space="preserve"> </w:t>
+            </w:r>
+          </w:p>
+        </w:tc>
+        <w:tc>
+          <w:tcPr>
+            <w:vAlign w:val="center"/>
+          </w:tcPr>
+          <w:p>
+            <w:pPr>
+              <w:pStyle w:val="Compact"/>
+              <w:jc w:val="center"/>
+            </w:pPr>
+            <w:r>
+              <w:rPr>
+                <w:sz w:val="20"/>
+              </w:rPr>
+              <w:t xml:space="preserve"> </w:t>
+            </w:r>
+          </w:p>
+        </w:tc>
+        <w:tc>
+          <w:tcPr>
+            <w:vAlign w:val="center"/>
+          </w:tcPr>
+          <w:p>
+            <w:pPr>
+              <w:pStyle w:val="Compact"/>
+              <w:jc w:val="center"/>
+            </w:pPr>
+            <w:r>
+              <w:rPr>
+                <w:sz w:val="20"/>
+              </w:rPr>
+              <w:t xml:space="preserve"> </w:t>
+            </w:r>
+          </w:p>
+        </w:tc>
+        <w:tc>
+          <w:tcPr>
+            <w:vAlign w:val="center"/>
+          </w:tcPr>
+          <w:p>
+            <w:pPr>
+              <w:pStyle w:val="Compact"/>
+              <w:jc w:val="center"/>
+            </w:pPr>
+            <w:r>
+              <w:rPr>
+                <w:sz w:val="20"/>
+              </w:rPr>
+              <w:t xml:space="preserve"> </w:t>
+            </w:r>
+          </w:p>
+        </w:tc>
+      </w:tr>
+      <w:tr>
+        <w:trPr>
+          <w:trHeight w:val="425" w:hRule="atLeast"/>
+        </w:trPr>
+        <w:tc>
+          <w:tcPr>
+            <w:vAlign w:val="center"/>
+          </w:tcPr>
+          <w:p>
+            <w:pPr>
+              <w:pStyle w:val="Compact"/>
+              <w:jc w:val="center"/>
+            </w:pPr>
+            <w:r>
+              <w:rPr>
+                <w:sz w:val="20"/>
+              </w:rPr>
+              <w:t xml:space="preserve"> </w:t>
+            </w:r>
+          </w:p>
+        </w:tc>
+        <w:tc>
+          <w:tcPr>
+            <w:vAlign w:val="center"/>
+          </w:tcPr>
+          <w:p>
+            <w:pPr>
+              <w:pStyle w:val="Compact"/>
+              <w:jc w:val="center"/>
+            </w:pPr>
+            <w:r>
+              <w:rPr>
+                <w:sz w:val="20"/>
+              </w:rPr>
+              <w:t xml:space="preserve"> </w:t>
+            </w:r>
+          </w:p>
+        </w:tc>
+        <w:tc>
+          <w:tcPr>
+            <w:vAlign w:val="center"/>
+          </w:tcPr>
+          <w:p>
+            <w:pPr>
+              <w:pStyle w:val="Compact"/>
+              <w:jc w:val="center"/>
+            </w:pPr>
+            <w:r>
+              <w:rPr>
+                <w:sz w:val="20"/>
+              </w:rPr>
+              <w:t xml:space="preserve"> </w:t>
+            </w:r>
+          </w:p>
+        </w:tc>
+        <w:tc>
+          <w:tcPr>
+            <w:vAlign w:val="center"/>
+          </w:tcPr>
+          <w:p>
+            <w:pPr>
+              <w:pStyle w:val="Compact"/>
+              <w:jc w:val="center"/>
+            </w:pPr>
+            <w:r>
+              <w:rPr>
+                <w:sz w:val="20"/>
+              </w:rPr>
+              <w:t xml:space="preserve"> </w:t>
+            </w:r>
+          </w:p>
+        </w:tc>
+        <w:tc>
+          <w:tcPr>
+            <w:vAlign w:val="center"/>
+          </w:tcPr>
+          <w:p>
+            <w:pPr>
+              <w:pStyle w:val="Compact"/>
+              <w:jc w:val="center"/>
+            </w:pPr>
+            <w:r>
+              <w:rPr>
+                <w:sz w:val="20"/>
+              </w:rPr>
+              <w:t xml:space="preserve"> </w:t>
+            </w:r>
+          </w:p>
+        </w:tc>
+        <w:tc>
+          <w:tcPr>
+            <w:vAlign w:val="center"/>
+          </w:tcPr>
+          <w:p>
+            <w:pPr>
+              <w:pStyle w:val="Compact"/>
+              <w:jc w:val="center"/>
+            </w:pPr>
+            <w:r>
+              <w:rPr>
+                <w:sz w:val="20"/>
+              </w:rPr>
+              <w:t xml:space="preserve"> </w:t>
+            </w:r>
+          </w:p>
+        </w:tc>
+        <w:tc>
+          <w:tcPr>
+            <w:vAlign w:val="center"/>
+          </w:tcPr>
+          <w:p>
+            <w:pPr>
+              <w:pStyle w:val="Compact"/>
+              <w:jc w:val="center"/>
+            </w:pPr>
+            <w:r>
+              <w:rPr>
+                <w:sz w:val="20"/>
+              </w:rPr>
+              <w:t xml:space="preserve"> </w:t>
+            </w:r>
+          </w:p>
+        </w:tc>
+      </w:tr>
+      <w:tr>
+        <w:trPr>
+          <w:trHeight w:val="425" w:hRule="atLeast"/>
+        </w:trPr>
+        <w:tc>
+          <w:tcPr>
+            <w:vAlign w:val="center"/>
+          </w:tcPr>
+          <w:p>
+            <w:pPr>
+              <w:pStyle w:val="Compact"/>
+              <w:jc w:val="center"/>
+            </w:pPr>
+            <w:r>
+              <w:rPr>
+                <w:sz w:val="20"/>
+              </w:rPr>
+              <w:t xml:space="preserve"> </w:t>
+            </w:r>
+          </w:p>
+        </w:tc>
+        <w:tc>
+          <w:tcPr>
+            <w:vAlign w:val="center"/>
+          </w:tcPr>
+          <w:p>
+            <w:pPr>
+              <w:pStyle w:val="Compact"/>
+              <w:jc w:val="center"/>
+            </w:pPr>
+            <w:r>
+              <w:rPr>
+                <w:sz w:val="20"/>
+              </w:rPr>
+              <w:t xml:space="preserve"> </w:t>
+            </w:r>
+          </w:p>
+        </w:tc>
+        <w:tc>
+          <w:tcPr>
+            <w:vAlign w:val="center"/>
+          </w:tcPr>
+          <w:p>
+            <w:pPr>
+              <w:pStyle w:val="Compact"/>
+              <w:jc w:val="center"/>
+            </w:pPr>
+            <w:r>
+              <w:rPr>
+                <w:sz w:val="20"/>
+              </w:rPr>
+              <w:t xml:space="preserve"> </w:t>
+            </w:r>
+          </w:p>
+        </w:tc>
+        <w:tc>
+          <w:tcPr>
+            <w:vAlign w:val="center"/>
+          </w:tcPr>
+          <w:p>
+            <w:pPr>
+              <w:pStyle w:val="Compact"/>
+              <w:jc w:val="center"/>
+            </w:pPr>
+            <w:r>
+              <w:rPr>
+                <w:sz w:val="20"/>
+              </w:rPr>
+              <w:t xml:space="preserve"> </w:t>
+            </w:r>
+          </w:p>
+        </w:tc>
+        <w:tc>
+          <w:tcPr>
+            <w:vAlign w:val="center"/>
+          </w:tcPr>
+          <w:p>
+            <w:pPr>
+              <w:pStyle w:val="Compact"/>
+              <w:jc w:val="center"/>
+            </w:pPr>
+            <w:r>
+              <w:rPr>
+                <w:sz w:val="20"/>
+              </w:rPr>
+              <w:t xml:space="preserve"> </w:t>
+            </w:r>
+          </w:p>
+        </w:tc>
+        <w:tc>
+          <w:tcPr>
+            <w:vAlign w:val="center"/>
+          </w:tcPr>
+          <w:p>
+            <w:pPr>
+              <w:pStyle w:val="Compact"/>
+              <w:jc w:val="center"/>
+            </w:pPr>
+            <w:r>
+              <w:rPr>
+                <w:sz w:val="20"/>
+              </w:rPr>
+              <w:t xml:space="preserve"> </w:t>
+            </w:r>
+          </w:p>
+        </w:tc>
+        <w:tc>
+          <w:tcPr>
+            <w:vAlign w:val="center"/>
+          </w:tcPr>
+          <w:p>
+            <w:pPr>
+              <w:pStyle w:val="Compact"/>
+              <w:jc w:val="center"/>
+            </w:pPr>
+            <w:r>
+              <w:rPr>
+                <w:sz w:val="20"/>
+              </w:rPr>
+              <w:t xml:space="preserve"> </w:t>
+            </w:r>
+          </w:p>
+        </w:tc>
+      </w:tr>
+      <w:tr>
+        <w:trPr>
+          <w:trHeight w:val="425" w:hRule="atLeast"/>
+        </w:trPr>
+        <w:tc>
+          <w:tcPr>
+            <w:vAlign w:val="center"/>
+          </w:tcPr>
+          <w:p>
+            <w:pPr>
+              <w:pStyle w:val="Compact"/>
+              <w:jc w:val="center"/>
+            </w:pPr>
+            <w:r>
+              <w:rPr>
+                <w:sz w:val="20"/>
+              </w:rPr>
+              <w:t xml:space="preserve"> </w:t>
+            </w:r>
+          </w:p>
+        </w:tc>
+        <w:tc>
+          <w:tcPr>
+            <w:vAlign w:val="center"/>
+          </w:tcPr>
+          <w:p>
+            <w:pPr>
+              <w:pStyle w:val="Compact"/>
+              <w:jc w:val="center"/>
+            </w:pPr>
+            <w:r>
+              <w:rPr>
+                <w:sz w:val="20"/>
+              </w:rPr>
+              <w:t xml:space="preserve"> </w:t>
+            </w:r>
+          </w:p>
+        </w:tc>
+        <w:tc>
+          <w:tcPr>
+            <w:vAlign w:val="center"/>
+          </w:tcPr>
+          <w:p>
+            <w:pPr>
+              <w:pStyle w:val="Compact"/>
+              <w:jc w:val="center"/>
+            </w:pPr>
+            <w:r>
+              <w:rPr>
+                <w:sz w:val="20"/>
+              </w:rPr>
+              <w:t xml:space="preserve"> </w:t>
+            </w:r>
+          </w:p>
+        </w:tc>
+        <w:tc>
+          <w:tcPr>
+            <w:vAlign w:val="center"/>
+          </w:tcPr>
+          <w:p>
+            <w:pPr>
+              <w:pStyle w:val="Compact"/>
+              <w:jc w:val="center"/>
+            </w:pPr>
+            <w:r>
+              <w:rPr>
+                <w:sz w:val="20"/>
+              </w:rPr>
+              <w:t xml:space="preserve"> </w:t>
+            </w:r>
+          </w:p>
+        </w:tc>
+        <w:tc>
+          <w:tcPr>
+            <w:vAlign w:val="center"/>
+          </w:tcPr>
+          <w:p>
+            <w:pPr>
+              <w:pStyle w:val="Compact"/>
+              <w:jc w:val="center"/>
+            </w:pPr>
+            <w:r>
+              <w:rPr>
+                <w:sz w:val="20"/>
+              </w:rPr>
+              <w:t xml:space="preserve"> </w:t>
+            </w:r>
+          </w:p>
+        </w:tc>
+        <w:tc>
+          <w:tcPr>
+            <w:vAlign w:val="center"/>
+          </w:tcPr>
+          <w:p>
+            <w:pPr>
+              <w:pStyle w:val="Compact"/>
+              <w:jc w:val="center"/>
+            </w:pPr>
+            <w:r>
+              <w:rPr>
+                <w:sz w:val="20"/>
+              </w:rPr>
+              <w:t xml:space="preserve"> </w:t>
+            </w:r>
+          </w:p>
+        </w:tc>
+        <w:tc>
+          <w:tcPr>
+            <w:vAlign w:val="center"/>
+          </w:tcPr>
+          <w:p>
+            <w:pPr>
+              <w:pStyle w:val="Compact"/>
+              <w:jc w:val="center"/>
+            </w:pPr>
+            <w:r>
+              <w:rPr>
+                <w:sz w:val="20"/>
+              </w:rPr>
+              <w:t xml:space="preserve"> </w:t>
+            </w:r>
+          </w:p>
+        </w:tc>
+      </w:tr>
+      <w:tr>
+        <w:trPr>
+          <w:trHeight w:val="425" w:hRule="atLeast"/>
+        </w:trPr>
+        <w:tc>
+          <w:tcPr>
+            <w:vAlign w:val="center"/>
+          </w:tcPr>
+          <w:p>
+            <w:pPr>
+              <w:pStyle w:val="Compact"/>
+              <w:jc w:val="center"/>
+            </w:pPr>
+            <w:r>
+              <w:rPr>
+                <w:sz w:val="20"/>
+              </w:rPr>
+              <w:t xml:space="preserve"> </w:t>
+            </w:r>
+          </w:p>
+        </w:tc>
         <w:tc>
           <w:tcPr>
             <w:vAlign w:val="center"/>
@@ -2879,11 +4009,11 @@
         <w:jc w:val="center"/>
       </w:pPr>
       <w:r>
-        <w:t xml:space="preserve">Tabla 2. Amplitud estacionaria frente a la frecuencia de excitación.</w:t>
+        <w:t xml:space="preserve">Tabla 1. Amplitud estacionaria frente a la frecuencia de excitación.</w:t>
       </w:r>
     </w:p>
-    <w:bookmarkEnd w:id="27"/>
-    <w:bookmarkStart w:id="28" w:name="cuestiones"/>
+    <w:bookmarkEnd w:id="30"/>
+    <w:bookmarkStart w:id="31" w:name="cuestiones"/>
     <w:p>
       <w:pPr>
         <w:pStyle w:val="Heading2"/>
@@ -2915,216 +4045,98 @@
         <w:t xml:space="preserve"> </w:t>
       </w:r>
       <w:r>
-        <w:t xml:space="preserve">A partir de la Tabla 1, obtenga el decremento logarítmico</w:t>
-      </w:r>
-      <w:r>
-        <w:t xml:space="preserve"> </w:t>
+        <w:t xml:space="preserve">Inserte la curva de resonancia (</w:t>
       </w:r>
       <m:oMath>
         <m:r>
-          <m:t>δ</m:t>
+          <m:t>φ</m:t>
         </m:r>
       </m:oMath>
       <w:r>
         <w:t xml:space="preserve"> </w:t>
       </w:r>
       <w:r>
-        <w:t xml:space="preserve">y</w:t>
+        <w:t xml:space="preserve">frente a</w:t>
       </w:r>
       <w:r>
         <w:t xml:space="preserve"> </w:t>
       </w:r>
       <m:oMath>
-        <m:sSub>
+        <m:r>
+          <m:t>Ω</m:t>
+        </m:r>
+      </m:oMath>
+      <w:r>
+        <w:t xml:space="preserve">), uniendo los puntos con una curva suave. Trace rectas verticales en la frecuencia de resonancia experimental</w:t>
+      </w:r>
+      <w:r>
+        <w:t xml:space="preserve"> </w:t>
+      </w:r>
+      <m:oMath>
+        <m:sSubSup>
           <m:e>
             <m:r>
-              <m:t>γ</m:t>
+              <m:t>Ω</m:t>
             </m:r>
           </m:e>
           <m:sub>
             <m:r>
-              <m:t>l</m:t>
-            </m:r>
-            <m:r>
-              <m:t>i</m:t>
-            </m:r>
-            <m:r>
-              <m:t>b</m:t>
-            </m:r>
-            <m:r>
               <m:t>r</m:t>
             </m:r>
+          </m:sub>
+          <m:sup>
             <m:r>
               <m:t>e</m:t>
             </m:r>
+            <m:r>
+              <m:t>x</m:t>
+            </m:r>
+          </m:sup>
+        </m:sSubSup>
+      </m:oMath>
+      <w:r>
+        <w:t xml:space="preserve"> </w:t>
+      </w:r>
+      <w:r>
+        <w:t xml:space="preserve">(la del máximo de</w:t>
+      </w:r>
+      <w:r>
+        <w:t xml:space="preserve"> </w:t>
+      </w:r>
+      <m:oMath>
+        <m:r>
+          <m:t>φ</m:t>
+        </m:r>
+      </m:oMath>
+      <w:r>
+        <w:t xml:space="preserve">), en la teórica</w:t>
+      </w:r>
+      <w:r>
+        <w:t xml:space="preserve"> </w:t>
+      </w:r>
+      <m:oMath>
+        <m:sSubSup>
+          <m:e>
+            <m:r>
+              <m:t>Ω</m:t>
+            </m:r>
+          </m:e>
+          <m:sub>
+            <m:r>
+              <m:t>r</m:t>
+            </m:r>
           </m:sub>
-        </m:sSub>
+          <m:sup>
+            <m:r>
+              <m:t>t</m:t>
+            </m:r>
+          </m:sup>
+        </m:sSubSup>
         <m:r>
           <m:rPr>
             <m:sty m:val="p"/>
           </m:rPr>
           <m:t>=</m:t>
-        </m:r>
-        <m:r>
-          <m:t>2</m:t>
-        </m:r>
-        <m:r>
-          <m:t>δ</m:t>
-        </m:r>
-        <m:r>
-          <m:rPr>
-            <m:sty m:val="p"/>
-          </m:rPr>
-          <m:t>/</m:t>
-        </m:r>
-        <m:r>
-          <m:t>T</m:t>
-        </m:r>
-      </m:oMath>
-      <w:r>
-        <w:t xml:space="preserve"> </w:t>
-      </w:r>
-      <w:r>
-        <w:t xml:space="preserve">con sus errores.</w:t>
-      </w:r>
-    </w:p>
-    <w:p>
-      <w:pPr>
-        <w:pStyle w:val="BodyText"/>
-        <w:jc w:val="both"/>
-      </w:pPr>
-      <m:oMath>
-        <m:sSub>
-          <m:e>
-            <m:r>
-              <m:t>γ</m:t>
-            </m:r>
-          </m:e>
-          <m:sub>
-            <m:r>
-              <m:t>l</m:t>
-            </m:r>
-            <m:r>
-              <m:t>i</m:t>
-            </m:r>
-            <m:r>
-              <m:t>b</m:t>
-            </m:r>
-            <m:r>
-              <m:t>r</m:t>
-            </m:r>
-            <m:r>
-              <m:t>e</m:t>
-            </m:r>
-          </m:sub>
-        </m:sSub>
-      </m:oMath>
-      <w:r>
-        <w:t xml:space="preserve"> </w:t>
-      </w:r>
-      <w:r>
-        <w:t xml:space="preserve">= ( __________ ± __________ ) s⁻¹</w:t>
-      </w:r>
-    </w:p>
-    <w:p>
-      <w:pPr>
-        <w:pStyle w:val="BodyText"/>
-        <w:jc w:val="both"/>
-      </w:pPr>
-      <w:r>
-        <w:rPr>
-          <w:bCs/>
-          <w:b/>
-        </w:rPr>
-        <w:t xml:space="preserve">2.</w:t>
-      </w:r>
-      <w:r>
-        <w:t xml:space="preserve"> </w:t>
-      </w:r>
-      <w:r>
-        <w:t xml:space="preserve">Inserte la gráfica de</w:t>
-      </w:r>
-      <w:r>
-        <w:t xml:space="preserve"> </w:t>
-      </w:r>
-      <m:oMath>
-        <m:r>
-          <m:t>A</m:t>
-        </m:r>
-      </m:oMath>
-      <w:r>
-        <w:t xml:space="preserve"> </w:t>
-      </w:r>
-      <w:r>
-        <w:t xml:space="preserve">frente a</w:t>
-      </w:r>
-      <w:r>
-        <w:t xml:space="preserve"> </w:t>
-      </w:r>
-      <m:oMath>
-        <m:r>
-          <m:t>ω</m:t>
-        </m:r>
-      </m:oMath>
-      <w:r>
-        <w:t xml:space="preserve"> </w:t>
-      </w:r>
-      <w:r>
-        <w:t xml:space="preserve">(curva de resonancia), uniendo los puntos con una curva suave, y marque</w:t>
-      </w:r>
-      <w:r>
-        <w:t xml:space="preserve"> </w:t>
-      </w:r>
-      <m:oMath>
-        <m:sSub>
-          <m:e>
-            <m:r>
-              <m:t>A</m:t>
-            </m:r>
-          </m:e>
-          <m:sub>
-            <m:r>
-              <m:t>m</m:t>
-            </m:r>
-            <m:r>
-              <m:t>a</m:t>
-            </m:r>
-            <m:r>
-              <m:t>x</m:t>
-            </m:r>
-          </m:sub>
-        </m:sSub>
-      </m:oMath>
-      <w:r>
-        <w:t xml:space="preserve">,</w:t>
-      </w:r>
-      <w:r>
-        <w:t xml:space="preserve"> </w:t>
-      </w:r>
-      <m:oMath>
-        <m:sSub>
-          <m:e>
-            <m:r>
-              <m:t>A</m:t>
-            </m:r>
-          </m:e>
-          <m:sub>
-            <m:r>
-              <m:t>m</m:t>
-            </m:r>
-            <m:r>
-              <m:t>a</m:t>
-            </m:r>
-            <m:r>
-              <m:t>x</m:t>
-            </m:r>
-          </m:sub>
-        </m:sSub>
-        <m:r>
-          <m:rPr>
-            <m:sty m:val="p"/>
-          </m:rPr>
-          <m:t>/</m:t>
         </m:r>
         <m:rad>
           <m:radPr>
@@ -3132,6 +4144,47 @@
           </m:radPr>
           <m:deg/>
           <m:e>
+            <m:sSubSup>
+              <m:e>
+                <m:r>
+                  <m:t>ω</m:t>
+                </m:r>
+              </m:e>
+              <m:sub>
+                <m:r>
+                  <m:t>0</m:t>
+                </m:r>
+              </m:sub>
+              <m:sup>
+                <m:r>
+                  <m:t>2</m:t>
+                </m:r>
+              </m:sup>
+            </m:sSubSup>
+            <m:r>
+              <m:rPr>
+                <m:sty m:val="p"/>
+              </m:rPr>
+              <m:t>−</m:t>
+            </m:r>
+            <m:sSup>
+              <m:e>
+                <m:r>
+                  <m:t>γ</m:t>
+                </m:r>
+              </m:e>
+              <m:sup>
+                <m:r>
+                  <m:t>2</m:t>
+                </m:r>
+              </m:sup>
+            </m:sSup>
+            <m:r>
+              <m:rPr>
+                <m:sty m:val="p"/>
+              </m:rPr>
+              <m:t>/</m:t>
+            </m:r>
             <m:r>
               <m:t>2</m:t>
             </m:r>
@@ -3142,6 +4195,72 @@
         <w:t xml:space="preserve"> </w:t>
       </w:r>
       <w:r>
+        <w:t xml:space="preserve">y en</w:t>
+      </w:r>
+      <w:r>
+        <w:t xml:space="preserve"> </w:t>
+      </w:r>
+      <m:oMath>
+        <m:sSub>
+          <m:e>
+            <m:r>
+              <m:t>ω</m:t>
+            </m:r>
+          </m:e>
+          <m:sub>
+            <m:r>
+              <m:t>0</m:t>
+            </m:r>
+          </m:sub>
+        </m:sSub>
+      </m:oMath>
+      <w:r>
+        <w:t xml:space="preserve">. Marque también</w:t>
+      </w:r>
+      <w:r>
+        <w:t xml:space="preserve"> </w:t>
+      </w:r>
+      <m:oMath>
+        <m:sSub>
+          <m:e>
+            <m:r>
+              <m:t>φ</m:t>
+            </m:r>
+          </m:e>
+          <m:sub>
+            <m:r>
+              <m:t>m</m:t>
+            </m:r>
+            <m:r>
+              <m:t>a</m:t>
+            </m:r>
+            <m:r>
+              <m:t>x</m:t>
+            </m:r>
+          </m:sub>
+        </m:sSub>
+        <m:r>
+          <m:rPr>
+            <m:sty m:val="p"/>
+          </m:rPr>
+          <m:t>/</m:t>
+        </m:r>
+        <m:rad>
+          <m:radPr>
+            <m:degHide m:val="on"/>
+          </m:radPr>
+          <m:deg/>
+          <m:e>
+            <m:r>
+              <m:t>2</m:t>
+            </m:r>
+          </m:e>
+        </m:rad>
+      </m:oMath>
+      <w:r>
+        <w:t xml:space="preserve"> </w:t>
+      </w:r>
+      <w:r>
         <w:t xml:space="preserve">y la anchura</w:t>
       </w:r>
       <w:r>
@@ -3152,7 +4271,7 @@
           <m:t>Δ</m:t>
         </m:r>
         <m:r>
-          <m:t>ω</m:t>
+          <m:t>Ω</m:t>
         </m:r>
       </m:oMath>
       <w:r>
@@ -3206,55 +4325,126 @@
         <w:pStyle w:val="BodyText"/>
         <w:jc w:val="both"/>
       </w:pPr>
+      <m:oMath>
+        <m:sSubSup>
+          <m:e>
+            <m:r>
+              <m:t>Ω</m:t>
+            </m:r>
+          </m:e>
+          <m:sub>
+            <m:r>
+              <m:t>r</m:t>
+            </m:r>
+          </m:sub>
+          <m:sup>
+            <m:r>
+              <m:t>e</m:t>
+            </m:r>
+            <m:r>
+              <m:t>x</m:t>
+            </m:r>
+          </m:sup>
+        </m:sSubSup>
+      </m:oMath>
+      <w:r>
+        <w:t xml:space="preserve"> </w:t>
+      </w:r>
+      <w:r>
+        <w:t xml:space="preserve">= ( __________ ± __________ ) rad/s</w:t>
+      </w:r>
+      <w:r>
+        <w:t xml:space="preserve"> </w:t>
+      </w:r>
+      <m:oMath>
+        <m:r>
+          <m:t>  </m:t>
+        </m:r>
+        <m:sSubSup>
+          <m:e>
+            <m:r>
+              <m:t>Ω</m:t>
+            </m:r>
+          </m:e>
+          <m:sub>
+            <m:r>
+              <m:t>r</m:t>
+            </m:r>
+          </m:sub>
+          <m:sup>
+            <m:r>
+              <m:t>t</m:t>
+            </m:r>
+          </m:sup>
+        </m:sSubSup>
+      </m:oMath>
+      <w:r>
+        <w:t xml:space="preserve"> </w:t>
+      </w:r>
+      <w:r>
+        <w:t xml:space="preserve">= ( __________ ± __________ ) rad/s</w:t>
+      </w:r>
+      <w:r>
+        <w:t xml:space="preserve"> </w:t>
+      </w:r>
+      <m:oMath>
+        <m:r>
+          <m:t>  </m:t>
+        </m:r>
+        <m:sSub>
+          <m:e>
+            <m:r>
+              <m:t>ω</m:t>
+            </m:r>
+          </m:e>
+          <m:sub>
+            <m:r>
+              <m:t>0</m:t>
+            </m:r>
+          </m:sub>
+        </m:sSub>
+      </m:oMath>
+      <w:r>
+        <w:t xml:space="preserve"> </w:t>
+      </w:r>
+      <w:r>
+        <w:t xml:space="preserve">= ( __________ ± __________ ) rad/s</w:t>
+      </w:r>
+    </w:p>
+    <w:p>
+      <w:pPr>
+        <w:pStyle w:val="BodyText"/>
+        <w:jc w:val="both"/>
+      </w:pPr>
       <w:r>
         <w:rPr>
           <w:bCs/>
           <w:b/>
         </w:rPr>
-        <w:t xml:space="preserve">3.</w:t>
-      </w:r>
-      <w:r>
-        <w:t xml:space="preserve"> </w:t>
-      </w:r>
-      <w:r>
-        <w:t xml:space="preserve">Obtenga de la gráfica la frecuencia de resonancia</w:t>
+        <w:t xml:space="preserve">2.</w:t>
+      </w:r>
+      <w:r>
+        <w:t xml:space="preserve"> </w:t>
+      </w:r>
+      <w:r>
+        <w:t xml:space="preserve">Obtenga de la gráfica la anchura</w:t>
       </w:r>
       <w:r>
         <w:t xml:space="preserve"> </w:t>
       </w:r>
       <m:oMath>
-        <m:sSub>
-          <m:e>
-            <m:r>
-              <m:t>ω</m:t>
-            </m:r>
-          </m:e>
-          <m:sub>
-            <m:r>
-              <m:t>r</m:t>
-            </m:r>
-          </m:sub>
-        </m:sSub>
+        <m:r>
+          <m:t>Δ</m:t>
+        </m:r>
+        <m:r>
+          <m:t>Ω</m:t>
+        </m:r>
       </m:oMath>
       <w:r>
-        <w:t xml:space="preserve">, la anchura</w:t>
-      </w:r>
-      <w:r>
-        <w:t xml:space="preserve"> </w:t>
-      </w:r>
-      <m:oMath>
-        <m:r>
-          <m:t>Δ</m:t>
-        </m:r>
-        <m:r>
-          <m:t>ω</m:t>
-        </m:r>
-      </m:oMath>
-      <w:r>
-        <w:t xml:space="preserve"> </w:t>
-      </w:r>
-      <w:r>
-        <w:t xml:space="preserve">y, a partir de ellas,</w:t>
+        <w:t xml:space="preserve"> </w:t>
+      </w:r>
+      <w:r>
+        <w:t xml:space="preserve">y, a partir de ella,</w:t>
       </w:r>
       <w:r>
         <w:t xml:space="preserve"> </w:t>
@@ -3288,14 +4478,14 @@
           <m:t>Δ</m:t>
         </m:r>
         <m:r>
-          <m:t>ω</m:t>
+          <m:t>Ω</m:t>
         </m:r>
       </m:oMath>
       <w:r>
         <w:t xml:space="preserve"> </w:t>
       </w:r>
       <w:r>
-        <w:t xml:space="preserve">y el factor de calidad</w:t>
+        <w:t xml:space="preserve">y</w:t>
       </w:r>
       <w:r>
         <w:t xml:space="preserve"> </w:t>
@@ -3310,10 +4500,10 @@
           </m:rPr>
           <m:t>=</m:t>
         </m:r>
-        <m:sSub>
+        <m:sSubSup>
           <m:e>
             <m:r>
-              <m:t>ω</m:t>
+              <m:t>Ω</m:t>
             </m:r>
           </m:e>
           <m:sub>
@@ -3321,7 +4511,15 @@
               <m:t>r</m:t>
             </m:r>
           </m:sub>
-        </m:sSub>
+          <m:sup>
+            <m:r>
+              <m:t>e</m:t>
+            </m:r>
+            <m:r>
+              <m:t>x</m:t>
+            </m:r>
+          </m:sup>
+        </m:sSubSup>
         <m:r>
           <m:rPr>
             <m:sty m:val="p"/>
@@ -3332,11 +4530,54 @@
           <m:t>Δ</m:t>
         </m:r>
         <m:r>
-          <m:t>ω</m:t>
+          <m:t>Ω</m:t>
         </m:r>
       </m:oMath>
       <w:r>
-        <w:t xml:space="preserve">, con sus errores.</w:t>
+        <w:t xml:space="preserve">, con sus errores. Compare</w:t>
+      </w:r>
+      <w:r>
+        <w:t xml:space="preserve"> </w:t>
+      </w:r>
+      <m:oMath>
+        <m:sSub>
+          <m:e>
+            <m:r>
+              <m:t>γ</m:t>
+            </m:r>
+          </m:e>
+          <m:sub>
+            <m:r>
+              <m:t>r</m:t>
+            </m:r>
+            <m:r>
+              <m:t>e</m:t>
+            </m:r>
+            <m:r>
+              <m:t>s</m:t>
+            </m:r>
+          </m:sub>
+        </m:sSub>
+      </m:oMath>
+      <w:r>
+        <w:t xml:space="preserve"> </w:t>
+      </w:r>
+      <w:r>
+        <w:t xml:space="preserve">con el</w:t>
+      </w:r>
+      <w:r>
+        <w:t xml:space="preserve"> </w:t>
+      </w:r>
+      <m:oMath>
+        <m:r>
+          <m:t>γ</m:t>
+        </m:r>
+      </m:oMath>
+      <w:r>
+        <w:t xml:space="preserve"> </w:t>
+      </w:r>
+      <w:r>
+        <w:t xml:space="preserve">de la Parte A.</w:t>
       </w:r>
     </w:p>
     <w:p>
@@ -3345,15 +4586,41 @@
         <w:jc w:val="both"/>
       </w:pPr>
       <m:oMath>
+        <m:r>
+          <m:t>Δ</m:t>
+        </m:r>
+        <m:r>
+          <m:t>Ω</m:t>
+        </m:r>
+      </m:oMath>
+      <w:r>
+        <w:t xml:space="preserve"> </w:t>
+      </w:r>
+      <w:r>
+        <w:t xml:space="preserve">= ( __________ ± __________ ) rad/s</w:t>
+      </w:r>
+      <w:r>
+        <w:t xml:space="preserve"> </w:t>
+      </w:r>
+      <m:oMath>
+        <m:r>
+          <m:t>  </m:t>
+        </m:r>
         <m:sSub>
           <m:e>
             <m:r>
-              <m:t>ω</m:t>
+              <m:t>γ</m:t>
             </m:r>
           </m:e>
           <m:sub>
             <m:r>
               <m:t>r</m:t>
+            </m:r>
+            <m:r>
+              <m:t>e</m:t>
+            </m:r>
+            <m:r>
+              <m:t>s</m:t>
             </m:r>
           </m:sub>
         </m:sSub>
@@ -3362,7 +4629,7 @@
         <w:t xml:space="preserve"> </w:t>
       </w:r>
       <w:r>
-        <w:t xml:space="preserve">= ( __________ ± __________ ) rad/s</w:t>
+        <w:t xml:space="preserve">= ( __________ ± __________ ) s⁻¹</w:t>
       </w:r>
       <w:r>
         <w:t xml:space="preserve"> </w:t>
@@ -3372,68 +4639,141 @@
           <m:t>  </m:t>
         </m:r>
         <m:r>
-          <m:t>Δ</m:t>
-        </m:r>
-        <m:r>
-          <m:t>ω</m:t>
+          <m:t>Q</m:t>
         </m:r>
       </m:oMath>
       <w:r>
         <w:t xml:space="preserve"> </w:t>
       </w:r>
       <w:r>
-        <w:t xml:space="preserve">= ( __________ ± __________ ) rad/s</w:t>
+        <w:t xml:space="preserve">= ( __________ ± __________ )</w:t>
       </w:r>
     </w:p>
+    <w:tbl>
+      <w:tblPr>
+        <w:tblW w:type="pct" w:w="5000"/>
+        <w:tblBorders>
+          <w:top w:val="single" w:sz="6" w:color="000000"/>
+          <w:left w:val="single" w:sz="6" w:color="000000"/>
+          <w:bottom w:val="single" w:sz="6" w:color="000000"/>
+          <w:right w:val="single" w:sz="6" w:color="000000"/>
+          <w:insideH w:val="single" w:sz="6" w:color="000000"/>
+          <w:insideV w:val="single" w:sz="6" w:color="000000"/>
+        </w:tblBorders>
+        <w:tblLook w:firstColumn="1" w:firstRow="1" w:lastColumn="0" w:lastRow="0" w:noHBand="0" w:noVBand="1" w:val="04A0"/>
+      </w:tblPr>
+      <w:tblGrid>
+        <w:gridCol w:w="9524"/>
+      </w:tblGrid>
+      <w:tr>
+        <w:trPr>
+          <w:trHeight w:val="1134" w:hRule="atLeast"/>
+        </w:trPr>
+        <w:tc>
+          <w:tcPr>
+            <w:tcW w:type="dxa" w:w="9524"/>
+          </w:tcPr>
+          <w:p/>
+        </w:tc>
+      </w:tr>
+    </w:tbl>
+    <w:p/>
     <w:p>
       <w:pPr>
         <w:pStyle w:val="BodyText"/>
         <w:jc w:val="both"/>
       </w:pPr>
+      <w:r>
+        <w:rPr>
+          <w:bCs/>
+          <w:b/>
+        </w:rPr>
+        <w:t xml:space="preserve">3.</w:t>
+      </w:r>
+      <w:r>
+        <w:t xml:space="preserve"> </w:t>
+      </w:r>
+      <w:r>
+        <w:t xml:space="preserve">Describa el desfase observado entre la rueda (flecha blanca) y el excitador (flecha negra) para</w:t>
+      </w:r>
+      <w:r>
+        <w:t xml:space="preserve"> </w:t>
+      </w:r>
+      <m:oMath>
+        <m:r>
+          <m:t>Ω</m:t>
+        </m:r>
+      </m:oMath>
+      <w:r>
+        <w:t xml:space="preserve"> </w:t>
+      </w:r>
+      <w:r>
+        <w:t xml:space="preserve">muy inferior a</w:t>
+      </w:r>
+      <w:r>
+        <w:t xml:space="preserve"> </w:t>
+      </w:r>
       <m:oMath>
         <m:sSub>
           <m:e>
             <m:r>
-              <m:t>γ</m:t>
+              <m:t>ω</m:t>
             </m:r>
           </m:e>
           <m:sub>
             <m:r>
-              <m:t>r</m:t>
-            </m:r>
-            <m:r>
-              <m:t>e</m:t>
-            </m:r>
-            <m:r>
-              <m:t>s</m:t>
+              <m:t>0</m:t>
             </m:r>
           </m:sub>
         </m:sSub>
       </m:oMath>
       <w:r>
-        <w:t xml:space="preserve"> </w:t>
-      </w:r>
-      <w:r>
-        <w:t xml:space="preserve">= ( __________ ± __________ ) s⁻¹</w:t>
+        <w:t xml:space="preserve">, en la resonancia y para</w:t>
       </w:r>
       <w:r>
         <w:t xml:space="preserve"> </w:t>
       </w:r>
       <m:oMath>
         <m:r>
-          <m:t>  </m:t>
-        </m:r>
-        <m:r>
-          <m:t>Q</m:t>
+          <m:t>Ω</m:t>
         </m:r>
       </m:oMath>
       <w:r>
         <w:t xml:space="preserve"> </w:t>
       </w:r>
       <w:r>
-        <w:t xml:space="preserve">= ( __________ ± __________ )</w:t>
+        <w:t xml:space="preserve">muy superior. ¿Concuerda con la teoría?</w:t>
       </w:r>
     </w:p>
+    <w:tbl>
+      <w:tblPr>
+        <w:tblW w:type="pct" w:w="5000"/>
+        <w:tblBorders>
+          <w:top w:val="single" w:sz="6" w:color="000000"/>
+          <w:left w:val="single" w:sz="6" w:color="000000"/>
+          <w:bottom w:val="single" w:sz="6" w:color="000000"/>
+          <w:right w:val="single" w:sz="6" w:color="000000"/>
+          <w:insideH w:val="single" w:sz="6" w:color="000000"/>
+          <w:insideV w:val="single" w:sz="6" w:color="000000"/>
+        </w:tblBorders>
+        <w:tblLook w:firstColumn="1" w:firstRow="1" w:lastColumn="0" w:lastRow="0" w:noHBand="0" w:noVBand="1" w:val="04A0"/>
+      </w:tblPr>
+      <w:tblGrid>
+        <w:gridCol w:w="9524"/>
+      </w:tblGrid>
+      <w:tr>
+        <w:trPr>
+          <w:trHeight w:val="1134" w:hRule="atLeast"/>
+        </w:trPr>
+        <w:tc>
+          <w:tcPr>
+            <w:tcW w:type="dxa" w:w="9524"/>
+          </w:tcPr>
+          <w:p/>
+        </w:tc>
+      </w:tr>
+    </w:tbl>
+    <w:p/>
     <w:p>
       <w:pPr>
         <w:pStyle w:val="BodyText"/>
@@ -3450,7 +4790,7 @@
         <w:t xml:space="preserve"> </w:t>
       </w:r>
       <w:r>
-        <w:t xml:space="preserve">Compare</w:t>
+        <w:t xml:space="preserve">Demuestre las expresiones de</w:t>
       </w:r>
       <w:r>
         <w:t xml:space="preserve"> </w:t>
@@ -3459,18 +4799,12 @@
         <m:sSub>
           <m:e>
             <m:r>
-              <m:t>γ</m:t>
+              <m:t>Ω</m:t>
             </m:r>
           </m:e>
           <m:sub>
             <m:r>
               <m:t>r</m:t>
-            </m:r>
-            <m:r>
-              <m:t>e</m:t>
-            </m:r>
-            <m:r>
-              <m:t>s</m:t>
             </m:r>
           </m:sub>
         </m:sSub>
@@ -3479,7 +4813,7 @@
         <w:t xml:space="preserve"> </w:t>
       </w:r>
       <w:r>
-        <w:t xml:space="preserve">con</w:t>
+        <w:t xml:space="preserve">y</w:t>
       </w:r>
       <w:r>
         <w:t xml:space="preserve"> </w:t>
@@ -3488,24 +4822,12 @@
         <m:sSub>
           <m:e>
             <m:r>
-              <m:t>γ</m:t>
+              <m:t>A</m:t>
             </m:r>
           </m:e>
           <m:sub>
             <m:r>
-              <m:t>l</m:t>
-            </m:r>
-            <m:r>
-              <m:t>i</m:t>
-            </m:r>
-            <m:r>
-              <m:t>b</m:t>
-            </m:r>
-            <m:r>
               <m:t>r</m:t>
-            </m:r>
-            <m:r>
-              <m:t>e</m:t>
             </m:r>
           </m:sub>
         </m:sSub>
@@ -3514,50 +4836,31 @@
         <w:t xml:space="preserve"> </w:t>
       </w:r>
       <w:r>
-        <w:t xml:space="preserve">y</w:t>
+        <w:t xml:space="preserve">a partir de la condición de máximo de</w:t>
       </w:r>
       <w:r>
         <w:t xml:space="preserve"> </w:t>
       </w:r>
       <m:oMath>
-        <m:sSub>
+        <m:r>
+          <m:t>A</m:t>
+        </m:r>
+        <m:d>
+          <m:dPr>
+            <m:begChr m:val="("/>
+            <m:endChr m:val=")"/>
+            <m:sepChr m:val=""/>
+            <m:grow/>
+          </m:dPr>
           <m:e>
             <m:r>
-              <m:t>ω</m:t>
+              <m:t>Ω</m:t>
             </m:r>
           </m:e>
-          <m:sub>
-            <m:r>
-              <m:t>r</m:t>
-            </m:r>
-          </m:sub>
-        </m:sSub>
+        </m:d>
       </m:oMath>
       <w:r>
-        <w:t xml:space="preserve"> </w:t>
-      </w:r>
-      <w:r>
-        <w:t xml:space="preserve">con</w:t>
-      </w:r>
-      <w:r>
-        <w:t xml:space="preserve"> </w:t>
-      </w:r>
-      <m:oMath>
-        <m:sSub>
-          <m:e>
-            <m:r>
-              <m:t>ω</m:t>
-            </m:r>
-          </m:e>
-          <m:sub>
-            <m:r>
-              <m:t>0</m:t>
-            </m:r>
-          </m:sub>
-        </m:sSub>
-      </m:oMath>
-      <w:r>
-        <w:t xml:space="preserve">. ¿Qué desfase observó en la resonancia?</w:t>
+        <w:t xml:space="preserve">.</w:t>
       </w:r>
     </w:p>
     <w:tbl>
@@ -3589,7 +4892,7 @@
       </w:tr>
     </w:tbl>
     <w:p/>
-    <w:bookmarkEnd w:id="28"/>
+    <w:bookmarkEnd w:id="31"/>
     <w:sectPr>
       <w:headerReference w:type="default" r:id="rId9"/>
       <w:footerReference w:type="default" r:id="rId10"/>

--- a/fichas/fai-pohl-forzadas.docx
+++ b/fichas/fai-pohl-forzadas.docx
@@ -27,6 +27,7 @@
           <w:ilvl w:val="0"/>
           <w:numId w:val="0"/>
         </w:numPr>
+        <w:spacing w:before="440" w:after="160"/>
       </w:pPr>
       <w:r>
         <w:rPr>
@@ -38,10 +39,11 @@
     <w:p>
       <w:pPr>
         <w:pStyle w:val="FirstParagraph"/>
+        <w:spacing w:after="120" w:line="276" w:lineRule="auto"/>
         <w:jc w:val="both"/>
       </w:pPr>
       <w:r>
-        <w:t xml:space="preserve">Construir la curva de resonancia del péndulo de Pohl forzado por un motor y obtener de ella la frecuencia de resonancia, la anchura de la curva y el factor de calidad. Comparar con los valores esperados a partir de las oscilaciones libres y amortiguadas.</w:t>
+        <w:t xml:space="preserve">Medir la curva de resonancia del péndulo de Pohl movido por un motor y obtener de ella la frecuencia de resonancia y el factor de calidad.</w:t>
       </w:r>
     </w:p>
     <w:bookmarkEnd w:id="21"/>
@@ -53,6 +55,7 @@
           <w:ilvl w:val="0"/>
           <w:numId w:val="0"/>
         </w:numPr>
+        <w:spacing w:before="440" w:after="160"/>
       </w:pPr>
       <w:r>
         <w:rPr>
@@ -64,10 +67,11 @@
     <w:p>
       <w:pPr>
         <w:pStyle w:val="FirstParagraph"/>
+        <w:spacing w:after="120" w:line="276" w:lineRule="auto"/>
         <w:jc w:val="both"/>
       </w:pPr>
       <w:r>
-        <w:t xml:space="preserve">El motor mueve periódicamente el extremo del muelle espiral, lo que equivale a un momento externo</w:t>
+        <w:t xml:space="preserve">El motor mueve periódicamente el extremo del muelle, lo que equivale a un momento externo</w:t>
       </w:r>
       <w:r>
         <w:t xml:space="preserve"> </w:t>
@@ -116,12 +120,13 @@
         <w:t xml:space="preserve"> </w:t>
       </w:r>
       <w:r>
-        <w:t xml:space="preserve">la frecuencia del forzamiento:</w:t>
+        <w:t xml:space="preserve">la frecuencia del motor:</w:t>
       </w:r>
     </w:p>
     <w:p>
       <w:pPr>
         <w:pStyle w:val="BodyText"/>
+        <w:spacing w:after="120" w:line="276" w:lineRule="auto"/>
         <w:jc w:val="both"/>
       </w:pPr>
       <m:oMathPara>
@@ -283,79 +288,17 @@
     <w:p>
       <w:pPr>
         <w:pStyle w:val="FirstParagraph"/>
+        <w:spacing w:after="120" w:line="276" w:lineRule="auto"/>
         <w:jc w:val="both"/>
       </w:pPr>
       <w:r>
-        <w:t xml:space="preserve">Tras un transitorio, la rueda oscila con la frecuencia del motor,</w:t>
-      </w:r>
-      <w:r>
-        <w:t xml:space="preserve"> </w:t>
-      </w:r>
-      <m:oMath>
-        <m:r>
-          <m:t>φ</m:t>
-        </m:r>
-        <m:d>
-          <m:dPr>
-            <m:begChr m:val="("/>
-            <m:endChr m:val=")"/>
-            <m:sepChr m:val=""/>
-            <m:grow/>
-          </m:dPr>
-          <m:e>
-            <m:r>
-              <m:t>t</m:t>
-            </m:r>
-          </m:e>
-        </m:d>
-        <m:r>
-          <m:rPr>
-            <m:sty m:val="p"/>
-          </m:rPr>
-          <m:t>=</m:t>
-        </m:r>
-        <m:r>
-          <m:t>A</m:t>
-        </m:r>
-        <m:r>
-          <m:rPr>
-            <m:sty m:val="p"/>
-          </m:rPr>
-          <m:t>cos</m:t>
-        </m:r>
-        <m:d>
-          <m:dPr>
-            <m:begChr m:val="("/>
-            <m:endChr m:val=")"/>
-            <m:sepChr m:val=""/>
-            <m:grow/>
-          </m:dPr>
-          <m:e>
-            <m:r>
-              <m:t>Ω</m:t>
-            </m:r>
-            <m:r>
-              <m:t>t</m:t>
-            </m:r>
-            <m:r>
-              <m:rPr>
-                <m:sty m:val="p"/>
-              </m:rPr>
-              <m:t>+</m:t>
-            </m:r>
-            <m:r>
-              <m:t>ϕ</m:t>
-            </m:r>
-          </m:e>
-        </m:d>
-      </m:oMath>
-      <w:r>
-        <w:t xml:space="preserve">, con amplitud y desfase estacionarios</w:t>
+        <w:t xml:space="preserve">Pasado un tiempo, la rueda oscila con la frecuencia del motor y amplitud constante:</w:t>
       </w:r>
     </w:p>
     <w:p>
       <w:pPr>
         <w:pStyle w:val="BodyText"/>
+        <w:spacing w:after="120" w:line="276" w:lineRule="auto"/>
         <w:jc w:val="both"/>
       </w:pPr>
       <m:oMathPara>
@@ -502,89 +445,6 @@
             <m:rPr>
               <m:sty m:val="p"/>
             </m:rPr>
-            <m:t>,</m:t>
-          </m:r>
-          <m:r>
-            <m:t>  </m:t>
-          </m:r>
-          <m:r>
-            <m:rPr>
-              <m:sty m:val="p"/>
-            </m:rPr>
-            <m:t>tan</m:t>
-          </m:r>
-          <m:r>
-            <m:t>ϕ</m:t>
-          </m:r>
-          <m:r>
-            <m:rPr>
-              <m:sty m:val="p"/>
-            </m:rPr>
-            <m:t>=</m:t>
-          </m:r>
-          <m:f>
-            <m:fPr>
-              <m:type m:val="bar"/>
-            </m:fPr>
-            <m:num>
-              <m:r>
-                <m:rPr>
-                  <m:sty m:val="p"/>
-                </m:rPr>
-                <m:t>−</m:t>
-              </m:r>
-              <m:r>
-                <m:t>γ</m:t>
-              </m:r>
-              <m:r>
-                <m:t> </m:t>
-              </m:r>
-              <m:r>
-                <m:t>Ω</m:t>
-              </m:r>
-            </m:num>
-            <m:den>
-              <m:sSubSup>
-                <m:e>
-                  <m:r>
-                    <m:t>ω</m:t>
-                  </m:r>
-                </m:e>
-                <m:sub>
-                  <m:r>
-                    <m:t>0</m:t>
-                  </m:r>
-                </m:sub>
-                <m:sup>
-                  <m:r>
-                    <m:t>2</m:t>
-                  </m:r>
-                </m:sup>
-              </m:sSubSup>
-              <m:r>
-                <m:rPr>
-                  <m:sty m:val="p"/>
-                </m:rPr>
-                <m:t>−</m:t>
-              </m:r>
-              <m:sSup>
-                <m:e>
-                  <m:r>
-                    <m:t>Ω</m:t>
-                  </m:r>
-                </m:e>
-                <m:sup>
-                  <m:r>
-                    <m:t>2</m:t>
-                  </m:r>
-                </m:sup>
-              </m:sSup>
-            </m:den>
-          </m:f>
-          <m:r>
-            <m:rPr>
-              <m:sty m:val="p"/>
-            </m:rPr>
             <m:t>.</m:t>
           </m:r>
         </m:oMath>
@@ -593,25 +453,17 @@
     <w:p>
       <w:pPr>
         <w:pStyle w:val="FirstParagraph"/>
+        <w:spacing w:after="120" w:line="276" w:lineRule="auto"/>
         <w:jc w:val="both"/>
       </w:pPr>
       <w:r>
-        <w:t xml:space="preserve">La amplitud es máxima en la</w:t>
-      </w:r>
-      <w:r>
-        <w:t xml:space="preserve"> </w:t>
-      </w:r>
-      <w:r>
-        <w:rPr>
-          <w:bCs/>
-          <w:b/>
-        </w:rPr>
-        <w:t xml:space="preserve">frecuencia de resonancia</w:t>
+        <w:t xml:space="preserve">La amplitud es máxima en la frecuencia de resonancia</w:t>
       </w:r>
     </w:p>
     <w:p>
       <w:pPr>
         <w:pStyle w:val="BodyText"/>
+        <w:spacing w:after="120" w:line="276" w:lineRule="auto"/>
         <w:jc w:val="both"/>
       </w:pPr>
       <m:oMathPara>
@@ -666,135 +518,29 @@
                 </m:rPr>
                 <m:t>−</m:t>
               </m:r>
-              <m:f>
-                <m:fPr>
-                  <m:type m:val="bar"/>
-                </m:fPr>
-                <m:num>
-                  <m:sSup>
-                    <m:e>
-                      <m:r>
-                        <m:t>γ</m:t>
-                      </m:r>
-                    </m:e>
-                    <m:sup>
-                      <m:r>
-                        <m:t>2</m:t>
-                      </m:r>
-                    </m:sup>
-                  </m:sSup>
-                </m:num>
-                <m:den>
+              <m:sSup>
+                <m:e>
+                  <m:r>
+                    <m:t>γ</m:t>
+                  </m:r>
+                </m:e>
+                <m:sup>
                   <m:r>
                     <m:t>2</m:t>
                   </m:r>
-                </m:den>
-              </m:f>
+                </m:sup>
+              </m:sSup>
+              <m:r>
+                <m:rPr>
+                  <m:sty m:val="p"/>
+                </m:rPr>
+                <m:t>/</m:t>
+              </m:r>
+              <m:r>
+                <m:t>2</m:t>
+              </m:r>
             </m:e>
           </m:rad>
-          <m:r>
-            <m:rPr>
-              <m:sty m:val="p"/>
-            </m:rPr>
-            <m:t>,</m:t>
-          </m:r>
-          <m:r>
-            <m:t>  </m:t>
-          </m:r>
-          <m:sSub>
-            <m:e>
-              <m:r>
-                <m:t>A</m:t>
-              </m:r>
-            </m:e>
-            <m:sub>
-              <m:r>
-                <m:t>r</m:t>
-              </m:r>
-            </m:sub>
-          </m:sSub>
-          <m:r>
-            <m:rPr>
-              <m:sty m:val="p"/>
-            </m:rPr>
-            <m:t>=</m:t>
-          </m:r>
-          <m:f>
-            <m:fPr>
-              <m:type m:val="bar"/>
-            </m:fPr>
-            <m:num>
-              <m:sSub>
-                <m:e>
-                  <m:r>
-                    <m:t>f</m:t>
-                  </m:r>
-                </m:e>
-                <m:sub>
-                  <m:r>
-                    <m:t>0</m:t>
-                  </m:r>
-                </m:sub>
-              </m:sSub>
-            </m:num>
-            <m:den>
-              <m:r>
-                <m:t>γ</m:t>
-              </m:r>
-              <m:rad>
-                <m:radPr>
-                  <m:degHide m:val="on"/>
-                </m:radPr>
-                <m:deg/>
-                <m:e>
-                  <m:sSubSup>
-                    <m:e>
-                      <m:r>
-                        <m:t>ω</m:t>
-                      </m:r>
-                    </m:e>
-                    <m:sub>
-                      <m:r>
-                        <m:t>0</m:t>
-                      </m:r>
-                    </m:sub>
-                    <m:sup>
-                      <m:r>
-                        <m:t>2</m:t>
-                      </m:r>
-                    </m:sup>
-                  </m:sSubSup>
-                  <m:r>
-                    <m:rPr>
-                      <m:sty m:val="p"/>
-                    </m:rPr>
-                    <m:t>−</m:t>
-                  </m:r>
-                  <m:sSup>
-                    <m:e>
-                      <m:r>
-                        <m:t>γ</m:t>
-                      </m:r>
-                    </m:e>
-                    <m:sup>
-                      <m:r>
-                        <m:t>2</m:t>
-                      </m:r>
-                    </m:sup>
-                  </m:sSup>
-                  <m:r>
-                    <m:rPr>
-                      <m:sty m:val="p"/>
-                    </m:rPr>
-                    <m:t>/</m:t>
-                  </m:r>
-                  <m:r>
-                    <m:t>4</m:t>
-                  </m:r>
-                </m:e>
-              </m:rad>
-            </m:den>
-          </m:f>
           <m:r>
             <m:rPr>
               <m:sty m:val="p"/>
@@ -807,10 +553,11 @@
     <w:p>
       <w:pPr>
         <w:pStyle w:val="FirstParagraph"/>
+        <w:spacing w:after="120" w:line="276" w:lineRule="auto"/>
         <w:jc w:val="both"/>
       </w:pPr>
       <w:r>
-        <w:t xml:space="preserve">Cuanto mayor es el amortiguamiento, menor y más ancho es el pico; sin amortiguamiento la amplitud de resonancia sería infinita. Para amortiguamiento débil, la anchura de la curva entre los dos puntos donde</w:t>
+        <w:t xml:space="preserve">La anchura del pico, medida donde</w:t>
       </w:r>
       <w:r>
         <w:t xml:space="preserve"> </w:t>
@@ -833,7 +580,13 @@
           </m:e>
           <m:sub>
             <m:r>
-              <m:t>r</m:t>
+              <m:t>m</m:t>
+            </m:r>
+            <m:r>
+              <m:t>a</m:t>
+            </m:r>
+            <m:r>
+              <m:t>x</m:t>
             </m:r>
           </m:sub>
         </m:sSub>
@@ -856,10 +609,7 @@
         </m:rad>
       </m:oMath>
       <w:r>
-        <w:t xml:space="preserve"> </w:t>
-      </w:r>
-      <w:r>
-        <w:t xml:space="preserve">es</w:t>
+        <w:t xml:space="preserve">, es</w:t>
       </w:r>
       <w:r>
         <w:t xml:space="preserve"> </w:t>
@@ -882,10 +632,7 @@
         </m:r>
       </m:oMath>
       <w:r>
-        <w:t xml:space="preserve"> </w:t>
-      </w:r>
-      <w:r>
-        <w:t xml:space="preserve">y el factor de calidad</w:t>
+        <w:t xml:space="preserve">, y el factor de calidad es</w:t>
       </w:r>
       <w:r>
         <w:t xml:space="preserve"> </w:t>
@@ -893,6 +640,100 @@
       <m:oMath>
         <m:r>
           <m:t>Q</m:t>
+        </m:r>
+        <m:r>
+          <m:rPr>
+            <m:sty m:val="p"/>
+          </m:rPr>
+          <m:t>≃</m:t>
+        </m:r>
+        <m:sSub>
+          <m:e>
+            <m:r>
+              <m:t>Ω</m:t>
+            </m:r>
+          </m:e>
+          <m:sub>
+            <m:r>
+              <m:t>r</m:t>
+            </m:r>
+          </m:sub>
+        </m:sSub>
+        <m:r>
+          <m:rPr>
+            <m:sty m:val="p"/>
+          </m:rPr>
+          <m:t>/</m:t>
+        </m:r>
+        <m:r>
+          <m:t>Δ</m:t>
+        </m:r>
+        <m:r>
+          <m:t>Ω</m:t>
+        </m:r>
+      </m:oMath>
+      <w:r>
+        <w:t xml:space="preserve">.</w:t>
+      </w:r>
+    </w:p>
+    <w:p>
+      <w:pPr>
+        <w:pStyle w:val="BodyText"/>
+        <w:spacing w:after="120" w:line="276" w:lineRule="auto"/>
+        <w:jc w:val="both"/>
+      </w:pPr>
+      <w:r>
+        <w:t xml:space="preserve">Desfase entre la rueda y el motor:</w:t>
+      </w:r>
+    </w:p>
+    <w:p>
+      <w:pPr>
+        <w:numPr>
+          <w:ilvl w:val="0"/>
+          <w:numId w:val="1001"/>
+        </w:numPr>
+        <w:pStyle w:val="Compact"/>
+        <w:jc w:val="both"/>
+      </w:pPr>
+      <m:oMath>
+        <m:r>
+          <m:t>Ω</m:t>
+        </m:r>
+        <m:r>
+          <m:rPr>
+            <m:sty m:val="p"/>
+          </m:rPr>
+          <m:t>≪</m:t>
+        </m:r>
+        <m:sSub>
+          <m:e>
+            <m:r>
+              <m:t>ω</m:t>
+            </m:r>
+          </m:e>
+          <m:sub>
+            <m:r>
+              <m:t>0</m:t>
+            </m:r>
+          </m:sub>
+        </m:sSub>
+      </m:oMath>
+      <w:r>
+        <w:t xml:space="preserve">: en fase.</w:t>
+      </w:r>
+    </w:p>
+    <w:p>
+      <w:pPr>
+        <w:numPr>
+          <w:ilvl w:val="0"/>
+          <w:numId w:val="1001"/>
+        </w:numPr>
+        <w:pStyle w:val="Compact"/>
+        <w:jc w:val="both"/>
+      </w:pPr>
+      <m:oMath>
+        <m:r>
+          <m:t>Ω</m:t>
         </m:r>
         <m:r>
           <m:rPr>
@@ -912,101 +753,20 @@
             </m:r>
           </m:sub>
         </m:sSub>
-        <m:r>
-          <m:rPr>
-            <m:sty m:val="p"/>
-          </m:rPr>
-          <m:t>/</m:t>
-        </m:r>
-        <m:r>
-          <m:t>γ</m:t>
-        </m:r>
-        <m:r>
-          <m:rPr>
-            <m:sty m:val="p"/>
-          </m:rPr>
-          <m:t>≃</m:t>
-        </m:r>
-        <m:sSub>
-          <m:e>
-            <m:r>
-              <m:t>Ω</m:t>
-            </m:r>
-          </m:e>
-          <m:sub>
-            <m:r>
-              <m:t>r</m:t>
-            </m:r>
-          </m:sub>
-        </m:sSub>
-        <m:r>
-          <m:rPr>
-            <m:sty m:val="p"/>
-          </m:rPr>
-          <m:t>/</m:t>
-        </m:r>
-        <m:r>
-          <m:t>Δ</m:t>
-        </m:r>
-        <m:r>
-          <m:t>Ω</m:t>
-        </m:r>
       </m:oMath>
       <w:r>
-        <w:t xml:space="preserve">. Para</w:t>
-      </w:r>
-      <w:r>
-        <w:t xml:space="preserve"> </w:t>
-      </w:r>
-      <m:oMath>
-        <m:r>
-          <m:t>Ω</m:t>
-        </m:r>
-        <m:r>
-          <m:rPr>
-            <m:sty m:val="p"/>
-          </m:rPr>
-          <m:t>≪</m:t>
-        </m:r>
-        <m:sSub>
-          <m:e>
-            <m:r>
-              <m:t>ω</m:t>
-            </m:r>
-          </m:e>
-          <m:sub>
-            <m:r>
-              <m:t>0</m:t>
-            </m:r>
-          </m:sub>
-        </m:sSub>
-      </m:oMath>
-      <w:r>
-        <w:t xml:space="preserve"> </w:t>
-      </w:r>
-      <w:r>
-        <w:t xml:space="preserve">la rueda oscila en fase con el excitador (</w:t>
-      </w:r>
-      <m:oMath>
-        <m:r>
-          <m:t>ϕ</m:t>
-        </m:r>
-        <m:r>
-          <m:rPr>
-            <m:sty m:val="p"/>
-          </m:rPr>
-          <m:t>≈</m:t>
-        </m:r>
-        <m:r>
-          <m:t>0</m:t>
-        </m:r>
-      </m:oMath>
-      <w:r>
-        <w:t xml:space="preserve">); para</w:t>
-      </w:r>
-      <w:r>
-        <w:t xml:space="preserve"> </w:t>
-      </w:r>
+        <w:t xml:space="preserve">: desfase de 90°.</w:t>
+      </w:r>
+    </w:p>
+    <w:p>
+      <w:pPr>
+        <w:numPr>
+          <w:ilvl w:val="0"/>
+          <w:numId w:val="1001"/>
+        </w:numPr>
+        <w:pStyle w:val="Compact"/>
+        <w:jc w:val="both"/>
+      </w:pPr>
       <m:oMath>
         <m:r>
           <m:t>Ω</m:t>
@@ -1031,86 +791,11 @@
         </m:sSub>
       </m:oMath>
       <w:r>
-        <w:t xml:space="preserve">, en oposición de fase (</w:t>
-      </w:r>
-      <m:oMath>
-        <m:r>
-          <m:t>ϕ</m:t>
-        </m:r>
-        <m:r>
-          <m:rPr>
-            <m:sty m:val="p"/>
-          </m:rPr>
-          <m:t>≈</m:t>
-        </m:r>
-        <m:r>
-          <m:t>π</m:t>
-        </m:r>
-      </m:oMath>
-      <w:r>
-        <w:t xml:space="preserve">), y para</w:t>
-      </w:r>
-      <w:r>
-        <w:t xml:space="preserve"> </w:t>
-      </w:r>
-      <m:oMath>
-        <m:r>
-          <m:t>Ω</m:t>
-        </m:r>
-        <m:r>
-          <m:rPr>
-            <m:sty m:val="p"/>
-          </m:rPr>
-          <m:t>=</m:t>
-        </m:r>
-        <m:sSub>
-          <m:e>
-            <m:r>
-              <m:t>ω</m:t>
-            </m:r>
-          </m:e>
-          <m:sub>
-            <m:r>
-              <m:t>0</m:t>
-            </m:r>
-          </m:sub>
-        </m:sSub>
-      </m:oMath>
-      <w:r>
-        <w:t xml:space="preserve"> </w:t>
-      </w:r>
-      <w:r>
-        <w:t xml:space="preserve">ambos están en cuadratura (</w:t>
-      </w:r>
-      <m:oMath>
-        <m:r>
-          <m:t>ϕ</m:t>
-        </m:r>
-        <m:r>
-          <m:rPr>
-            <m:sty m:val="p"/>
-          </m:rPr>
-          <m:t>=</m:t>
-        </m:r>
-        <m:r>
-          <m:t>π</m:t>
-        </m:r>
-        <m:r>
-          <m:rPr>
-            <m:sty m:val="p"/>
-          </m:rPr>
-          <m:t>/</m:t>
-        </m:r>
-        <m:r>
-          <m:t>2</m:t>
-        </m:r>
-      </m:oMath>
-      <w:r>
-        <w:t xml:space="preserve">).</w:t>
+        <w:t xml:space="preserve">: en oposición.</w:t>
       </w:r>
     </w:p>
     <w:bookmarkEnd w:id="22"/>
-    <w:bookmarkStart w:id="29" w:name="montaje-experimental"/>
+    <w:bookmarkStart w:id="26" w:name="montaje-experimental"/>
     <w:p>
       <w:pPr>
         <w:pStyle w:val="Heading2"/>
@@ -1118,6 +803,7 @@
           <w:ilvl w:val="0"/>
           <w:numId w:val="0"/>
         </w:numPr>
+        <w:spacing w:before="440" w:after="160"/>
       </w:pPr>
       <w:r>
         <w:rPr>
@@ -1136,7 +822,7 @@
           <wp:inline>
             <wp:extent cx="2519999" cy="2036045"/>
             <wp:effectExtent b="0" l="0" r="0" t="0"/>
-            <wp:docPr descr="Figura 1. Péndulo de Pohl con el excitador." title="" id="24" name="Picture"/>
+            <wp:docPr descr="Figura 1. Péndulo de Pohl con el motor." title="" id="24" name="Picture"/>
             <a:graphic>
               <a:graphicData uri="http://schemas.openxmlformats.org/drawingml/2006/picture">
                 <pic:pic>
@@ -1180,148 +866,92 @@
         <w:jc w:val="center"/>
       </w:pPr>
       <w:r>
-        <w:t xml:space="preserve">Figura 1. Péndulo de Pohl con el excitador.</w:t>
+        <w:t xml:space="preserve">Figura 1. Péndulo de Pohl con el motor.</w:t>
       </w:r>
     </w:p>
     <w:p>
       <w:pPr>
         <w:pStyle w:val="BodyText"/>
+        <w:spacing w:after="120" w:line="276" w:lineRule="auto"/>
         <w:jc w:val="both"/>
       </w:pPr>
       <w:r>
-        <w:t xml:space="preserve">El freno se alimenta como en la práctica anterior: salida de alterna de la fuente, rectificador y amperímetro en serie (Figura 2). La salida de continua de la fuente se conecta a las dos hembras superiores del motor. El motor no debe recibir más de 650 mA: antes de encenderlo, poner el dial de corriente continua de la fuente en unos 0,65 A; hecho esto, ya puede girarse el dial de tensión hasta su valor máximo.</w:t>
+        <w:t xml:space="preserve">Conexiones:</w:t>
       </w:r>
     </w:p>
     <w:p>
       <w:pPr>
-        <w:pStyle w:val="CaptionedFigure"/>
-        <w:jc w:val="center"/>
-      </w:pPr>
-      <w:r>
-        <w:drawing>
-          <wp:inline>
-            <wp:extent cx="4319999" cy="1886896"/>
-            <wp:effectExtent b="0" l="0" r="0" t="0"/>
-            <wp:docPr descr="Figura 2. Conexiones del freno y del motor." title="" id="27" name="Picture"/>
-            <a:graphic>
-              <a:graphicData uri="http://schemas.openxmlformats.org/drawingml/2006/picture">
-                <pic:pic>
-                  <pic:nvPicPr>
-                    <pic:cNvPr descr="fig/pohlcon.png" id="28" name="Picture"/>
-                    <pic:cNvPicPr>
-                      <a:picLocks noChangeArrowheads="1" noChangeAspect="1"/>
-                    </pic:cNvPicPr>
-                  </pic:nvPicPr>
-                  <pic:blipFill>
-                    <a:blip r:embed="rId26"/>
-                    <a:stretch>
-                      <a:fillRect/>
-                    </a:stretch>
-                  </pic:blipFill>
-                  <pic:spPr bwMode="auto">
-                    <a:xfrm>
-                      <a:off x="0" y="0"/>
-                      <a:ext cx="4319999" cy="1886896"/>
-                    </a:xfrm>
-                    <a:prstGeom prst="rect">
-                      <a:avLst/>
-                    </a:prstGeom>
-                    <a:noFill/>
-                    <a:ln w="9525">
-                      <a:noFill/>
-                      <a:headEnd/>
-                      <a:tailEnd/>
-                    </a:ln>
-                  </pic:spPr>
-                </pic:pic>
-              </a:graphicData>
-            </a:graphic>
-          </wp:inline>
-        </w:drawing>
+        <w:numPr>
+          <w:ilvl w:val="0"/>
+          <w:numId w:val="1002"/>
+        </w:numPr>
+        <w:pStyle w:val="Compact"/>
+        <w:jc w:val="both"/>
+      </w:pPr>
+      <w:r>
+        <w:rPr>
+          <w:bCs/>
+          <w:b/>
+        </w:rPr>
+        <w:t xml:space="preserve">Freno:</w:t>
+      </w:r>
+      <w:r>
+        <w:t xml:space="preserve"> </w:t>
+      </w:r>
+      <w:r>
+        <w:t xml:space="preserve">salida de alterna (AC) de la fuente → rectificador → amperímetro → freno.</w:t>
       </w:r>
     </w:p>
     <w:p>
       <w:pPr>
-        <w:pStyle w:val="ImageCaption"/>
-        <w:jc w:val="center"/>
-      </w:pPr>
-      <w:r>
-        <w:t xml:space="preserve">Figura 2. Conexiones del freno y del motor.</w:t>
+        <w:numPr>
+          <w:ilvl w:val="0"/>
+          <w:numId w:val="1002"/>
+        </w:numPr>
+        <w:pStyle w:val="Compact"/>
+        <w:jc w:val="both"/>
+      </w:pPr>
+      <w:r>
+        <w:rPr>
+          <w:bCs/>
+          <w:b/>
+        </w:rPr>
+        <w:t xml:space="preserve">Motor:</w:t>
+      </w:r>
+      <w:r>
+        <w:t xml:space="preserve"> </w:t>
+      </w:r>
+      <w:r>
+        <w:t xml:space="preserve">salida de continua (DC) de la fuente → dos hembras superiores del motor. Antes de encenderlo, poner el dial de corriente en 0,65 A; después, subir la tensión al máximo.</w:t>
       </w:r>
     </w:p>
     <w:p>
       <w:pPr>
-        <w:pStyle w:val="BodyText"/>
+        <w:numPr>
+          <w:ilvl w:val="0"/>
+          <w:numId w:val="1002"/>
+        </w:numPr>
+        <w:pStyle w:val="Compact"/>
         <w:jc w:val="both"/>
       </w:pPr>
       <w:r>
-        <w:t xml:space="preserve">La frecuencia del motor se regula con los dos diales de su parte superior: el derecho para el ajuste aproximado y el izquierdo para el fino. El periodo del motor,</w:t>
-      </w:r>
-      <w:r>
-        <w:t xml:space="preserve"> </w:t>
-      </w:r>
-      <m:oMath>
-        <m:sSub>
-          <m:e>
-            <m:r>
-              <m:t>T</m:t>
-            </m:r>
-          </m:e>
-          <m:sub>
-            <m:r>
-              <m:t>f</m:t>
-            </m:r>
-          </m:sub>
-        </m:sSub>
-      </m:oMath>
-      <w:r>
-        <w:t xml:space="preserve">, se mide con el cronómetro contando sus vueltas, y</w:t>
-      </w:r>
-      <w:r>
-        <w:t xml:space="preserve"> </w:t>
-      </w:r>
-      <m:oMath>
-        <m:r>
-          <m:t>Ω</m:t>
-        </m:r>
-        <m:r>
-          <m:rPr>
-            <m:sty m:val="p"/>
-          </m:rPr>
-          <m:t>=</m:t>
-        </m:r>
-        <m:r>
-          <m:t>2</m:t>
-        </m:r>
-        <m:r>
-          <m:t>π</m:t>
-        </m:r>
-        <m:r>
-          <m:rPr>
-            <m:sty m:val="p"/>
-          </m:rPr>
-          <m:t>/</m:t>
-        </m:r>
-        <m:sSub>
-          <m:e>
-            <m:r>
-              <m:t>T</m:t>
-            </m:r>
-          </m:e>
-          <m:sub>
-            <m:r>
-              <m:t>f</m:t>
-            </m:r>
-          </m:sub>
-        </m:sSub>
-      </m:oMath>
-      <w:r>
-        <w:t xml:space="preserve">. La amplitud se lee en el anillo graduado, en divisiones. La flecha blanca de la rueda y la flecha negra del excitador permiten ver el desfase entre ambos.</w:t>
+        <w:rPr>
+          <w:bCs/>
+          <w:b/>
+        </w:rPr>
+        <w:t xml:space="preserve">Frecuencia del motor:</w:t>
+      </w:r>
+      <w:r>
+        <w:t xml:space="preserve"> </w:t>
+      </w:r>
+      <w:r>
+        <w:t xml:space="preserve">dial derecho para el ajuste grueso, dial izquierdo para el fino.</w:t>
       </w:r>
     </w:p>
     <w:p>
       <w:pPr>
-        <w:pStyle w:val="BodyText"/>
+        <w:pStyle w:val="FirstParagraph"/>
+        <w:spacing w:after="120" w:line="276" w:lineRule="auto"/>
         <w:jc w:val="both"/>
       </w:pPr>
       <w:r>
@@ -1335,11 +965,11 @@
         <w:t xml:space="preserve"> </w:t>
       </w:r>
       <w:r>
-        <w:t xml:space="preserve">el freno soporta como máximo 1 A (no pase de 10 V de alterna). No trabaje cerca de la resonancia con el freno apagado, porque la amplitud se sale de la escala.</w:t>
+        <w:t xml:space="preserve">freno, 1 A como máximo (10 V de alterna). Motor, 650 mA como máximo. No acercarse a la resonancia con el freno apagado: la amplitud se sale de la escala.</w:t>
       </w:r>
     </w:p>
-    <w:bookmarkEnd w:id="29"/>
-    <w:bookmarkStart w:id="30" w:name="resultados"/>
+    <w:bookmarkEnd w:id="26"/>
+    <w:bookmarkStart w:id="29" w:name="resultados"/>
     <w:p>
       <w:pPr>
         <w:pStyle w:val="Heading2"/>
@@ -1347,6 +977,7 @@
           <w:ilvl w:val="0"/>
           <w:numId w:val="0"/>
         </w:numPr>
+        <w:spacing w:before="440" w:after="160"/>
       </w:pPr>
       <w:r>
         <w:rPr>
@@ -1355,21 +986,30 @@
         <w:t xml:space="preserve">Resultados</w:t>
       </w:r>
     </w:p>
+    <w:bookmarkStart w:id="27" w:name="Xb2c887b7557603e418fbe000de346666d45fa7c"/>
     <w:p>
       <w:pPr>
+        <w:pStyle w:val="Heading3"/>
+        <w:numPr>
+          <w:ilvl w:val="0"/>
+          <w:numId w:val="0"/>
+        </w:numPr>
+        <w:spacing w:before="320" w:after="120"/>
+      </w:pPr>
+      <w:r>
+        <w:rPr>
+          <w:i w:val="0"/>
+          <w:sz w:val="26"/>
+        </w:rPr>
+        <w:t xml:space="preserve">Parte A. Periodo propio y amortiguamiento</w:t>
+      </w:r>
+    </w:p>
+    <w:p>
+      <w:pPr>
         <w:pStyle w:val="FirstParagraph"/>
+        <w:spacing w:after="120" w:line="276" w:lineRule="auto"/>
         <w:jc w:val="both"/>
       </w:pPr>
-      <w:r>
-        <w:rPr>
-          <w:bCs/>
-          <w:b/>
-        </w:rPr>
-        <w:t xml:space="preserve">Parte A. Oscilaciones libres y amortiguadas.</w:t>
-      </w:r>
-      <w:r>
-        <w:t xml:space="preserve"> </w:t>
-      </w:r>
       <w:r>
         <w:t xml:space="preserve">Con el motor parado, medir</w:t>
       </w:r>
@@ -1394,21 +1034,39 @@
         <w:t xml:space="preserve"> </w:t>
       </w:r>
       <w:r>
-        <w:t xml:space="preserve">(cinco veces el tiempo de 20 oscilaciones, freno apagado) y, con el freno a</w:t>
-      </w:r>
-      <w:r>
-        <w:t xml:space="preserve"> </w:t>
-      </w:r>
+        <w:t xml:space="preserve">(cinco veces 20 oscilaciones, freno apagado) y</w:t>
+      </w:r>
+      <w:r>
+        <w:t xml:space="preserve"> </w:t>
+      </w:r>
+      <m:oMath>
+        <m:r>
+          <m:t>γ</m:t>
+        </m:r>
+      </m:oMath>
+      <w:r>
+        <w:t xml:space="preserve"> </w:t>
+      </w:r>
+      <w:r>
+        <w:t xml:space="preserve">con el freno a 4 V, como en la práctica anterior. Si ya se hizo esa práctica, usar sus resultados.</w:t>
+      </w:r>
+    </w:p>
+    <w:p>
+      <w:pPr>
+        <w:pStyle w:val="BodyText"/>
+        <w:spacing w:after="120" w:line="276" w:lineRule="auto"/>
+        <w:jc w:val="both"/>
+      </w:pPr>
       <m:oMath>
         <m:sSub>
           <m:e>
             <m:r>
-              <m:t>V</m:t>
+              <m:t>T</m:t>
             </m:r>
           </m:e>
           <m:sub>
             <m:r>
-              <m:t>B</m:t>
+              <m:t>0</m:t>
             </m:r>
           </m:sub>
         </m:sSub>
@@ -1417,38 +1075,51 @@
         <w:t xml:space="preserve"> </w:t>
       </w:r>
       <w:r>
-        <w:t xml:space="preserve">= 4 V, las amplitudes de los extremos sucesivos para obtener</w:t>
+        <w:t xml:space="preserve">= ( __________ ± __________ ) s</w:t>
       </w:r>
       <w:r>
         <w:t xml:space="preserve"> </w:t>
       </w:r>
       <m:oMath>
         <m:r>
-          <m:t>γ</m:t>
-        </m:r>
+          <m:t>  </m:t>
+        </m:r>
+        <m:sSub>
+          <m:e>
+            <m:r>
+              <m:t>ω</m:t>
+            </m:r>
+          </m:e>
+          <m:sub>
+            <m:r>
+              <m:t>0</m:t>
+            </m:r>
+          </m:sub>
+        </m:sSub>
       </m:oMath>
       <w:r>
         <w:t xml:space="preserve"> </w:t>
       </w:r>
       <w:r>
-        <w:t xml:space="preserve">como en la práctica anterior. Si ya se hizo esa práctica, pueden usarse sus resultados.</w:t>
+        <w:t xml:space="preserve">= ( __________ ± __________ ) rad/s</w:t>
       </w:r>
     </w:p>
     <w:p>
       <w:pPr>
         <w:pStyle w:val="BodyText"/>
+        <w:spacing w:after="120" w:line="276" w:lineRule="auto"/>
         <w:jc w:val="both"/>
       </w:pPr>
       <m:oMath>
         <m:sSub>
           <m:e>
             <m:r>
-              <m:t>T</m:t>
+              <m:t>I</m:t>
             </m:r>
           </m:e>
           <m:sub>
             <m:r>
-              <m:t>0</m:t>
+              <m:t>B</m:t>
             </m:r>
           </m:sub>
         </m:sSub>
@@ -1457,7 +1128,7 @@
         <w:t xml:space="preserve"> </w:t>
       </w:r>
       <w:r>
-        <w:t xml:space="preserve">= ( __________ ± __________ ) s</w:t>
+        <w:t xml:space="preserve">(4 V) = __________ A</w:t>
       </w:r>
       <w:r>
         <w:t xml:space="preserve"> </w:t>
@@ -1466,129 +1137,194 @@
         <m:r>
           <m:t>  </m:t>
         </m:r>
+        <m:r>
+          <m:t>γ</m:t>
+        </m:r>
+      </m:oMath>
+      <w:r>
+        <w:t xml:space="preserve"> </w:t>
+      </w:r>
+      <w:r>
+        <w:t xml:space="preserve">= ( __________ ± __________ ) s⁻¹</w:t>
+      </w:r>
+    </w:p>
+    <w:bookmarkEnd w:id="27"/>
+    <w:bookmarkStart w:id="28" w:name="parte-b.-curva-de-resonancia"/>
+    <w:p>
+      <w:pPr>
+        <w:pStyle w:val="Heading3"/>
+        <w:numPr>
+          <w:ilvl w:val="0"/>
+          <w:numId w:val="0"/>
+        </w:numPr>
+        <w:spacing w:before="320" w:after="120"/>
+      </w:pPr>
+      <w:r>
+        <w:rPr>
+          <w:i w:val="0"/>
+          <w:sz w:val="26"/>
+        </w:rPr>
+        <w:t xml:space="preserve">Parte B. Curva de resonancia</w:t>
+      </w:r>
+    </w:p>
+    <w:p>
+      <w:pPr>
+        <w:pStyle w:val="FirstParagraph"/>
+        <w:spacing w:after="120" w:line="276" w:lineRule="auto"/>
+        <w:jc w:val="both"/>
+      </w:pPr>
+      <w:r>
+        <w:t xml:space="preserve">Con el freno a 4 V y el motor encendido, para cada frecuencia:</w:t>
+      </w:r>
+    </w:p>
+    <w:p>
+      <w:pPr>
+        <w:numPr>
+          <w:ilvl w:val="0"/>
+          <w:numId w:val="1003"/>
+        </w:numPr>
+        <w:pStyle w:val="Compact"/>
+        <w:jc w:val="both"/>
+      </w:pPr>
+      <w:r>
+        <w:t xml:space="preserve">Medir el tiempo de 5 vueltas del motor,</w:t>
+      </w:r>
+      <w:r>
+        <w:t xml:space="preserve"> </w:t>
+      </w:r>
+      <m:oMath>
         <m:sSub>
           <m:e>
             <m:r>
-              <m:t>ω</m:t>
+              <m:t>t</m:t>
             </m:r>
           </m:e>
           <m:sub>
             <m:r>
-              <m:t>0</m:t>
+              <m:t>5</m:t>
             </m:r>
           </m:sub>
         </m:sSub>
       </m:oMath>
       <w:r>
-        <w:t xml:space="preserve"> </w:t>
-      </w:r>
-      <w:r>
-        <w:t xml:space="preserve">= ( __________ ± __________ ) rad/s</w:t>
-      </w:r>
-    </w:p>
-    <w:p>
-      <w:pPr>
-        <w:pStyle w:val="BodyText"/>
-        <w:jc w:val="both"/>
-      </w:pPr>
+        <w:t xml:space="preserve">, y calcular</w:t>
+      </w:r>
+      <w:r>
+        <w:t xml:space="preserve"> </w:t>
+      </w:r>
       <m:oMath>
         <m:sSub>
           <m:e>
             <m:r>
-              <m:t>I</m:t>
+              <m:t>T</m:t>
             </m:r>
           </m:e>
           <m:sub>
             <m:r>
-              <m:t>B</m:t>
+              <m:t>f</m:t>
+            </m:r>
+          </m:sub>
+        </m:sSub>
+        <m:r>
+          <m:rPr>
+            <m:sty m:val="p"/>
+          </m:rPr>
+          <m:t>=</m:t>
+        </m:r>
+        <m:sSub>
+          <m:e>
+            <m:r>
+              <m:t>t</m:t>
+            </m:r>
+          </m:e>
+          <m:sub>
+            <m:r>
+              <m:t>5</m:t>
+            </m:r>
+          </m:sub>
+        </m:sSub>
+        <m:r>
+          <m:rPr>
+            <m:sty m:val="p"/>
+          </m:rPr>
+          <m:t>/</m:t>
+        </m:r>
+        <m:r>
+          <m:t>5</m:t>
+        </m:r>
+      </m:oMath>
+      <w:r>
+        <w:t xml:space="preserve"> </w:t>
+      </w:r>
+      <w:r>
+        <w:t xml:space="preserve">y</w:t>
+      </w:r>
+      <w:r>
+        <w:t xml:space="preserve"> </w:t>
+      </w:r>
+      <m:oMath>
+        <m:r>
+          <m:t>Ω</m:t>
+        </m:r>
+        <m:r>
+          <m:rPr>
+            <m:sty m:val="p"/>
+          </m:rPr>
+          <m:t>=</m:t>
+        </m:r>
+        <m:r>
+          <m:t>2</m:t>
+        </m:r>
+        <m:r>
+          <m:t>π</m:t>
+        </m:r>
+        <m:r>
+          <m:rPr>
+            <m:sty m:val="p"/>
+          </m:rPr>
+          <m:t>/</m:t>
+        </m:r>
+        <m:sSub>
+          <m:e>
+            <m:r>
+              <m:t>T</m:t>
+            </m:r>
+          </m:e>
+          <m:sub>
+            <m:r>
+              <m:t>f</m:t>
             </m:r>
           </m:sub>
         </m:sSub>
       </m:oMath>
       <w:r>
-        <w:t xml:space="preserve"> </w:t>
-      </w:r>
-      <w:r>
-        <w:t xml:space="preserve">(4 V) = __________ A</w:t>
-      </w:r>
-      <w:r>
-        <w:t xml:space="preserve"> </w:t>
-      </w:r>
-      <m:oMath>
-        <m:r>
-          <m:t>  </m:t>
-        </m:r>
-        <m:r>
-          <m:t>γ</m:t>
-        </m:r>
-      </m:oMath>
-      <w:r>
-        <w:t xml:space="preserve"> </w:t>
-      </w:r>
-      <w:r>
-        <w:t xml:space="preserve">= ( __________ ± __________ ) s⁻¹</w:t>
+        <w:t xml:space="preserve">.</w:t>
       </w:r>
     </w:p>
     <w:p>
       <w:pPr>
-        <w:pStyle w:val="BodyText"/>
+        <w:numPr>
+          <w:ilvl w:val="0"/>
+          <w:numId w:val="1003"/>
+        </w:numPr>
+        <w:pStyle w:val="Compact"/>
         <w:jc w:val="both"/>
       </w:pPr>
       <w:r>
-        <w:rPr>
-          <w:bCs/>
-          <w:b/>
-        </w:rPr>
-        <w:t xml:space="preserve">Parte B. Curva de resonancia.</w:t>
-      </w:r>
-      <w:r>
-        <w:t xml:space="preserve"> </w:t>
-      </w:r>
-      <w:r>
-        <w:t xml:space="preserve">Con el freno a</w:t>
-      </w:r>
-      <w:r>
-        <w:t xml:space="preserve"> </w:t>
-      </w:r>
-      <m:oMath>
-        <m:sSub>
-          <m:e>
-            <m:r>
-              <m:t>V</m:t>
-            </m:r>
-          </m:e>
-          <m:sub>
-            <m:r>
-              <m:t>B</m:t>
-            </m:r>
-          </m:sub>
-        </m:sSub>
-      </m:oMath>
-      <w:r>
-        <w:t xml:space="preserve"> </w:t>
-      </w:r>
-      <w:r>
-        <w:t xml:space="preserve">= 4 V, encender el motor y variar lentamente su frecuencia. Para cada valor: medir el tiempo de 5 vueltas del motor para obtener</w:t>
-      </w:r>
-      <w:r>
-        <w:t xml:space="preserve"> </w:t>
-      </w:r>
-      <m:oMath>
-        <m:sSub>
-          <m:e>
-            <m:r>
-              <m:t>T</m:t>
-            </m:r>
-          </m:e>
-          <m:sub>
-            <m:r>
-              <m:t>f</m:t>
-            </m:r>
-          </m:sub>
-        </m:sSub>
-      </m:oMath>
-      <w:r>
-        <w:t xml:space="preserve">, esperar a que desaparezca el transitorio (la amplitud deja de cambiar; cerca de la resonancia, 2 o 3 minutos) y anotar las desviaciones máximas a izquierda,</w:t>
+        <w:t xml:space="preserve">Esperar a que la amplitud deje de cambiar (cerca de la resonancia, 2 o 3 minutos).</w:t>
+      </w:r>
+    </w:p>
+    <w:p>
+      <w:pPr>
+        <w:numPr>
+          <w:ilvl w:val="0"/>
+          <w:numId w:val="1003"/>
+        </w:numPr>
+        <w:pStyle w:val="Compact"/>
+        <w:jc w:val="both"/>
+      </w:pPr>
+      <w:r>
+        <w:t xml:space="preserve">Anotar la desviación máxima a izquierda,</w:t>
       </w:r>
       <w:r>
         <w:t xml:space="preserve"> </w:t>
@@ -1628,7 +1364,7 @@
         </m:sSup>
       </m:oMath>
       <w:r>
-        <w:t xml:space="preserve">. La amplitud es su media,</w:t>
+        <w:t xml:space="preserve">. La amplitud es la media,</w:t>
       </w:r>
       <w:r>
         <w:t xml:space="preserve"> </w:t>
@@ -1694,10 +1430,17 @@
         </m:r>
       </m:oMath>
       <w:r>
-        <w:t xml:space="preserve">, porque el punto medio de la oscilación puede no coincidir con el cero. Tomar más medidas en la zona de resonancia (cuando</w:t>
-      </w:r>
-      <w:r>
-        <w:t xml:space="preserve"> </w:t>
+        <w:t xml:space="preserve">.</w:t>
+      </w:r>
+    </w:p>
+    <w:p>
+      <w:pPr>
+        <w:pStyle w:val="FirstParagraph"/>
+        <w:spacing w:after="120" w:line="276" w:lineRule="auto"/>
+        <w:jc w:val="both"/>
+      </w:pPr>
+      <w:r>
+        <w:t xml:space="preserve">Tomar unas 16 frecuencias, más juntas cerca de la resonancia (</w:t>
       </w:r>
       <m:oMath>
         <m:sSub>
@@ -1712,17 +1455,12 @@
             </m:r>
           </m:sub>
         </m:sSub>
-      </m:oMath>
-      <w:r>
-        <w:t xml:space="preserve"> </w:t>
-      </w:r>
-      <w:r>
-        <w:t xml:space="preserve">se acerca a</w:t>
-      </w:r>
-      <w:r>
-        <w:t xml:space="preserve"> </w:t>
-      </w:r>
-      <m:oMath>
+        <m:r>
+          <m:rPr>
+            <m:sty m:val="p"/>
+          </m:rPr>
+          <m:t>≈</m:t>
+        </m:r>
         <m:sSub>
           <m:e>
             <m:r>
@@ -1737,7 +1475,7 @@
         </m:sSub>
       </m:oMath>
       <w:r>
-        <w:t xml:space="preserve">) y también por encima de ella. Observar el desfase entre las flechas a frecuencias bajas, en la resonancia y a frecuencias altas.</w:t>
+        <w:t xml:space="preserve">) y también por encima de ella. Observar el desfase entre la flecha de la rueda y la del motor.</w:t>
       </w:r>
     </w:p>
     <w:tbl>
@@ -1753,16 +1491,15 @@
           <w:insideV w:val="single" w:sz="6" w:color="000000"/>
         </w:tblBorders>
         <w:tblLook w:firstRow="1" w:lastRow="0" w:firstColumn="0" w:lastColumn="0" w:noHBand="0" w:noVBand="0" w:val="0020"/>
-        <w:tblCaption w:val="Tabla 1. Amplitud estacionaria frente a la frecuencia de excitación."/>
+        <w:tblCaption w:val="Tabla 1. Amplitud frente a la frecuencia del motor."/>
       </w:tblPr>
       <w:tblGrid>
-        <w:gridCol w:w="1131"/>
-        <w:gridCol w:w="1131"/>
-        <w:gridCol w:w="1131"/>
-        <w:gridCol w:w="1131"/>
-        <w:gridCol w:w="1131"/>
-        <w:gridCol w:w="1131"/>
-        <w:gridCol w:w="1131"/>
+        <w:gridCol w:w="1320"/>
+        <w:gridCol w:w="1320"/>
+        <w:gridCol w:w="1320"/>
+        <w:gridCol w:w="1320"/>
+        <w:gridCol w:w="1320"/>
+        <w:gridCol w:w="1320"/>
       </w:tblGrid>
       <w:tr>
         <w:trPr>
@@ -1979,44 +1716,6 @@
             </w:r>
           </w:p>
         </w:tc>
-        <w:tc>
-          <w:tcPr>
-            <w:shd w:val="clear" w:color="auto" w:fill="FFF0C1"/>
-            <w:vAlign w:val="center"/>
-          </w:tcPr>
-          <w:p>
-            <w:pPr>
-              <w:pStyle w:val="Compact"/>
-              <w:jc w:val="center"/>
-            </w:pPr>
-            <m:oMath>
-              <m:sSub>
-                <m:e>
-                  <m:r>
-                    <m:t>ε</m:t>
-                  </m:r>
-                </m:e>
-                <m:sub>
-                  <m:r>
-                    <m:t>φ</m:t>
-                  </m:r>
-                </m:sub>
-              </m:sSub>
-            </m:oMath>
-            <w:r>
-              <w:rPr>
-                <w:sz w:val="20"/>
-              </w:rPr>
-              <w:t xml:space="preserve"> </w:t>
-            </w:r>
-            <w:r>
-              <w:rPr>
-                <w:sz w:val="20"/>
-              </w:rPr>
-              <w:t xml:space="preserve">(div)</w:t>
-            </w:r>
-          </w:p>
-        </w:tc>
       </w:tr>
       <w:tr>
         <w:trPr>
@@ -2124,23 +1823,6 @@
             </w:r>
           </w:p>
         </w:tc>
-        <w:tc>
-          <w:tcPr>
-            <w:vAlign w:val="center"/>
-          </w:tcPr>
-          <w:p>
-            <w:pPr>
-              <w:pStyle w:val="Compact"/>
-              <w:jc w:val="center"/>
-            </w:pPr>
-            <w:r>
-              <w:rPr>
-                <w:sz w:val="20"/>
-              </w:rPr>
-              <w:t xml:space="preserve"> </w:t>
-            </w:r>
-          </w:p>
-        </w:tc>
       </w:tr>
       <w:tr>
         <w:trPr>
@@ -2248,23 +1930,6 @@
             </w:r>
           </w:p>
         </w:tc>
-        <w:tc>
-          <w:tcPr>
-            <w:vAlign w:val="center"/>
-          </w:tcPr>
-          <w:p>
-            <w:pPr>
-              <w:pStyle w:val="Compact"/>
-              <w:jc w:val="center"/>
-            </w:pPr>
-            <w:r>
-              <w:rPr>
-                <w:sz w:val="20"/>
-              </w:rPr>
-              <w:t xml:space="preserve"> </w:t>
-            </w:r>
-          </w:p>
-        </w:tc>
       </w:tr>
       <w:tr>
         <w:trPr>
@@ -2372,23 +2037,6 @@
             </w:r>
           </w:p>
         </w:tc>
-        <w:tc>
-          <w:tcPr>
-            <w:vAlign w:val="center"/>
-          </w:tcPr>
-          <w:p>
-            <w:pPr>
-              <w:pStyle w:val="Compact"/>
-              <w:jc w:val="center"/>
-            </w:pPr>
-            <w:r>
-              <w:rPr>
-                <w:sz w:val="20"/>
-              </w:rPr>
-              <w:t xml:space="preserve"> </w:t>
-            </w:r>
-          </w:p>
-        </w:tc>
       </w:tr>
       <w:tr>
         <w:trPr>
@@ -2496,23 +2144,6 @@
             </w:r>
           </w:p>
         </w:tc>
-        <w:tc>
-          <w:tcPr>
-            <w:vAlign w:val="center"/>
-          </w:tcPr>
-          <w:p>
-            <w:pPr>
-              <w:pStyle w:val="Compact"/>
-              <w:jc w:val="center"/>
-            </w:pPr>
-            <w:r>
-              <w:rPr>
-                <w:sz w:val="20"/>
-              </w:rPr>
-              <w:t xml:space="preserve"> </w:t>
-            </w:r>
-          </w:p>
-        </w:tc>
       </w:tr>
       <w:tr>
         <w:trPr>
@@ -2620,23 +2251,6 @@
             </w:r>
           </w:p>
         </w:tc>
-        <w:tc>
-          <w:tcPr>
-            <w:vAlign w:val="center"/>
-          </w:tcPr>
-          <w:p>
-            <w:pPr>
-              <w:pStyle w:val="Compact"/>
-              <w:jc w:val="center"/>
-            </w:pPr>
-            <w:r>
-              <w:rPr>
-                <w:sz w:val="20"/>
-              </w:rPr>
-              <w:t xml:space="preserve"> </w:t>
-            </w:r>
-          </w:p>
-        </w:tc>
       </w:tr>
       <w:tr>
         <w:trPr>
@@ -2744,23 +2358,6 @@
             </w:r>
           </w:p>
         </w:tc>
-        <w:tc>
-          <w:tcPr>
-            <w:vAlign w:val="center"/>
-          </w:tcPr>
-          <w:p>
-            <w:pPr>
-              <w:pStyle w:val="Compact"/>
-              <w:jc w:val="center"/>
-            </w:pPr>
-            <w:r>
-              <w:rPr>
-                <w:sz w:val="20"/>
-              </w:rPr>
-              <w:t xml:space="preserve"> </w:t>
-            </w:r>
-          </w:p>
-        </w:tc>
       </w:tr>
       <w:tr>
         <w:trPr>
@@ -2868,23 +2465,6 @@
             </w:r>
           </w:p>
         </w:tc>
-        <w:tc>
-          <w:tcPr>
-            <w:vAlign w:val="center"/>
-          </w:tcPr>
-          <w:p>
-            <w:pPr>
-              <w:pStyle w:val="Compact"/>
-              <w:jc w:val="center"/>
-            </w:pPr>
-            <w:r>
-              <w:rPr>
-                <w:sz w:val="20"/>
-              </w:rPr>
-              <w:t xml:space="preserve"> </w:t>
-            </w:r>
-          </w:p>
-        </w:tc>
       </w:tr>
       <w:tr>
         <w:trPr>
@@ -2992,23 +2572,6 @@
             </w:r>
           </w:p>
         </w:tc>
-        <w:tc>
-          <w:tcPr>
-            <w:vAlign w:val="center"/>
-          </w:tcPr>
-          <w:p>
-            <w:pPr>
-              <w:pStyle w:val="Compact"/>
-              <w:jc w:val="center"/>
-            </w:pPr>
-            <w:r>
-              <w:rPr>
-                <w:sz w:val="20"/>
-              </w:rPr>
-              <w:t xml:space="preserve"> </w:t>
-            </w:r>
-          </w:p>
-        </w:tc>
       </w:tr>
       <w:tr>
         <w:trPr>
@@ -3116,23 +2679,6 @@
             </w:r>
           </w:p>
         </w:tc>
-        <w:tc>
-          <w:tcPr>
-            <w:vAlign w:val="center"/>
-          </w:tcPr>
-          <w:p>
-            <w:pPr>
-              <w:pStyle w:val="Compact"/>
-              <w:jc w:val="center"/>
-            </w:pPr>
-            <w:r>
-              <w:rPr>
-                <w:sz w:val="20"/>
-              </w:rPr>
-              <w:t xml:space="preserve"> </w:t>
-            </w:r>
-          </w:p>
-        </w:tc>
       </w:tr>
       <w:tr>
         <w:trPr>
@@ -3240,23 +2786,6 @@
             </w:r>
           </w:p>
         </w:tc>
-        <w:tc>
-          <w:tcPr>
-            <w:vAlign w:val="center"/>
-          </w:tcPr>
-          <w:p>
-            <w:pPr>
-              <w:pStyle w:val="Compact"/>
-              <w:jc w:val="center"/>
-            </w:pPr>
-            <w:r>
-              <w:rPr>
-                <w:sz w:val="20"/>
-              </w:rPr>
-              <w:t xml:space="preserve"> </w:t>
-            </w:r>
-          </w:p>
-        </w:tc>
       </w:tr>
       <w:tr>
         <w:trPr>
@@ -3364,23 +2893,6 @@
             </w:r>
           </w:p>
         </w:tc>
-        <w:tc>
-          <w:tcPr>
-            <w:vAlign w:val="center"/>
-          </w:tcPr>
-          <w:p>
-            <w:pPr>
-              <w:pStyle w:val="Compact"/>
-              <w:jc w:val="center"/>
-            </w:pPr>
-            <w:r>
-              <w:rPr>
-                <w:sz w:val="20"/>
-              </w:rPr>
-              <w:t xml:space="preserve"> </w:t>
-            </w:r>
-          </w:p>
-        </w:tc>
       </w:tr>
       <w:tr>
         <w:trPr>
@@ -3488,23 +3000,6 @@
             </w:r>
           </w:p>
         </w:tc>
-        <w:tc>
-          <w:tcPr>
-            <w:vAlign w:val="center"/>
-          </w:tcPr>
-          <w:p>
-            <w:pPr>
-              <w:pStyle w:val="Compact"/>
-              <w:jc w:val="center"/>
-            </w:pPr>
-            <w:r>
-              <w:rPr>
-                <w:sz w:val="20"/>
-              </w:rPr>
-              <w:t xml:space="preserve"> </w:t>
-            </w:r>
-          </w:p>
-        </w:tc>
       </w:tr>
       <w:tr>
         <w:trPr>
@@ -3612,23 +3107,6 @@
             </w:r>
           </w:p>
         </w:tc>
-        <w:tc>
-          <w:tcPr>
-            <w:vAlign w:val="center"/>
-          </w:tcPr>
-          <w:p>
-            <w:pPr>
-              <w:pStyle w:val="Compact"/>
-              <w:jc w:val="center"/>
-            </w:pPr>
-            <w:r>
-              <w:rPr>
-                <w:sz w:val="20"/>
-              </w:rPr>
-              <w:t xml:space="preserve"> </w:t>
-            </w:r>
-          </w:p>
-        </w:tc>
       </w:tr>
       <w:tr>
         <w:trPr>
@@ -3736,23 +3214,6 @@
             </w:r>
           </w:p>
         </w:tc>
-        <w:tc>
-          <w:tcPr>
-            <w:vAlign w:val="center"/>
-          </w:tcPr>
-          <w:p>
-            <w:pPr>
-              <w:pStyle w:val="Compact"/>
-              <w:jc w:val="center"/>
-            </w:pPr>
-            <w:r>
-              <w:rPr>
-                <w:sz w:val="20"/>
-              </w:rPr>
-              <w:t xml:space="preserve"> </w:t>
-            </w:r>
-          </w:p>
-        </w:tc>
       </w:tr>
       <w:tr>
         <w:trPr>
@@ -3860,23 +3321,6 @@
             </w:r>
           </w:p>
         </w:tc>
-        <w:tc>
-          <w:tcPr>
-            <w:vAlign w:val="center"/>
-          </w:tcPr>
-          <w:p>
-            <w:pPr>
-              <w:pStyle w:val="Compact"/>
-              <w:jc w:val="center"/>
-            </w:pPr>
-            <w:r>
-              <w:rPr>
-                <w:sz w:val="20"/>
-              </w:rPr>
-              <w:t xml:space="preserve"> </w:t>
-            </w:r>
-          </w:p>
-        </w:tc>
       </w:tr>
       <w:tr>
         <w:trPr>
@@ -3984,36 +3428,21 @@
             </w:r>
           </w:p>
         </w:tc>
-        <w:tc>
-          <w:tcPr>
-            <w:vAlign w:val="center"/>
-          </w:tcPr>
-          <w:p>
-            <w:pPr>
-              <w:pStyle w:val="Compact"/>
-              <w:jc w:val="center"/>
-            </w:pPr>
-            <w:r>
-              <w:rPr>
-                <w:sz w:val="20"/>
-              </w:rPr>
-              <w:t xml:space="preserve"> </w:t>
-            </w:r>
-          </w:p>
-        </w:tc>
       </w:tr>
     </w:tbl>
     <w:p>
       <w:pPr>
         <w:pStyle w:val="TableCaption"/>
+        <w:spacing w:before="80" w:after="280"/>
         <w:jc w:val="center"/>
       </w:pPr>
       <w:r>
-        <w:t xml:space="preserve">Tabla 1. Amplitud estacionaria frente a la frecuencia de excitación.</w:t>
+        <w:t xml:space="preserve">Tabla 1. Amplitud frente a la frecuencia del motor.</w:t>
       </w:r>
     </w:p>
-    <w:bookmarkEnd w:id="30"/>
-    <w:bookmarkStart w:id="31" w:name="cuestiones"/>
+    <w:bookmarkEnd w:id="28"/>
+    <w:bookmarkEnd w:id="29"/>
+    <w:bookmarkStart w:id="30" w:name="cuestiones"/>
     <w:p>
       <w:pPr>
         <w:pStyle w:val="Heading2"/>
@@ -4021,6 +3450,7 @@
           <w:ilvl w:val="0"/>
           <w:numId w:val="0"/>
         </w:numPr>
+        <w:spacing w:before="440" w:after="160"/>
       </w:pPr>
       <w:r>
         <w:rPr>
@@ -4032,6 +3462,7 @@
     <w:p>
       <w:pPr>
         <w:pStyle w:val="FirstParagraph"/>
+        <w:spacing w:before="280" w:after="120" w:line="276" w:lineRule="auto"/>
         <w:jc w:val="both"/>
       </w:pPr>
       <w:r>
@@ -4067,7 +3498,7 @@
         </m:r>
       </m:oMath>
       <w:r>
-        <w:t xml:space="preserve">), uniendo los puntos con una curva suave. Trace rectas verticales en la frecuencia de resonancia experimental</w:t>
+        <w:t xml:space="preserve">). Marque con líneas verticales la resonancia medida</w:t>
       </w:r>
       <w:r>
         <w:t xml:space="preserve"> </w:t>
@@ -4098,7 +3529,7 @@
         <w:t xml:space="preserve"> </w:t>
       </w:r>
       <w:r>
-        <w:t xml:space="preserve">(la del máximo de</w:t>
+        <w:t xml:space="preserve">(máximo de</w:t>
       </w:r>
       <w:r>
         <w:t xml:space="preserve"> </w:t>
@@ -4109,7 +3540,7 @@
         </m:r>
       </m:oMath>
       <w:r>
-        <w:t xml:space="preserve">), en la teórica</w:t>
+        <w:t xml:space="preserve">), la teórica</w:t>
       </w:r>
       <w:r>
         <w:t xml:space="preserve"> </w:t>
@@ -4195,7 +3626,7 @@
         <w:t xml:space="preserve"> </w:t>
       </w:r>
       <w:r>
-        <w:t xml:space="preserve">y en</w:t>
+        <w:t xml:space="preserve">y</w:t>
       </w:r>
       <w:r>
         <w:t xml:space="preserve"> </w:t>
@@ -4213,66 +3644,6 @@
             </m:r>
           </m:sub>
         </m:sSub>
-      </m:oMath>
-      <w:r>
-        <w:t xml:space="preserve">. Marque también</w:t>
-      </w:r>
-      <w:r>
-        <w:t xml:space="preserve"> </w:t>
-      </w:r>
-      <m:oMath>
-        <m:sSub>
-          <m:e>
-            <m:r>
-              <m:t>φ</m:t>
-            </m:r>
-          </m:e>
-          <m:sub>
-            <m:r>
-              <m:t>m</m:t>
-            </m:r>
-            <m:r>
-              <m:t>a</m:t>
-            </m:r>
-            <m:r>
-              <m:t>x</m:t>
-            </m:r>
-          </m:sub>
-        </m:sSub>
-        <m:r>
-          <m:rPr>
-            <m:sty m:val="p"/>
-          </m:rPr>
-          <m:t>/</m:t>
-        </m:r>
-        <m:rad>
-          <m:radPr>
-            <m:degHide m:val="on"/>
-          </m:radPr>
-          <m:deg/>
-          <m:e>
-            <m:r>
-              <m:t>2</m:t>
-            </m:r>
-          </m:e>
-        </m:rad>
-      </m:oMath>
-      <w:r>
-        <w:t xml:space="preserve"> </w:t>
-      </w:r>
-      <w:r>
-        <w:t xml:space="preserve">y la anchura</w:t>
-      </w:r>
-      <w:r>
-        <w:t xml:space="preserve"> </w:t>
-      </w:r>
-      <m:oMath>
-        <m:r>
-          <m:t>Δ</m:t>
-        </m:r>
-        <m:r>
-          <m:t>Ω</m:t>
-        </m:r>
       </m:oMath>
       <w:r>
         <w:t xml:space="preserve">.</w:t>
@@ -4323,6 +3694,7 @@
     <w:p>
       <w:pPr>
         <w:pStyle w:val="BodyText"/>
+        <w:spacing w:after="120" w:line="276" w:lineRule="auto"/>
         <w:jc w:val="both"/>
       </w:pPr>
       <m:oMath>
@@ -4351,7 +3723,7 @@
         <w:t xml:space="preserve"> </w:t>
       </w:r>
       <w:r>
-        <w:t xml:space="preserve">= ( __________ ± __________ ) rad/s</w:t>
+        <w:t xml:space="preserve">= ( ________ ± ________ ) rad/s</w:t>
       </w:r>
       <w:r>
         <w:t xml:space="preserve"> </w:t>
@@ -4382,38 +3754,13 @@
         <w:t xml:space="preserve"> </w:t>
       </w:r>
       <w:r>
-        <w:t xml:space="preserve">= ( __________ ± __________ ) rad/s</w:t>
-      </w:r>
-      <w:r>
-        <w:t xml:space="preserve"> </w:t>
-      </w:r>
-      <m:oMath>
-        <m:r>
-          <m:t>  </m:t>
-        </m:r>
-        <m:sSub>
-          <m:e>
-            <m:r>
-              <m:t>ω</m:t>
-            </m:r>
-          </m:e>
-          <m:sub>
-            <m:r>
-              <m:t>0</m:t>
-            </m:r>
-          </m:sub>
-        </m:sSub>
-      </m:oMath>
-      <w:r>
-        <w:t xml:space="preserve"> </w:t>
-      </w:r>
-      <w:r>
-        <w:t xml:space="preserve">= ( __________ ± __________ ) rad/s</w:t>
+        <w:t xml:space="preserve">= ( ________ ± ________ ) rad/s</w:t>
       </w:r>
     </w:p>
     <w:p>
       <w:pPr>
         <w:pStyle w:val="BodyText"/>
+        <w:spacing w:before="280" w:after="120" w:line="276" w:lineRule="auto"/>
         <w:jc w:val="both"/>
       </w:pPr>
       <w:r>
@@ -4427,7 +3774,7 @@
         <w:t xml:space="preserve"> </w:t>
       </w:r>
       <w:r>
-        <w:t xml:space="preserve">Obtenga de la gráfica la anchura</w:t>
+        <w:t xml:space="preserve">Mida en la gráfica la anchura</w:t>
       </w:r>
       <w:r>
         <w:t xml:space="preserve"> </w:t>
@@ -4444,48 +3791,59 @@
         <w:t xml:space="preserve"> </w:t>
       </w:r>
       <w:r>
-        <w:t xml:space="preserve">y, a partir de ella,</w:t>
+        <w:t xml:space="preserve">(donde</w:t>
       </w:r>
       <w:r>
         <w:t xml:space="preserve"> </w:t>
       </w:r>
       <m:oMath>
-        <m:sSub>
-          <m:e>
-            <m:r>
-              <m:t>γ</m:t>
-            </m:r>
-          </m:e>
-          <m:sub>
-            <m:r>
-              <m:t>r</m:t>
-            </m:r>
-            <m:r>
-              <m:t>e</m:t>
-            </m:r>
-            <m:r>
-              <m:t>s</m:t>
-            </m:r>
-          </m:sub>
-        </m:sSub>
+        <m:r>
+          <m:t>φ</m:t>
+        </m:r>
         <m:r>
           <m:rPr>
             <m:sty m:val="p"/>
           </m:rPr>
           <m:t>=</m:t>
         </m:r>
-        <m:r>
-          <m:t>Δ</m:t>
-        </m:r>
-        <m:r>
-          <m:t>Ω</m:t>
-        </m:r>
+        <m:sSub>
+          <m:e>
+            <m:r>
+              <m:t>φ</m:t>
+            </m:r>
+          </m:e>
+          <m:sub>
+            <m:r>
+              <m:t>m</m:t>
+            </m:r>
+            <m:r>
+              <m:t>a</m:t>
+            </m:r>
+            <m:r>
+              <m:t>x</m:t>
+            </m:r>
+          </m:sub>
+        </m:sSub>
+        <m:r>
+          <m:rPr>
+            <m:sty m:val="p"/>
+          </m:rPr>
+          <m:t>/</m:t>
+        </m:r>
+        <m:rad>
+          <m:radPr>
+            <m:degHide m:val="on"/>
+          </m:radPr>
+          <m:deg/>
+          <m:e>
+            <m:r>
+              <m:t>2</m:t>
+            </m:r>
+          </m:e>
+        </m:rad>
       </m:oMath>
       <w:r>
-        <w:t xml:space="preserve"> </w:t>
-      </w:r>
-      <w:r>
-        <w:t xml:space="preserve">y</w:t>
+        <w:t xml:space="preserve">) y calcule</w:t>
       </w:r>
       <w:r>
         <w:t xml:space="preserve"> </w:t>
@@ -4534,7 +3892,174 @@
         </m:r>
       </m:oMath>
       <w:r>
-        <w:t xml:space="preserve">, con sus errores. Compare</w:t>
+        <w:t xml:space="preserve">. Compare</w:t>
+      </w:r>
+      <w:r>
+        <w:t xml:space="preserve"> </w:t>
+      </w:r>
+      <m:oMath>
+        <m:r>
+          <m:t>Δ</m:t>
+        </m:r>
+        <m:r>
+          <m:t>Ω</m:t>
+        </m:r>
+      </m:oMath>
+      <w:r>
+        <w:t xml:space="preserve"> </w:t>
+      </w:r>
+      <w:r>
+        <w:t xml:space="preserve">con el</w:t>
+      </w:r>
+      <w:r>
+        <w:t xml:space="preserve"> </w:t>
+      </w:r>
+      <m:oMath>
+        <m:r>
+          <m:t>γ</m:t>
+        </m:r>
+      </m:oMath>
+      <w:r>
+        <w:t xml:space="preserve"> </w:t>
+      </w:r>
+      <w:r>
+        <w:t xml:space="preserve">de la Parte A.</w:t>
+      </w:r>
+    </w:p>
+    <w:p>
+      <w:pPr>
+        <w:pStyle w:val="BodyText"/>
+        <w:spacing w:after="120" w:line="276" w:lineRule="auto"/>
+        <w:jc w:val="both"/>
+      </w:pPr>
+      <m:oMath>
+        <m:r>
+          <m:t>Δ</m:t>
+        </m:r>
+        <m:r>
+          <m:t>Ω</m:t>
+        </m:r>
+      </m:oMath>
+      <w:r>
+        <w:t xml:space="preserve"> </w:t>
+      </w:r>
+      <w:r>
+        <w:t xml:space="preserve">= ( ________ ± ________ ) rad/s</w:t>
+      </w:r>
+      <w:r>
+        <w:t xml:space="preserve"> </w:t>
+      </w:r>
+      <m:oMath>
+        <m:r>
+          <m:t>  </m:t>
+        </m:r>
+        <m:r>
+          <m:t>Q</m:t>
+        </m:r>
+      </m:oMath>
+      <w:r>
+        <w:t xml:space="preserve"> </w:t>
+      </w:r>
+      <w:r>
+        <w:t xml:space="preserve">= ( ________ ± ________ )</w:t>
+      </w:r>
+    </w:p>
+    <w:tbl>
+      <w:tblPr>
+        <w:tblW w:type="pct" w:w="5000"/>
+        <w:tblBorders>
+          <w:top w:val="single" w:sz="6" w:color="000000"/>
+          <w:left w:val="single" w:sz="6" w:color="000000"/>
+          <w:bottom w:val="single" w:sz="6" w:color="000000"/>
+          <w:right w:val="single" w:sz="6" w:color="000000"/>
+          <w:insideH w:val="single" w:sz="6" w:color="000000"/>
+          <w:insideV w:val="single" w:sz="6" w:color="000000"/>
+        </w:tblBorders>
+        <w:tblLook w:firstColumn="1" w:firstRow="1" w:lastColumn="0" w:lastRow="0" w:noHBand="0" w:noVBand="1" w:val="04A0"/>
+      </w:tblPr>
+      <w:tblGrid>
+        <w:gridCol w:w="9524"/>
+      </w:tblGrid>
+      <w:tr>
+        <w:trPr>
+          <w:trHeight w:val="850" w:hRule="atLeast"/>
+        </w:trPr>
+        <w:tc>
+          <w:tcPr>
+            <w:tcW w:type="dxa" w:w="9524"/>
+          </w:tcPr>
+          <w:p/>
+        </w:tc>
+      </w:tr>
+    </w:tbl>
+    <w:p/>
+    <w:p>
+      <w:pPr>
+        <w:pStyle w:val="BodyText"/>
+        <w:spacing w:before="280" w:after="120" w:line="276" w:lineRule="auto"/>
+        <w:jc w:val="both"/>
+      </w:pPr>
+      <w:r>
+        <w:rPr>
+          <w:bCs/>
+          <w:b/>
+        </w:rPr>
+        <w:t xml:space="preserve">3.</w:t>
+      </w:r>
+      <w:r>
+        <w:t xml:space="preserve"> </w:t>
+      </w:r>
+      <w:r>
+        <w:t xml:space="preserve">¿Qué desfase observó entre la rueda y el motor a frecuencias bajas, en la resonancia y a frecuencias altas?</w:t>
+      </w:r>
+    </w:p>
+    <w:tbl>
+      <w:tblPr>
+        <w:tblW w:type="pct" w:w="5000"/>
+        <w:tblBorders>
+          <w:top w:val="single" w:sz="6" w:color="000000"/>
+          <w:left w:val="single" w:sz="6" w:color="000000"/>
+          <w:bottom w:val="single" w:sz="6" w:color="000000"/>
+          <w:right w:val="single" w:sz="6" w:color="000000"/>
+          <w:insideH w:val="single" w:sz="6" w:color="000000"/>
+          <w:insideV w:val="single" w:sz="6" w:color="000000"/>
+        </w:tblBorders>
+        <w:tblLook w:firstColumn="1" w:firstRow="1" w:lastColumn="0" w:lastRow="0" w:noHBand="0" w:noVBand="1" w:val="04A0"/>
+      </w:tblPr>
+      <w:tblGrid>
+        <w:gridCol w:w="9524"/>
+      </w:tblGrid>
+      <w:tr>
+        <w:trPr>
+          <w:trHeight w:val="850" w:hRule="atLeast"/>
+        </w:trPr>
+        <w:tc>
+          <w:tcPr>
+            <w:tcW w:type="dxa" w:w="9524"/>
+          </w:tcPr>
+          <w:p/>
+        </w:tc>
+      </w:tr>
+    </w:tbl>
+    <w:p/>
+    <w:p>
+      <w:pPr>
+        <w:pStyle w:val="BodyText"/>
+        <w:spacing w:before="280" w:after="120" w:line="276" w:lineRule="auto"/>
+        <w:jc w:val="both"/>
+      </w:pPr>
+      <w:r>
+        <w:rPr>
+          <w:bCs/>
+          <w:b/>
+        </w:rPr>
+        <w:t xml:space="preserve">4.</w:t>
+      </w:r>
+      <w:r>
+        <w:t xml:space="preserve"> </w:t>
+      </w:r>
+      <w:r>
+        <w:t xml:space="preserve">Demuestre la expresión de</w:t>
       </w:r>
       <w:r>
         <w:t xml:space="preserve"> </w:t>
@@ -4543,18 +4068,12 @@
         <m:sSub>
           <m:e>
             <m:r>
-              <m:t>γ</m:t>
+              <m:t>Ω</m:t>
             </m:r>
           </m:e>
           <m:sub>
             <m:r>
               <m:t>r</m:t>
-            </m:r>
-            <m:r>
-              <m:t>e</m:t>
-            </m:r>
-            <m:r>
-              <m:t>s</m:t>
             </m:r>
           </m:sub>
         </m:sSub>
@@ -4563,90 +4082,31 @@
         <w:t xml:space="preserve"> </w:t>
       </w:r>
       <w:r>
-        <w:t xml:space="preserve">con el</w:t>
+        <w:t xml:space="preserve">a partir de la condición de máximo de</w:t>
       </w:r>
       <w:r>
         <w:t xml:space="preserve"> </w:t>
       </w:r>
       <m:oMath>
         <m:r>
-          <m:t>γ</m:t>
-        </m:r>
+          <m:t>A</m:t>
+        </m:r>
+        <m:d>
+          <m:dPr>
+            <m:begChr m:val="("/>
+            <m:endChr m:val=")"/>
+            <m:sepChr m:val=""/>
+            <m:grow/>
+          </m:dPr>
+          <m:e>
+            <m:r>
+              <m:t>Ω</m:t>
+            </m:r>
+          </m:e>
+        </m:d>
       </m:oMath>
       <w:r>
-        <w:t xml:space="preserve"> </w:t>
-      </w:r>
-      <w:r>
-        <w:t xml:space="preserve">de la Parte A.</w:t>
-      </w:r>
-    </w:p>
-    <w:p>
-      <w:pPr>
-        <w:pStyle w:val="BodyText"/>
-        <w:jc w:val="both"/>
-      </w:pPr>
-      <m:oMath>
-        <m:r>
-          <m:t>Δ</m:t>
-        </m:r>
-        <m:r>
-          <m:t>Ω</m:t>
-        </m:r>
-      </m:oMath>
-      <w:r>
-        <w:t xml:space="preserve"> </w:t>
-      </w:r>
-      <w:r>
-        <w:t xml:space="preserve">= ( __________ ± __________ ) rad/s</w:t>
-      </w:r>
-      <w:r>
-        <w:t xml:space="preserve"> </w:t>
-      </w:r>
-      <m:oMath>
-        <m:r>
-          <m:t>  </m:t>
-        </m:r>
-        <m:sSub>
-          <m:e>
-            <m:r>
-              <m:t>γ</m:t>
-            </m:r>
-          </m:e>
-          <m:sub>
-            <m:r>
-              <m:t>r</m:t>
-            </m:r>
-            <m:r>
-              <m:t>e</m:t>
-            </m:r>
-            <m:r>
-              <m:t>s</m:t>
-            </m:r>
-          </m:sub>
-        </m:sSub>
-      </m:oMath>
-      <w:r>
-        <w:t xml:space="preserve"> </w:t>
-      </w:r>
-      <w:r>
-        <w:t xml:space="preserve">= ( __________ ± __________ ) s⁻¹</w:t>
-      </w:r>
-      <w:r>
-        <w:t xml:space="preserve"> </w:t>
-      </w:r>
-      <m:oMath>
-        <m:r>
-          <m:t>  </m:t>
-        </m:r>
-        <m:r>
-          <m:t>Q</m:t>
-        </m:r>
-      </m:oMath>
-      <w:r>
-        <w:t xml:space="preserve"> </w:t>
-      </w:r>
-      <w:r>
-        <w:t xml:space="preserve">= ( __________ ± __________ )</w:t>
+        <w:t xml:space="preserve">.</w:t>
       </w:r>
     </w:p>
     <w:tbl>
@@ -4678,221 +4138,7 @@
       </w:tr>
     </w:tbl>
     <w:p/>
-    <w:p>
-      <w:pPr>
-        <w:pStyle w:val="BodyText"/>
-        <w:jc w:val="both"/>
-      </w:pPr>
-      <w:r>
-        <w:rPr>
-          <w:bCs/>
-          <w:b/>
-        </w:rPr>
-        <w:t xml:space="preserve">3.</w:t>
-      </w:r>
-      <w:r>
-        <w:t xml:space="preserve"> </w:t>
-      </w:r>
-      <w:r>
-        <w:t xml:space="preserve">Describa el desfase observado entre la rueda (flecha blanca) y el excitador (flecha negra) para</w:t>
-      </w:r>
-      <w:r>
-        <w:t xml:space="preserve"> </w:t>
-      </w:r>
-      <m:oMath>
-        <m:r>
-          <m:t>Ω</m:t>
-        </m:r>
-      </m:oMath>
-      <w:r>
-        <w:t xml:space="preserve"> </w:t>
-      </w:r>
-      <w:r>
-        <w:t xml:space="preserve">muy inferior a</w:t>
-      </w:r>
-      <w:r>
-        <w:t xml:space="preserve"> </w:t>
-      </w:r>
-      <m:oMath>
-        <m:sSub>
-          <m:e>
-            <m:r>
-              <m:t>ω</m:t>
-            </m:r>
-          </m:e>
-          <m:sub>
-            <m:r>
-              <m:t>0</m:t>
-            </m:r>
-          </m:sub>
-        </m:sSub>
-      </m:oMath>
-      <w:r>
-        <w:t xml:space="preserve">, en la resonancia y para</w:t>
-      </w:r>
-      <w:r>
-        <w:t xml:space="preserve"> </w:t>
-      </w:r>
-      <m:oMath>
-        <m:r>
-          <m:t>Ω</m:t>
-        </m:r>
-      </m:oMath>
-      <w:r>
-        <w:t xml:space="preserve"> </w:t>
-      </w:r>
-      <w:r>
-        <w:t xml:space="preserve">muy superior. ¿Concuerda con la teoría?</w:t>
-      </w:r>
-    </w:p>
-    <w:tbl>
-      <w:tblPr>
-        <w:tblW w:type="pct" w:w="5000"/>
-        <w:tblBorders>
-          <w:top w:val="single" w:sz="6" w:color="000000"/>
-          <w:left w:val="single" w:sz="6" w:color="000000"/>
-          <w:bottom w:val="single" w:sz="6" w:color="000000"/>
-          <w:right w:val="single" w:sz="6" w:color="000000"/>
-          <w:insideH w:val="single" w:sz="6" w:color="000000"/>
-          <w:insideV w:val="single" w:sz="6" w:color="000000"/>
-        </w:tblBorders>
-        <w:tblLook w:firstColumn="1" w:firstRow="1" w:lastColumn="0" w:lastRow="0" w:noHBand="0" w:noVBand="1" w:val="04A0"/>
-      </w:tblPr>
-      <w:tblGrid>
-        <w:gridCol w:w="9524"/>
-      </w:tblGrid>
-      <w:tr>
-        <w:trPr>
-          <w:trHeight w:val="1134" w:hRule="atLeast"/>
-        </w:trPr>
-        <w:tc>
-          <w:tcPr>
-            <w:tcW w:type="dxa" w:w="9524"/>
-          </w:tcPr>
-          <w:p/>
-        </w:tc>
-      </w:tr>
-    </w:tbl>
-    <w:p/>
-    <w:p>
-      <w:pPr>
-        <w:pStyle w:val="BodyText"/>
-        <w:jc w:val="both"/>
-      </w:pPr>
-      <w:r>
-        <w:rPr>
-          <w:bCs/>
-          <w:b/>
-        </w:rPr>
-        <w:t xml:space="preserve">4.</w:t>
-      </w:r>
-      <w:r>
-        <w:t xml:space="preserve"> </w:t>
-      </w:r>
-      <w:r>
-        <w:t xml:space="preserve">Demuestre las expresiones de</w:t>
-      </w:r>
-      <w:r>
-        <w:t xml:space="preserve"> </w:t>
-      </w:r>
-      <m:oMath>
-        <m:sSub>
-          <m:e>
-            <m:r>
-              <m:t>Ω</m:t>
-            </m:r>
-          </m:e>
-          <m:sub>
-            <m:r>
-              <m:t>r</m:t>
-            </m:r>
-          </m:sub>
-        </m:sSub>
-      </m:oMath>
-      <w:r>
-        <w:t xml:space="preserve"> </w:t>
-      </w:r>
-      <w:r>
-        <w:t xml:space="preserve">y</w:t>
-      </w:r>
-      <w:r>
-        <w:t xml:space="preserve"> </w:t>
-      </w:r>
-      <m:oMath>
-        <m:sSub>
-          <m:e>
-            <m:r>
-              <m:t>A</m:t>
-            </m:r>
-          </m:e>
-          <m:sub>
-            <m:r>
-              <m:t>r</m:t>
-            </m:r>
-          </m:sub>
-        </m:sSub>
-      </m:oMath>
-      <w:r>
-        <w:t xml:space="preserve"> </w:t>
-      </w:r>
-      <w:r>
-        <w:t xml:space="preserve">a partir de la condición de máximo de</w:t>
-      </w:r>
-      <w:r>
-        <w:t xml:space="preserve"> </w:t>
-      </w:r>
-      <m:oMath>
-        <m:r>
-          <m:t>A</m:t>
-        </m:r>
-        <m:d>
-          <m:dPr>
-            <m:begChr m:val="("/>
-            <m:endChr m:val=")"/>
-            <m:sepChr m:val=""/>
-            <m:grow/>
-          </m:dPr>
-          <m:e>
-            <m:r>
-              <m:t>Ω</m:t>
-            </m:r>
-          </m:e>
-        </m:d>
-      </m:oMath>
-      <w:r>
-        <w:t xml:space="preserve">.</w:t>
-      </w:r>
-    </w:p>
-    <w:tbl>
-      <w:tblPr>
-        <w:tblW w:type="pct" w:w="5000"/>
-        <w:tblBorders>
-          <w:top w:val="single" w:sz="6" w:color="000000"/>
-          <w:left w:val="single" w:sz="6" w:color="000000"/>
-          <w:bottom w:val="single" w:sz="6" w:color="000000"/>
-          <w:right w:val="single" w:sz="6" w:color="000000"/>
-          <w:insideH w:val="single" w:sz="6" w:color="000000"/>
-          <w:insideV w:val="single" w:sz="6" w:color="000000"/>
-        </w:tblBorders>
-        <w:tblLook w:firstColumn="1" w:firstRow="1" w:lastColumn="0" w:lastRow="0" w:noHBand="0" w:noVBand="1" w:val="04A0"/>
-      </w:tblPr>
-      <w:tblGrid>
-        <w:gridCol w:w="9524"/>
-      </w:tblGrid>
-      <w:tr>
-        <w:trPr>
-          <w:trHeight w:val="1701" w:hRule="atLeast"/>
-        </w:trPr>
-        <w:tc>
-          <w:tcPr>
-            <w:tcW w:type="dxa" w:w="9524"/>
-          </w:tcPr>
-          <w:p/>
-        </w:tc>
-      </w:tr>
-    </w:tbl>
-    <w:p/>
-    <w:bookmarkEnd w:id="31"/>
+    <w:bookmarkEnd w:id="30"/>
     <w:sectPr>
       <w:headerReference w:type="default" r:id="rId9"/>
       <w:footerReference w:type="default" r:id="rId10"/>
@@ -5047,8 +4293,205 @@
       </w:pPr>
     </w:lvl>
   </w:abstractNum>
+  <w:abstractNum w:abstractNumId="991">
+    <w:nsid w:val="A991"/>
+    <w:multiLevelType w:val="multilevel"/>
+    <w:lvl w:ilvl="0">
+      <w:numFmt w:val="bullet"/>
+      <w:lvlText w:val="•"/>
+      <w:lvlJc w:val="left"/>
+      <w:pPr>
+        <w:ind w:left="720" w:hanging="480"/>
+      </w:pPr>
+    </w:lvl>
+    <w:lvl w:ilvl="1">
+      <w:numFmt w:val="bullet"/>
+      <w:lvlText w:val="–"/>
+      <w:lvlJc w:val="left"/>
+      <w:pPr>
+        <w:ind w:left="1440" w:hanging="480"/>
+      </w:pPr>
+    </w:lvl>
+    <w:lvl w:ilvl="2">
+      <w:numFmt w:val="bullet"/>
+      <w:lvlText w:val="•"/>
+      <w:lvlJc w:val="left"/>
+      <w:pPr>
+        <w:ind w:left="2160" w:hanging="480"/>
+      </w:pPr>
+    </w:lvl>
+    <w:lvl w:ilvl="3">
+      <w:numFmt w:val="bullet"/>
+      <w:lvlText w:val="–"/>
+      <w:lvlJc w:val="left"/>
+      <w:pPr>
+        <w:ind w:left="2880" w:hanging="480"/>
+      </w:pPr>
+    </w:lvl>
+    <w:lvl w:ilvl="4">
+      <w:numFmt w:val="bullet"/>
+      <w:lvlText w:val="•"/>
+      <w:lvlJc w:val="left"/>
+      <w:pPr>
+        <w:ind w:left="3600" w:hanging="480"/>
+      </w:pPr>
+    </w:lvl>
+    <w:lvl w:ilvl="5">
+      <w:numFmt w:val="bullet"/>
+      <w:lvlText w:val="–"/>
+      <w:lvlJc w:val="left"/>
+      <w:pPr>
+        <w:ind w:left="4320" w:hanging="480"/>
+      </w:pPr>
+    </w:lvl>
+    <w:lvl w:ilvl="6">
+      <w:numFmt w:val="bullet"/>
+      <w:lvlText w:val="•"/>
+      <w:lvlJc w:val="left"/>
+      <w:pPr>
+        <w:ind w:left="5040" w:hanging="480"/>
+      </w:pPr>
+    </w:lvl>
+    <w:lvl w:ilvl="7">
+      <w:numFmt w:val="bullet"/>
+      <w:lvlText w:val="–"/>
+      <w:lvlJc w:val="left"/>
+      <w:pPr>
+        <w:ind w:left="5760" w:hanging="480"/>
+      </w:pPr>
+    </w:lvl>
+    <w:lvl w:ilvl="8">
+      <w:numFmt w:val="bullet"/>
+      <w:lvlText w:val="•"/>
+      <w:lvlJc w:val="left"/>
+      <w:pPr>
+        <w:ind w:left="6480" w:hanging="480"/>
+      </w:pPr>
+    </w:lvl>
+  </w:abstractNum>
+  <w:abstractNum w:abstractNumId="99411">
+    <w:nsid w:val="A99411"/>
+    <w:multiLevelType w:val="multilevel"/>
+    <w:lvl w:ilvl="0">
+      <w:start w:val="1"/>
+      <w:numFmt w:val="decimal"/>
+      <w:lvlText w:val="%1."/>
+      <w:lvlJc w:val="left"/>
+      <w:pPr>
+        <w:ind w:left="720" w:hanging="480"/>
+      </w:pPr>
+    </w:lvl>
+    <w:lvl w:ilvl="1">
+      <w:start w:val="1"/>
+      <w:numFmt w:val="decimal"/>
+      <w:lvlText w:val="%2."/>
+      <w:lvlJc w:val="left"/>
+      <w:pPr>
+        <w:ind w:left="1440" w:hanging="480"/>
+      </w:pPr>
+    </w:lvl>
+    <w:lvl w:ilvl="2">
+      <w:start w:val="1"/>
+      <w:numFmt w:val="decimal"/>
+      <w:lvlText w:val="%3."/>
+      <w:lvlJc w:val="left"/>
+      <w:pPr>
+        <w:ind w:left="2160" w:hanging="480"/>
+      </w:pPr>
+    </w:lvl>
+    <w:lvl w:ilvl="3">
+      <w:start w:val="1"/>
+      <w:numFmt w:val="decimal"/>
+      <w:lvlText w:val="%4."/>
+      <w:lvlJc w:val="left"/>
+      <w:pPr>
+        <w:ind w:left="2880" w:hanging="480"/>
+      </w:pPr>
+    </w:lvl>
+    <w:lvl w:ilvl="4">
+      <w:start w:val="1"/>
+      <w:numFmt w:val="decimal"/>
+      <w:lvlText w:val="%5."/>
+      <w:lvlJc w:val="left"/>
+      <w:pPr>
+        <w:ind w:left="3600" w:hanging="480"/>
+      </w:pPr>
+    </w:lvl>
+    <w:lvl w:ilvl="5">
+      <w:start w:val="1"/>
+      <w:numFmt w:val="decimal"/>
+      <w:lvlText w:val="%6."/>
+      <w:lvlJc w:val="left"/>
+      <w:pPr>
+        <w:ind w:left="4320" w:hanging="480"/>
+      </w:pPr>
+    </w:lvl>
+    <w:lvl w:ilvl="6">
+      <w:start w:val="1"/>
+      <w:numFmt w:val="decimal"/>
+      <w:lvlText w:val="%7."/>
+      <w:lvlJc w:val="left"/>
+      <w:pPr>
+        <w:ind w:left="5040" w:hanging="480"/>
+      </w:pPr>
+    </w:lvl>
+    <w:lvl w:ilvl="7">
+      <w:start w:val="1"/>
+      <w:numFmt w:val="decimal"/>
+      <w:lvlText w:val="%8."/>
+      <w:lvlJc w:val="left"/>
+      <w:pPr>
+        <w:ind w:left="5760" w:hanging="480"/>
+      </w:pPr>
+    </w:lvl>
+    <w:lvl w:ilvl="8">
+      <w:start w:val="1"/>
+      <w:numFmt w:val="decimal"/>
+      <w:lvlText w:val="%9."/>
+      <w:lvlJc w:val="left"/>
+      <w:pPr>
+        <w:ind w:left="6480" w:hanging="480"/>
+      </w:pPr>
+    </w:lvl>
+  </w:abstractNum>
   <w:num w:numId="1000">
     <w:abstractNumId w:val="990"/>
+  </w:num>
+  <w:num w:numId="1001">
+    <w:abstractNumId w:val="991"/>
+  </w:num>
+  <w:num w:numId="1002">
+    <w:abstractNumId w:val="991"/>
+  </w:num>
+  <w:num w:numId="1003">
+    <w:abstractNumId w:val="99411"/>
+    <w:lvlOverride w:ilvl="0">
+      <w:startOverride w:val="1"/>
+    </w:lvlOverride>
+    <w:lvlOverride w:ilvl="1">
+      <w:startOverride w:val="1"/>
+    </w:lvlOverride>
+    <w:lvlOverride w:ilvl="2">
+      <w:startOverride w:val="1"/>
+    </w:lvlOverride>
+    <w:lvlOverride w:ilvl="3">
+      <w:startOverride w:val="1"/>
+    </w:lvlOverride>
+    <w:lvlOverride w:ilvl="4">
+      <w:startOverride w:val="1"/>
+    </w:lvlOverride>
+    <w:lvlOverride w:ilvl="5">
+      <w:startOverride w:val="1"/>
+    </w:lvlOverride>
+    <w:lvlOverride w:ilvl="6">
+      <w:startOverride w:val="1"/>
+    </w:lvlOverride>
+    <w:lvlOverride w:ilvl="7">
+      <w:startOverride w:val="1"/>
+    </w:lvlOverride>
+    <w:lvlOverride w:ilvl="8">
+      <w:startOverride w:val="1"/>
+    </w:lvlOverride>
   </w:num>
 </w:numbering>
 </file>
@@ -5263,11 +4706,12 @@
       <w:outlineLvl w:val="2"/>
     </w:pPr>
     <w:rPr>
-      <w:rFonts w:asciiTheme="majorHAnsi" w:cstheme="majorBidi" w:eastAsiaTheme="majorEastAsia" w:hAnsiTheme="majorHAnsi"/>
+      <w:rFonts w:ascii="Arial" w:hAnsi="Arial" w:cs="Arial"/>
       <w:b/>
       <w:bCs/>
-      <w:color w:themeColor="accent1" w:val="4F81BD"/>
-      <w:sz w:val="24"/>
+      <w:i w:val="0"/>
+      <w:color w:val="000000"/>
+      <w:sz w:val="26"/>
       <w:szCs w:val="24"/>
     </w:rPr>
   </w:style>

--- a/fichas/fai-pohl-forzadas.docx
+++ b/fichas/fai-pohl-forzadas.docx
@@ -43,11 +43,11 @@
         <w:jc w:val="both"/>
       </w:pPr>
       <w:r>
-        <w:t xml:space="preserve">Medir la curva de resonancia del péndulo de Pohl movido por un motor y obtener de ella la frecuencia de resonancia y el factor de calidad.</w:t>
+        <w:t xml:space="preserve">Hacer oscilar el péndulo de Pohl con un motor a distintas frecuencias y medir la amplitud con que responde la rueda. La amplitud frente a la frecuencia forma la curva de resonancia, de la que se obtienen la frecuencia de resonancia y el factor de calidad.</w:t>
       </w:r>
     </w:p>
     <w:bookmarkEnd w:id="21"/>
-    <w:bookmarkStart w:id="22" w:name="fundamento-teórico"/>
+    <w:bookmarkStart w:id="25" w:name="fundamento-teórico"/>
     <w:p>
       <w:pPr>
         <w:pStyle w:val="Heading2"/>
@@ -71,7 +71,21 @@
         <w:jc w:val="both"/>
       </w:pPr>
       <w:r>
-        <w:t xml:space="preserve">El motor mueve periódicamente el extremo del muelle, lo que equivale a un momento externo</w:t>
+        <w:t xml:space="preserve">El motor mueve de forma periódica el extremo del muelle de la rueda, con una frecuencia</w:t>
+      </w:r>
+      <w:r>
+        <w:t xml:space="preserve"> </w:t>
+      </w:r>
+      <m:oMath>
+        <m:r>
+          <m:t>Ω</m:t>
+        </m:r>
+      </m:oMath>
+      <w:r>
+        <w:t xml:space="preserve"> </w:t>
+      </w:r>
+      <w:r>
+        <w:t xml:space="preserve">que se regula con sus diales. Esto equivale a aplicar sobre la rueda un momento</w:t>
       </w:r>
       <w:r>
         <w:t xml:space="preserve"> </w:t>
@@ -103,24 +117,7 @@
         </m:r>
       </m:oMath>
       <w:r>
-        <w:t xml:space="preserve"> </w:t>
-      </w:r>
-      <w:r>
-        <w:t xml:space="preserve">sobre la rueda, con</w:t>
-      </w:r>
-      <w:r>
-        <w:t xml:space="preserve"> </w:t>
-      </w:r>
-      <m:oMath>
-        <m:r>
-          <m:t>Ω</m:t>
-        </m:r>
-      </m:oMath>
-      <w:r>
-        <w:t xml:space="preserve"> </w:t>
-      </w:r>
-      <w:r>
-        <w:t xml:space="preserve">la frecuencia del motor:</w:t>
+        <w:t xml:space="preserve">, de modo que la ecuación del movimiento es</w:t>
       </w:r>
     </w:p>
     <w:p>
@@ -231,57 +228,6 @@
             </m:rPr>
             <m:t>,</m:t>
           </m:r>
-          <m:r>
-            <m:t>  </m:t>
-          </m:r>
-          <m:sSub>
-            <m:e>
-              <m:r>
-                <m:t>f</m:t>
-              </m:r>
-            </m:e>
-            <m:sub>
-              <m:r>
-                <m:t>0</m:t>
-              </m:r>
-            </m:sub>
-          </m:sSub>
-          <m:r>
-            <m:rPr>
-              <m:sty m:val="p"/>
-            </m:rPr>
-            <m:t>=</m:t>
-          </m:r>
-          <m:f>
-            <m:fPr>
-              <m:type m:val="bar"/>
-            </m:fPr>
-            <m:num>
-              <m:sSub>
-                <m:e>
-                  <m:r>
-                    <m:t>M</m:t>
-                  </m:r>
-                </m:e>
-                <m:sub>
-                  <m:r>
-                    <m:t>0</m:t>
-                  </m:r>
-                </m:sub>
-              </m:sSub>
-            </m:num>
-            <m:den>
-              <m:r>
-                <m:t>J</m:t>
-              </m:r>
-            </m:den>
-          </m:f>
-          <m:r>
-            <m:rPr>
-              <m:sty m:val="p"/>
-            </m:rPr>
-            <m:t>.</m:t>
-          </m:r>
         </m:oMath>
       </m:oMathPara>
     </w:p>
@@ -292,7 +238,91 @@
         <w:jc w:val="both"/>
       </w:pPr>
       <w:r>
-        <w:t xml:space="preserve">Pasado un tiempo, la rueda oscila con la frecuencia del motor y amplitud constante:</w:t>
+        <w:t xml:space="preserve">con</w:t>
+      </w:r>
+      <w:r>
+        <w:t xml:space="preserve"> </w:t>
+      </w:r>
+      <m:oMath>
+        <m:sSub>
+          <m:e>
+            <m:r>
+              <m:t>ω</m:t>
+            </m:r>
+          </m:e>
+          <m:sub>
+            <m:r>
+              <m:t>0</m:t>
+            </m:r>
+          </m:sub>
+        </m:sSub>
+      </m:oMath>
+      <w:r>
+        <w:t xml:space="preserve"> </w:t>
+      </w:r>
+      <w:r>
+        <w:t xml:space="preserve">la frecuencia propia,</w:t>
+      </w:r>
+      <w:r>
+        <w:t xml:space="preserve"> </w:t>
+      </w:r>
+      <m:oMath>
+        <m:r>
+          <m:t>γ</m:t>
+        </m:r>
+      </m:oMath>
+      <w:r>
+        <w:t xml:space="preserve"> </w:t>
+      </w:r>
+      <w:r>
+        <w:t xml:space="preserve">el ritmo de amortiguamiento y</w:t>
+      </w:r>
+      <w:r>
+        <w:t xml:space="preserve"> </w:t>
+      </w:r>
+      <m:oMath>
+        <m:sSub>
+          <m:e>
+            <m:r>
+              <m:t>f</m:t>
+            </m:r>
+          </m:e>
+          <m:sub>
+            <m:r>
+              <m:t>0</m:t>
+            </m:r>
+          </m:sub>
+        </m:sSub>
+        <m:r>
+          <m:rPr>
+            <m:sty m:val="p"/>
+          </m:rPr>
+          <m:t>=</m:t>
+        </m:r>
+        <m:sSub>
+          <m:e>
+            <m:r>
+              <m:t>M</m:t>
+            </m:r>
+          </m:e>
+          <m:sub>
+            <m:r>
+              <m:t>0</m:t>
+            </m:r>
+          </m:sub>
+        </m:sSub>
+        <m:r>
+          <m:rPr>
+            <m:sty m:val="p"/>
+          </m:rPr>
+          <m:t>/</m:t>
+        </m:r>
+        <m:r>
+          <m:t>J</m:t>
+        </m:r>
+      </m:oMath>
+      <w:r>
+        <w:t xml:space="preserve">. Al encender el motor hay un primer tramo irregular, el transitorio. Pasado ese tiempo la rueda oscila con la frecuencia del motor y una amplitud constante,</w:t>
       </w:r>
     </w:p>
     <w:p>
@@ -307,7 +337,7 @@
         </m:oMathParaPr>
         <m:oMath>
           <m:r>
-            <m:t>A</m:t>
+            <m:t>φ</m:t>
           </m:r>
           <m:d>
             <m:dPr>
@@ -452,12 +482,92 @@
     </w:p>
     <w:p>
       <w:pPr>
-        <w:pStyle w:val="FirstParagraph"/>
+        <w:pStyle w:val="CaptionedFigure"/>
+        <w:jc w:val="center"/>
+      </w:pPr>
+      <w:r>
+        <w:drawing>
+          <wp:inline>
+            <wp:extent cx="4319999" cy="2109090"/>
+            <wp:effectExtent b="0" l="0" r="0" t="0"/>
+            <wp:docPr descr="Figura 1. Curva de resonancia." title="" id="23" name="Picture"/>
+            <a:graphic>
+              <a:graphicData uri="http://schemas.openxmlformats.org/drawingml/2006/picture">
+                <pic:pic>
+                  <pic:nvPicPr>
+                    <pic:cNvPr descr="fig/resonancia.png" id="24" name="Picture"/>
+                    <pic:cNvPicPr>
+                      <a:picLocks noChangeArrowheads="1" noChangeAspect="1"/>
+                    </pic:cNvPicPr>
+                  </pic:nvPicPr>
+                  <pic:blipFill>
+                    <a:blip r:embed="rId22"/>
+                    <a:stretch>
+                      <a:fillRect/>
+                    </a:stretch>
+                  </pic:blipFill>
+                  <pic:spPr bwMode="auto">
+                    <a:xfrm>
+                      <a:off x="0" y="0"/>
+                      <a:ext cx="4319999" cy="2109090"/>
+                    </a:xfrm>
+                    <a:prstGeom prst="rect">
+                      <a:avLst/>
+                    </a:prstGeom>
+                    <a:noFill/>
+                    <a:ln w="9525">
+                      <a:noFill/>
+                      <a:headEnd/>
+                      <a:tailEnd/>
+                    </a:ln>
+                  </pic:spPr>
+                </pic:pic>
+              </a:graphicData>
+            </a:graphic>
+          </wp:inline>
+        </w:drawing>
+      </w:r>
+    </w:p>
+    <w:p>
+      <w:pPr>
+        <w:pStyle w:val="ImageCaption"/>
+        <w:jc w:val="center"/>
+      </w:pPr>
+      <w:r>
+        <w:t xml:space="preserve">Figura 1. Curva de resonancia.</w:t>
+      </w:r>
+    </w:p>
+    <w:p>
+      <w:pPr>
+        <w:pStyle w:val="BodyText"/>
         <w:spacing w:after="120" w:line="276" w:lineRule="auto"/>
         <w:jc w:val="both"/>
       </w:pPr>
       <w:r>
-        <w:t xml:space="preserve">La amplitud es máxima en la frecuencia de resonancia</w:t>
+        <w:t xml:space="preserve">Esta amplitud es pequeña lejos de</w:t>
+      </w:r>
+      <w:r>
+        <w:t xml:space="preserve"> </w:t>
+      </w:r>
+      <m:oMath>
+        <m:sSub>
+          <m:e>
+            <m:r>
+              <m:t>ω</m:t>
+            </m:r>
+          </m:e>
+          <m:sub>
+            <m:r>
+              <m:t>0</m:t>
+            </m:r>
+          </m:sub>
+        </m:sSub>
+      </m:oMath>
+      <w:r>
+        <w:t xml:space="preserve"> </w:t>
+      </w:r>
+      <w:r>
+        <w:t xml:space="preserve">y se hace máxima en la frecuencia de resonancia (Figura 1),</w:t>
       </w:r>
     </w:p>
     <w:p>
@@ -545,7 +655,7 @@
             <m:rPr>
               <m:sty m:val="p"/>
             </m:rPr>
-            <m:t>.</m:t>
+            <m:t>,</m:t>
           </m:r>
         </m:oMath>
       </m:oMathPara>
@@ -557,25 +667,53 @@
         <w:jc w:val="both"/>
       </w:pPr>
       <w:r>
-        <w:t xml:space="preserve">La anchura del pico, medida donde</w:t>
+        <w:t xml:space="preserve">muy próxima a</w:t>
+      </w:r>
+      <w:r>
+        <w:t xml:space="preserve"> </w:t>
+      </w:r>
+      <m:oMath>
+        <m:sSub>
+          <m:e>
+            <m:r>
+              <m:t>ω</m:t>
+            </m:r>
+          </m:e>
+          <m:sub>
+            <m:r>
+              <m:t>0</m:t>
+            </m:r>
+          </m:sub>
+        </m:sSub>
+      </m:oMath>
+      <w:r>
+        <w:t xml:space="preserve"> </w:t>
+      </w:r>
+      <w:r>
+        <w:t xml:space="preserve">cuando el amortiguamiento es débil. La anchura del pico,</w:t>
       </w:r>
       <w:r>
         <w:t xml:space="preserve"> </w:t>
       </w:r>
       <m:oMath>
         <m:r>
-          <m:t>A</m:t>
+          <m:t>Δ</m:t>
         </m:r>
         <m:r>
-          <m:rPr>
-            <m:sty m:val="p"/>
-          </m:rPr>
-          <m:t>=</m:t>
+          <m:t>Ω</m:t>
         </m:r>
+      </m:oMath>
+      <w:r>
+        <w:t xml:space="preserve">, se mide a la altura</w:t>
+      </w:r>
+      <w:r>
+        <w:t xml:space="preserve"> </w:t>
+      </w:r>
+      <m:oMath>
         <m:sSub>
           <m:e>
             <m:r>
-              <m:t>A</m:t>
+              <m:t>φ</m:t>
             </m:r>
           </m:e>
           <m:sub>
@@ -609,30 +747,21 @@
         </m:rad>
       </m:oMath>
       <w:r>
-        <w:t xml:space="preserve">, es</w:t>
+        <w:t xml:space="preserve"> </w:t>
+      </w:r>
+      <w:r>
+        <w:t xml:space="preserve">y vale aproximadamente</w:t>
       </w:r>
       <w:r>
         <w:t xml:space="preserve"> </w:t>
       </w:r>
       <m:oMath>
-        <m:r>
-          <m:t>Δ</m:t>
-        </m:r>
-        <m:r>
-          <m:t>Ω</m:t>
-        </m:r>
-        <m:r>
-          <m:rPr>
-            <m:sty m:val="p"/>
-          </m:rPr>
-          <m:t>≃</m:t>
-        </m:r>
         <m:r>
           <m:t>γ</m:t>
         </m:r>
       </m:oMath>
       <w:r>
-        <w:t xml:space="preserve">, y el factor de calidad es</w:t>
+        <w:t xml:space="preserve">. Cuanto más estrecho es el pico, mayor es el factor de calidad,</w:t>
       </w:r>
       <w:r>
         <w:t xml:space="preserve"> </w:t>
@@ -645,7 +774,7 @@
           <m:rPr>
             <m:sty m:val="p"/>
           </m:rPr>
-          <m:t>≃</m:t>
+          <m:t>=</m:t>
         </m:r>
         <m:sSub>
           <m:e>
@@ -683,119 +812,11 @@
         <w:jc w:val="both"/>
       </w:pPr>
       <w:r>
-        <w:t xml:space="preserve">Desfase entre la rueda y el motor:</w:t>
+        <w:t xml:space="preserve">También cambia el desfase entre la rueda y el motor. A frecuencias bajas la rueda sigue al motor, en fase. En la resonancia va un cuarto de periodo retrasada, y a frecuencias altas se mueve en sentido contrario, en oposición de fase.</w:t>
       </w:r>
     </w:p>
-    <w:p>
-      <w:pPr>
-        <w:numPr>
-          <w:ilvl w:val="0"/>
-          <w:numId w:val="1001"/>
-        </w:numPr>
-        <w:pStyle w:val="Compact"/>
-        <w:jc w:val="both"/>
-      </w:pPr>
-      <m:oMath>
-        <m:r>
-          <m:t>Ω</m:t>
-        </m:r>
-        <m:r>
-          <m:rPr>
-            <m:sty m:val="p"/>
-          </m:rPr>
-          <m:t>≪</m:t>
-        </m:r>
-        <m:sSub>
-          <m:e>
-            <m:r>
-              <m:t>ω</m:t>
-            </m:r>
-          </m:e>
-          <m:sub>
-            <m:r>
-              <m:t>0</m:t>
-            </m:r>
-          </m:sub>
-        </m:sSub>
-      </m:oMath>
-      <w:r>
-        <w:t xml:space="preserve">: en fase.</w:t>
-      </w:r>
-    </w:p>
-    <w:p>
-      <w:pPr>
-        <w:numPr>
-          <w:ilvl w:val="0"/>
-          <w:numId w:val="1001"/>
-        </w:numPr>
-        <w:pStyle w:val="Compact"/>
-        <w:jc w:val="both"/>
-      </w:pPr>
-      <m:oMath>
-        <m:r>
-          <m:t>Ω</m:t>
-        </m:r>
-        <m:r>
-          <m:rPr>
-            <m:sty m:val="p"/>
-          </m:rPr>
-          <m:t>=</m:t>
-        </m:r>
-        <m:sSub>
-          <m:e>
-            <m:r>
-              <m:t>ω</m:t>
-            </m:r>
-          </m:e>
-          <m:sub>
-            <m:r>
-              <m:t>0</m:t>
-            </m:r>
-          </m:sub>
-        </m:sSub>
-      </m:oMath>
-      <w:r>
-        <w:t xml:space="preserve">: desfase de 90°.</w:t>
-      </w:r>
-    </w:p>
-    <w:p>
-      <w:pPr>
-        <w:numPr>
-          <w:ilvl w:val="0"/>
-          <w:numId w:val="1001"/>
-        </w:numPr>
-        <w:pStyle w:val="Compact"/>
-        <w:jc w:val="both"/>
-      </w:pPr>
-      <m:oMath>
-        <m:r>
-          <m:t>Ω</m:t>
-        </m:r>
-        <m:r>
-          <m:rPr>
-            <m:sty m:val="p"/>
-          </m:rPr>
-          <m:t>≫</m:t>
-        </m:r>
-        <m:sSub>
-          <m:e>
-            <m:r>
-              <m:t>ω</m:t>
-            </m:r>
-          </m:e>
-          <m:sub>
-            <m:r>
-              <m:t>0</m:t>
-            </m:r>
-          </m:sub>
-        </m:sSub>
-      </m:oMath>
-      <w:r>
-        <w:t xml:space="preserve">: en oposición.</w:t>
-      </w:r>
-    </w:p>
-    <w:bookmarkEnd w:id="22"/>
-    <w:bookmarkStart w:id="26" w:name="montaje-experimental"/>
+    <w:bookmarkEnd w:id="25"/>
+    <w:bookmarkStart w:id="29" w:name="montaje-experimental"/>
     <w:p>
       <w:pPr>
         <w:pStyle w:val="Heading2"/>
@@ -822,18 +843,18 @@
           <wp:inline>
             <wp:extent cx="2519999" cy="2036045"/>
             <wp:effectExtent b="0" l="0" r="0" t="0"/>
-            <wp:docPr descr="Figura 1. Péndulo de Pohl con el motor." title="" id="24" name="Picture"/>
+            <wp:docPr descr="Figura 2. Péndulo de Pohl con el motor." title="" id="27" name="Picture"/>
             <a:graphic>
               <a:graphicData uri="http://schemas.openxmlformats.org/drawingml/2006/picture">
                 <pic:pic>
                   <pic:nvPicPr>
-                    <pic:cNvPr descr="fig/pohl.png" id="25" name="Picture"/>
+                    <pic:cNvPr descr="fig/pohl.png" id="28" name="Picture"/>
                     <pic:cNvPicPr>
                       <a:picLocks noChangeArrowheads="1" noChangeAspect="1"/>
                     </pic:cNvPicPr>
                   </pic:nvPicPr>
                   <pic:blipFill>
-                    <a:blip r:embed="rId23"/>
+                    <a:blip r:embed="rId26"/>
                     <a:stretch>
                       <a:fillRect/>
                     </a:stretch>
@@ -866,7 +887,7 @@
         <w:jc w:val="center"/>
       </w:pPr>
       <w:r>
-        <w:t xml:space="preserve">Figura 1. Péndulo de Pohl con el motor.</w:t>
+        <w:t xml:space="preserve">Figura 2. Péndulo de Pohl con el motor.</w:t>
       </w:r>
     </w:p>
     <w:p>
@@ -876,81 +897,12 @@
         <w:jc w:val="both"/>
       </w:pPr>
       <w:r>
-        <w:t xml:space="preserve">Conexiones:</w:t>
+        <w:t xml:space="preserve">El freno se conecta como en la práctica anterior: salida de alterna de la fuente, rectificador, amperímetro y freno. El motor se conecta a la salida de continua de la fuente, en las dos hembras superiores del motor. Antes de encenderlo hay que poner el dial de corriente de la fuente en 0,65 A y, después, subir la tensión al máximo. La frecuencia del motor se ajusta con los dos diales de su parte superior: el derecho para el ajuste grueso y el izquierdo para el fino.</w:t>
       </w:r>
     </w:p>
     <w:p>
       <w:pPr>
-        <w:numPr>
-          <w:ilvl w:val="0"/>
-          <w:numId w:val="1002"/>
-        </w:numPr>
-        <w:pStyle w:val="Compact"/>
-        <w:jc w:val="both"/>
-      </w:pPr>
-      <w:r>
-        <w:rPr>
-          <w:bCs/>
-          <w:b/>
-        </w:rPr>
-        <w:t xml:space="preserve">Freno:</w:t>
-      </w:r>
-      <w:r>
-        <w:t xml:space="preserve"> </w:t>
-      </w:r>
-      <w:r>
-        <w:t xml:space="preserve">salida de alterna (AC) de la fuente → rectificador → amperímetro → freno.</w:t>
-      </w:r>
-    </w:p>
-    <w:p>
-      <w:pPr>
-        <w:numPr>
-          <w:ilvl w:val="0"/>
-          <w:numId w:val="1002"/>
-        </w:numPr>
-        <w:pStyle w:val="Compact"/>
-        <w:jc w:val="both"/>
-      </w:pPr>
-      <w:r>
-        <w:rPr>
-          <w:bCs/>
-          <w:b/>
-        </w:rPr>
-        <w:t xml:space="preserve">Motor:</w:t>
-      </w:r>
-      <w:r>
-        <w:t xml:space="preserve"> </w:t>
-      </w:r>
-      <w:r>
-        <w:t xml:space="preserve">salida de continua (DC) de la fuente → dos hembras superiores del motor. Antes de encenderlo, poner el dial de corriente en 0,65 A; después, subir la tensión al máximo.</w:t>
-      </w:r>
-    </w:p>
-    <w:p>
-      <w:pPr>
-        <w:numPr>
-          <w:ilvl w:val="0"/>
-          <w:numId w:val="1002"/>
-        </w:numPr>
-        <w:pStyle w:val="Compact"/>
-        <w:jc w:val="both"/>
-      </w:pPr>
-      <w:r>
-        <w:rPr>
-          <w:bCs/>
-          <w:b/>
-        </w:rPr>
-        <w:t xml:space="preserve">Frecuencia del motor:</w:t>
-      </w:r>
-      <w:r>
-        <w:t xml:space="preserve"> </w:t>
-      </w:r>
-      <w:r>
-        <w:t xml:space="preserve">dial derecho para el ajuste grueso, dial izquierdo para el fino.</w:t>
-      </w:r>
-    </w:p>
-    <w:p>
-      <w:pPr>
-        <w:pStyle w:val="FirstParagraph"/>
+        <w:pStyle w:val="BodyText"/>
         <w:spacing w:after="120" w:line="276" w:lineRule="auto"/>
         <w:jc w:val="both"/>
       </w:pPr>
@@ -965,11 +917,11 @@
         <w:t xml:space="preserve"> </w:t>
       </w:r>
       <w:r>
-        <w:t xml:space="preserve">freno, 1 A como máximo (10 V de alterna). Motor, 650 mA como máximo. No acercarse a la resonancia con el freno apagado: la amplitud se sale de la escala.</w:t>
+        <w:t xml:space="preserve">el freno admite como máximo 1 A (10 V de alterna) y el motor, 650 mA. No se acerque a la resonancia con el freno apagado, porque la amplitud se sale de la escala.</w:t>
       </w:r>
     </w:p>
-    <w:bookmarkEnd w:id="26"/>
-    <w:bookmarkStart w:id="29" w:name="resultados"/>
+    <w:bookmarkEnd w:id="29"/>
+    <w:bookmarkStart w:id="32" w:name="resultados"/>
     <w:p>
       <w:pPr>
         <w:pStyle w:val="Heading2"/>
@@ -986,7 +938,7 @@
         <w:t xml:space="preserve">Resultados</w:t>
       </w:r>
     </w:p>
-    <w:bookmarkStart w:id="27" w:name="Xb2c887b7557603e418fbe000de346666d45fa7c"/>
+    <w:bookmarkStart w:id="30" w:name="Xb2c887b7557603e418fbe000de346666d45fa7c"/>
     <w:p>
       <w:pPr>
         <w:pStyle w:val="Heading3"/>
@@ -1011,7 +963,7 @@
         <w:jc w:val="both"/>
       </w:pPr>
       <w:r>
-        <w:t xml:space="preserve">Con el motor parado, medir</w:t>
+        <w:t xml:space="preserve">Se necesitan</w:t>
       </w:r>
       <w:r>
         <w:t xml:space="preserve"> </w:t>
@@ -1020,7 +972,7 @@
         <m:sSub>
           <m:e>
             <m:r>
-              <m:t>T</m:t>
+              <m:t>ω</m:t>
             </m:r>
           </m:e>
           <m:sub>
@@ -1034,7 +986,7 @@
         <w:t xml:space="preserve"> </w:t>
       </w:r>
       <w:r>
-        <w:t xml:space="preserve">(cinco veces 20 oscilaciones, freno apagado) y</w:t>
+        <w:t xml:space="preserve">y el</w:t>
       </w:r>
       <w:r>
         <w:t xml:space="preserve"> </w:t>
@@ -1048,15 +1000,11 @@
         <w:t xml:space="preserve"> </w:t>
       </w:r>
       <w:r>
-        <w:t xml:space="preserve">con el freno a 4 V, como en la práctica anterior. Si ya se hizo esa práctica, usar sus resultados.</w:t>
-      </w:r>
-    </w:p>
-    <w:p>
-      <w:pPr>
-        <w:pStyle w:val="BodyText"/>
-        <w:spacing w:after="120" w:line="276" w:lineRule="auto"/>
-        <w:jc w:val="both"/>
-      </w:pPr>
+        <w:t xml:space="preserve">del freno a 4 V. Si ya se hizo la práctica anterior, copie sus resultados. Si no, mida</w:t>
+      </w:r>
+      <w:r>
+        <w:t xml:space="preserve"> </w:t>
+      </w:r>
       <m:oMath>
         <m:sSub>
           <m:e>
@@ -1075,68 +1023,12 @@
         <w:t xml:space="preserve"> </w:t>
       </w:r>
       <w:r>
-        <w:t xml:space="preserve">= ( __________ ± __________ ) s</w:t>
+        <w:t xml:space="preserve">con el freno apagado (cinco veces el tiempo de 20 oscilaciones) y</w:t>
       </w:r>
       <w:r>
         <w:t xml:space="preserve"> </w:t>
       </w:r>
       <m:oMath>
-        <m:r>
-          <m:t>  </m:t>
-        </m:r>
-        <m:sSub>
-          <m:e>
-            <m:r>
-              <m:t>ω</m:t>
-            </m:r>
-          </m:e>
-          <m:sub>
-            <m:r>
-              <m:t>0</m:t>
-            </m:r>
-          </m:sub>
-        </m:sSub>
-      </m:oMath>
-      <w:r>
-        <w:t xml:space="preserve"> </w:t>
-      </w:r>
-      <w:r>
-        <w:t xml:space="preserve">= ( __________ ± __________ ) rad/s</w:t>
-      </w:r>
-    </w:p>
-    <w:p>
-      <w:pPr>
-        <w:pStyle w:val="BodyText"/>
-        <w:spacing w:after="120" w:line="276" w:lineRule="auto"/>
-        <w:jc w:val="both"/>
-      </w:pPr>
-      <m:oMath>
-        <m:sSub>
-          <m:e>
-            <m:r>
-              <m:t>I</m:t>
-            </m:r>
-          </m:e>
-          <m:sub>
-            <m:r>
-              <m:t>B</m:t>
-            </m:r>
-          </m:sub>
-        </m:sSub>
-      </m:oMath>
-      <w:r>
-        <w:t xml:space="preserve"> </w:t>
-      </w:r>
-      <w:r>
-        <w:t xml:space="preserve">(4 V) = __________ A</w:t>
-      </w:r>
-      <w:r>
-        <w:t xml:space="preserve"> </w:t>
-      </w:r>
-      <m:oMath>
-        <m:r>
-          <m:t>  </m:t>
-        </m:r>
         <m:r>
           <m:t>γ</m:t>
         </m:r>
@@ -1145,11 +1037,274 @@
         <w:t xml:space="preserve"> </w:t>
       </w:r>
       <w:r>
-        <w:t xml:space="preserve">= ( __________ ± __________ ) s⁻¹</w:t>
+        <w:t xml:space="preserve">con el freno a 4 V, como se explica en ella.</w:t>
       </w:r>
     </w:p>
-    <w:bookmarkEnd w:id="27"/>
-    <w:bookmarkStart w:id="28" w:name="parte-b.-curva-de-resonancia"/>
+    <w:p>
+      <w:pPr>
+        <w:pStyle w:val="TableCaption"/>
+        <w:keepNext/>
+        <w:spacing w:before="200" w:after="80"/>
+        <w:jc w:val="center"/>
+      </w:pPr>
+      <w:r>
+        <w:t xml:space="preserve">Tabla 1. Datos de la oscilación libre y amortiguada, con sus errores.</w:t>
+      </w:r>
+    </w:p>
+    <w:tbl>
+      <w:tblPr>
+        <w:tblW w:type="pct" w:w="5000"/>
+        <w:jc w:val="center"/>
+        <w:tblBorders>
+          <w:top w:val="single" w:sz="6" w:color="000000"/>
+          <w:left w:val="single" w:sz="6" w:color="000000"/>
+          <w:bottom w:val="single" w:sz="6" w:color="000000"/>
+          <w:right w:val="single" w:sz="6" w:color="000000"/>
+          <w:insideH w:val="single" w:sz="6" w:color="000000"/>
+          <w:insideV w:val="single" w:sz="6" w:color="000000"/>
+        </w:tblBorders>
+        <w:tblLook w:firstRow="1" w:lastRow="0" w:firstColumn="0" w:lastColumn="0" w:noHBand="0" w:noVBand="0" w:val="0020"/>
+        <w:tblCaption w:val="Tabla 1. Datos de la oscilación libre y amortiguada, con sus errores."/>
+      </w:tblPr>
+      <w:tblGrid>
+        <w:gridCol w:w="1980"/>
+        <w:gridCol w:w="1980"/>
+        <w:gridCol w:w="1980"/>
+        <w:gridCol w:w="1980"/>
+      </w:tblGrid>
+      <w:tr>
+        <w:trPr>
+          <w:trHeight w:val="510" w:hRule="atLeast"/>
+          <w:tblHeader w:val="true"/>
+        </w:trPr>
+        <w:tc>
+          <w:tcPr>
+            <w:shd w:val="clear" w:color="auto" w:fill="FFF0C1"/>
+            <w:vAlign w:val="center"/>
+          </w:tcPr>
+          <w:p>
+            <w:pPr>
+              <w:pStyle w:val="Compact"/>
+              <w:keepNext/>
+              <w:jc w:val="center"/>
+            </w:pPr>
+            <m:oMath>
+              <m:sSub>
+                <m:e>
+                  <m:r>
+                    <m:t>T</m:t>
+                  </m:r>
+                </m:e>
+                <m:sub>
+                  <m:r>
+                    <m:t>0</m:t>
+                  </m:r>
+                </m:sub>
+              </m:sSub>
+            </m:oMath>
+            <w:r>
+              <w:rPr>
+                <w:sz w:val="20"/>
+              </w:rPr>
+              <w:t xml:space="preserve"> </w:t>
+            </w:r>
+            <w:r>
+              <w:rPr>
+                <w:sz w:val="20"/>
+              </w:rPr>
+              <w:t xml:space="preserve">(s)</w:t>
+            </w:r>
+          </w:p>
+        </w:tc>
+        <w:tc>
+          <w:tcPr>
+            <w:shd w:val="clear" w:color="auto" w:fill="FFF0C1"/>
+            <w:vAlign w:val="center"/>
+          </w:tcPr>
+          <w:p>
+            <w:pPr>
+              <w:pStyle w:val="Compact"/>
+              <w:keepNext/>
+              <w:jc w:val="center"/>
+            </w:pPr>
+            <m:oMath>
+              <m:sSub>
+                <m:e>
+                  <m:r>
+                    <m:t>ω</m:t>
+                  </m:r>
+                </m:e>
+                <m:sub>
+                  <m:r>
+                    <m:t>0</m:t>
+                  </m:r>
+                </m:sub>
+              </m:sSub>
+            </m:oMath>
+            <w:r>
+              <w:rPr>
+                <w:sz w:val="20"/>
+              </w:rPr>
+              <w:t xml:space="preserve"> </w:t>
+            </w:r>
+            <w:r>
+              <w:rPr>
+                <w:sz w:val="20"/>
+              </w:rPr>
+              <w:t xml:space="preserve">(rad/s)</w:t>
+            </w:r>
+          </w:p>
+        </w:tc>
+        <w:tc>
+          <w:tcPr>
+            <w:shd w:val="clear" w:color="auto" w:fill="FFF0C1"/>
+            <w:vAlign w:val="center"/>
+          </w:tcPr>
+          <w:p>
+            <w:pPr>
+              <w:pStyle w:val="Compact"/>
+              <w:keepNext/>
+              <w:jc w:val="center"/>
+            </w:pPr>
+            <m:oMath>
+              <m:sSub>
+                <m:e>
+                  <m:r>
+                    <m:t>I</m:t>
+                  </m:r>
+                </m:e>
+                <m:sub>
+                  <m:r>
+                    <m:t>B</m:t>
+                  </m:r>
+                </m:sub>
+              </m:sSub>
+            </m:oMath>
+            <w:r>
+              <w:rPr>
+                <w:sz w:val="20"/>
+              </w:rPr>
+              <w:t xml:space="preserve"> </w:t>
+            </w:r>
+            <w:r>
+              <w:rPr>
+                <w:sz w:val="20"/>
+              </w:rPr>
+              <w:t xml:space="preserve">a 4 V (A)</w:t>
+            </w:r>
+          </w:p>
+        </w:tc>
+        <w:tc>
+          <w:tcPr>
+            <w:shd w:val="clear" w:color="auto" w:fill="FFF0C1"/>
+            <w:vAlign w:val="center"/>
+          </w:tcPr>
+          <w:p>
+            <w:pPr>
+              <w:pStyle w:val="Compact"/>
+              <w:keepNext/>
+              <w:jc w:val="center"/>
+            </w:pPr>
+            <m:oMath>
+              <m:r>
+                <m:t>γ</m:t>
+              </m:r>
+            </m:oMath>
+            <w:r>
+              <w:rPr>
+                <w:sz w:val="20"/>
+              </w:rPr>
+              <w:t xml:space="preserve"> </w:t>
+            </w:r>
+            <w:r>
+              <w:rPr>
+                <w:sz w:val="20"/>
+              </w:rPr>
+              <w:t xml:space="preserve">(s⁻¹)</w:t>
+            </w:r>
+          </w:p>
+        </w:tc>
+      </w:tr>
+      <w:tr>
+        <w:trPr>
+          <w:trHeight w:val="425" w:hRule="atLeast"/>
+        </w:trPr>
+        <w:tc>
+          <w:tcPr>
+            <w:vAlign w:val="center"/>
+          </w:tcPr>
+          <w:p>
+            <w:pPr>
+              <w:pStyle w:val="Compact"/>
+              <w:keepNext/>
+              <w:jc w:val="center"/>
+            </w:pPr>
+            <w:r>
+              <w:rPr>
+                <w:sz w:val="20"/>
+              </w:rPr>
+              <w:t xml:space="preserve"> </w:t>
+            </w:r>
+          </w:p>
+        </w:tc>
+        <w:tc>
+          <w:tcPr>
+            <w:vAlign w:val="center"/>
+          </w:tcPr>
+          <w:p>
+            <w:pPr>
+              <w:pStyle w:val="Compact"/>
+              <w:keepNext/>
+              <w:jc w:val="center"/>
+            </w:pPr>
+            <w:r>
+              <w:rPr>
+                <w:sz w:val="20"/>
+              </w:rPr>
+              <w:t xml:space="preserve"> </w:t>
+            </w:r>
+          </w:p>
+        </w:tc>
+        <w:tc>
+          <w:tcPr>
+            <w:vAlign w:val="center"/>
+          </w:tcPr>
+          <w:p>
+            <w:pPr>
+              <w:pStyle w:val="Compact"/>
+              <w:keepNext/>
+              <w:jc w:val="center"/>
+            </w:pPr>
+            <w:r>
+              <w:rPr>
+                <w:sz w:val="20"/>
+              </w:rPr>
+              <w:t xml:space="preserve"> </w:t>
+            </w:r>
+          </w:p>
+        </w:tc>
+        <w:tc>
+          <w:tcPr>
+            <w:vAlign w:val="center"/>
+          </w:tcPr>
+          <w:p>
+            <w:pPr>
+              <w:pStyle w:val="Compact"/>
+              <w:keepNext/>
+              <w:jc w:val="center"/>
+            </w:pPr>
+            <w:r>
+              <w:rPr>
+                <w:sz w:val="20"/>
+              </w:rPr>
+              <w:t xml:space="preserve"> </w:t>
+            </w:r>
+          </w:p>
+        </w:tc>
+      </w:tr>
+    </w:tbl>
+    <w:bookmarkEnd w:id="30"/>
+    <w:bookmarkStart w:id="31" w:name="parte-b.-curva-de-resonancia"/>
     <w:p>
       <w:pPr>
         <w:pStyle w:val="Heading3"/>
@@ -1174,20 +1329,7 @@
         <w:jc w:val="both"/>
       </w:pPr>
       <w:r>
-        <w:t xml:space="preserve">Con el freno a 4 V y el motor encendido, para cada frecuencia:</w:t>
-      </w:r>
-    </w:p>
-    <w:p>
-      <w:pPr>
-        <w:numPr>
-          <w:ilvl w:val="0"/>
-          <w:numId w:val="1003"/>
-        </w:numPr>
-        <w:pStyle w:val="Compact"/>
-        <w:jc w:val="both"/>
-      </w:pPr>
-      <w:r>
-        <w:t xml:space="preserve">Medir el tiempo de 5 vueltas del motor,</w:t>
+        <w:t xml:space="preserve">Con el freno a 4 V, encender el motor y elegir una frecuencia. Medir el tiempo de 5 vueltas del motor,</w:t>
       </w:r>
       <w:r>
         <w:t xml:space="preserve"> </w:t>
@@ -1207,7 +1349,7 @@
         </m:sSub>
       </m:oMath>
       <w:r>
-        <w:t xml:space="preserve">, y calcular</w:t>
+        <w:t xml:space="preserve">, para obtener su periodo</w:t>
       </w:r>
       <w:r>
         <w:t xml:space="preserve"> </w:t>
@@ -1257,7 +1399,7 @@
         <w:t xml:space="preserve"> </w:t>
       </w:r>
       <w:r>
-        <w:t xml:space="preserve">y</w:t>
+        <w:t xml:space="preserve">y su frecuencia</w:t>
       </w:r>
       <w:r>
         <w:t xml:space="preserve"> </w:t>
@@ -1298,33 +1440,7 @@
         </m:sSub>
       </m:oMath>
       <w:r>
-        <w:t xml:space="preserve">.</w:t>
-      </w:r>
-    </w:p>
-    <w:p>
-      <w:pPr>
-        <w:numPr>
-          <w:ilvl w:val="0"/>
-          <w:numId w:val="1003"/>
-        </w:numPr>
-        <w:pStyle w:val="Compact"/>
-        <w:jc w:val="both"/>
-      </w:pPr>
-      <w:r>
-        <w:t xml:space="preserve">Esperar a que la amplitud deje de cambiar (cerca de la resonancia, 2 o 3 minutos).</w:t>
-      </w:r>
-    </w:p>
-    <w:p>
-      <w:pPr>
-        <w:numPr>
-          <w:ilvl w:val="0"/>
-          <w:numId w:val="1003"/>
-        </w:numPr>
-        <w:pStyle w:val="Compact"/>
-        <w:jc w:val="both"/>
-      </w:pPr>
-      <w:r>
-        <w:t xml:space="preserve">Anotar la desviación máxima a izquierda,</w:t>
+        <w:t xml:space="preserve">. Esperar a que la amplitud de la rueda deje de cambiar, lo que cerca de la resonancia lleva 2 o 3 minutos. Entonces anotar hasta dónde llega la flecha a la izquierda,</w:t>
       </w:r>
       <w:r>
         <w:t xml:space="preserve"> </w:t>
@@ -1344,7 +1460,7 @@
         </m:sSup>
       </m:oMath>
       <w:r>
-        <w:t xml:space="preserve">, y a derecha,</w:t>
+        <w:t xml:space="preserve">, y a la derecha,</w:t>
       </w:r>
       <w:r>
         <w:t xml:space="preserve"> </w:t>
@@ -1364,7 +1480,7 @@
         </m:sSup>
       </m:oMath>
       <w:r>
-        <w:t xml:space="preserve">. La amplitud es la media,</w:t>
+        <w:t xml:space="preserve">. La amplitud es su media,</w:t>
       </w:r>
       <w:r>
         <w:t xml:space="preserve"> </w:t>
@@ -1430,17 +1546,17 @@
         </m:r>
       </m:oMath>
       <w:r>
-        <w:t xml:space="preserve">.</w:t>
+        <w:t xml:space="preserve">, porque la oscilación puede no estar centrada en el cero.</w:t>
       </w:r>
     </w:p>
     <w:p>
       <w:pPr>
-        <w:pStyle w:val="FirstParagraph"/>
+        <w:pStyle w:val="BodyText"/>
         <w:spacing w:after="120" w:line="276" w:lineRule="auto"/>
         <w:jc w:val="both"/>
       </w:pPr>
       <w:r>
-        <w:t xml:space="preserve">Tomar unas 16 frecuencias, más juntas cerca de la resonancia (</w:t>
+        <w:t xml:space="preserve">Repetir para unas 15 frecuencias. Conviene empezar lejos de la resonancia e ir acercándose, tomando los puntos más juntos donde la amplitud crece deprisa (</w:t>
       </w:r>
       <m:oMath>
         <m:sSub>
@@ -1455,12 +1571,17 @@
             </m:r>
           </m:sub>
         </m:sSub>
-        <m:r>
-          <m:rPr>
-            <m:sty m:val="p"/>
-          </m:rPr>
-          <m:t>≈</m:t>
-        </m:r>
+      </m:oMath>
+      <w:r>
+        <w:t xml:space="preserve"> </w:t>
+      </w:r>
+      <w:r>
+        <w:t xml:space="preserve">cerca de</w:t>
+      </w:r>
+      <w:r>
+        <w:t xml:space="preserve"> </w:t>
+      </w:r>
+      <m:oMath>
         <m:sSub>
           <m:e>
             <m:r>
@@ -1475,7 +1596,18 @@
         </m:sSub>
       </m:oMath>
       <w:r>
-        <w:t xml:space="preserve">) y también por encima de ella. Observar el desfase entre la flecha de la rueda y la del motor.</w:t>
+        <w:t xml:space="preserve">) y siguiendo después por encima de ella. Fíjese en el desfase entre la flecha de la rueda y la del motor a frecuencias bajas, en la resonancia y a frecuencias altas.</w:t>
+      </w:r>
+    </w:p>
+    <w:p>
+      <w:pPr>
+        <w:pStyle w:val="TableCaption"/>
+        <w:keepNext/>
+        <w:spacing w:before="200" w:after="80"/>
+        <w:jc w:val="center"/>
+      </w:pPr>
+      <w:r>
+        <w:t xml:space="preserve">Tabla 2. Amplitud de la rueda frente a la frecuencia del motor.</w:t>
       </w:r>
     </w:p>
     <w:tbl>
@@ -1491,7 +1623,7 @@
           <w:insideV w:val="single" w:sz="6" w:color="000000"/>
         </w:tblBorders>
         <w:tblLook w:firstRow="1" w:lastRow="0" w:firstColumn="0" w:lastColumn="0" w:noHBand="0" w:noVBand="0" w:val="0020"/>
-        <w:tblCaption w:val="Tabla 1. Amplitud frente a la frecuencia del motor."/>
+        <w:tblCaption w:val="Tabla 2. Amplitud de la rueda frente a la frecuencia del motor."/>
       </w:tblPr>
       <w:tblGrid>
         <w:gridCol w:w="1320"/>
@@ -3215,234 +3347,10 @@
           </w:p>
         </w:tc>
       </w:tr>
-      <w:tr>
-        <w:trPr>
-          <w:trHeight w:val="425" w:hRule="atLeast"/>
-        </w:trPr>
-        <w:tc>
-          <w:tcPr>
-            <w:vAlign w:val="center"/>
-          </w:tcPr>
-          <w:p>
-            <w:pPr>
-              <w:pStyle w:val="Compact"/>
-              <w:jc w:val="center"/>
-            </w:pPr>
-            <w:r>
-              <w:rPr>
-                <w:sz w:val="20"/>
-              </w:rPr>
-              <w:t xml:space="preserve"> </w:t>
-            </w:r>
-          </w:p>
-        </w:tc>
-        <w:tc>
-          <w:tcPr>
-            <w:vAlign w:val="center"/>
-          </w:tcPr>
-          <w:p>
-            <w:pPr>
-              <w:pStyle w:val="Compact"/>
-              <w:jc w:val="center"/>
-            </w:pPr>
-            <w:r>
-              <w:rPr>
-                <w:sz w:val="20"/>
-              </w:rPr>
-              <w:t xml:space="preserve"> </w:t>
-            </w:r>
-          </w:p>
-        </w:tc>
-        <w:tc>
-          <w:tcPr>
-            <w:vAlign w:val="center"/>
-          </w:tcPr>
-          <w:p>
-            <w:pPr>
-              <w:pStyle w:val="Compact"/>
-              <w:jc w:val="center"/>
-            </w:pPr>
-            <w:r>
-              <w:rPr>
-                <w:sz w:val="20"/>
-              </w:rPr>
-              <w:t xml:space="preserve"> </w:t>
-            </w:r>
-          </w:p>
-        </w:tc>
-        <w:tc>
-          <w:tcPr>
-            <w:vAlign w:val="center"/>
-          </w:tcPr>
-          <w:p>
-            <w:pPr>
-              <w:pStyle w:val="Compact"/>
-              <w:jc w:val="center"/>
-            </w:pPr>
-            <w:r>
-              <w:rPr>
-                <w:sz w:val="20"/>
-              </w:rPr>
-              <w:t xml:space="preserve"> </w:t>
-            </w:r>
-          </w:p>
-        </w:tc>
-        <w:tc>
-          <w:tcPr>
-            <w:vAlign w:val="center"/>
-          </w:tcPr>
-          <w:p>
-            <w:pPr>
-              <w:pStyle w:val="Compact"/>
-              <w:jc w:val="center"/>
-            </w:pPr>
-            <w:r>
-              <w:rPr>
-                <w:sz w:val="20"/>
-              </w:rPr>
-              <w:t xml:space="preserve"> </w:t>
-            </w:r>
-          </w:p>
-        </w:tc>
-        <w:tc>
-          <w:tcPr>
-            <w:vAlign w:val="center"/>
-          </w:tcPr>
-          <w:p>
-            <w:pPr>
-              <w:pStyle w:val="Compact"/>
-              <w:jc w:val="center"/>
-            </w:pPr>
-            <w:r>
-              <w:rPr>
-                <w:sz w:val="20"/>
-              </w:rPr>
-              <w:t xml:space="preserve"> </w:t>
-            </w:r>
-          </w:p>
-        </w:tc>
-      </w:tr>
-      <w:tr>
-        <w:trPr>
-          <w:trHeight w:val="425" w:hRule="atLeast"/>
-        </w:trPr>
-        <w:tc>
-          <w:tcPr>
-            <w:vAlign w:val="center"/>
-          </w:tcPr>
-          <w:p>
-            <w:pPr>
-              <w:pStyle w:val="Compact"/>
-              <w:jc w:val="center"/>
-            </w:pPr>
-            <w:r>
-              <w:rPr>
-                <w:sz w:val="20"/>
-              </w:rPr>
-              <w:t xml:space="preserve"> </w:t>
-            </w:r>
-          </w:p>
-        </w:tc>
-        <w:tc>
-          <w:tcPr>
-            <w:vAlign w:val="center"/>
-          </w:tcPr>
-          <w:p>
-            <w:pPr>
-              <w:pStyle w:val="Compact"/>
-              <w:jc w:val="center"/>
-            </w:pPr>
-            <w:r>
-              <w:rPr>
-                <w:sz w:val="20"/>
-              </w:rPr>
-              <w:t xml:space="preserve"> </w:t>
-            </w:r>
-          </w:p>
-        </w:tc>
-        <w:tc>
-          <w:tcPr>
-            <w:vAlign w:val="center"/>
-          </w:tcPr>
-          <w:p>
-            <w:pPr>
-              <w:pStyle w:val="Compact"/>
-              <w:jc w:val="center"/>
-            </w:pPr>
-            <w:r>
-              <w:rPr>
-                <w:sz w:val="20"/>
-              </w:rPr>
-              <w:t xml:space="preserve"> </w:t>
-            </w:r>
-          </w:p>
-        </w:tc>
-        <w:tc>
-          <w:tcPr>
-            <w:vAlign w:val="center"/>
-          </w:tcPr>
-          <w:p>
-            <w:pPr>
-              <w:pStyle w:val="Compact"/>
-              <w:jc w:val="center"/>
-            </w:pPr>
-            <w:r>
-              <w:rPr>
-                <w:sz w:val="20"/>
-              </w:rPr>
-              <w:t xml:space="preserve"> </w:t>
-            </w:r>
-          </w:p>
-        </w:tc>
-        <w:tc>
-          <w:tcPr>
-            <w:vAlign w:val="center"/>
-          </w:tcPr>
-          <w:p>
-            <w:pPr>
-              <w:pStyle w:val="Compact"/>
-              <w:jc w:val="center"/>
-            </w:pPr>
-            <w:r>
-              <w:rPr>
-                <w:sz w:val="20"/>
-              </w:rPr>
-              <w:t xml:space="preserve"> </w:t>
-            </w:r>
-          </w:p>
-        </w:tc>
-        <w:tc>
-          <w:tcPr>
-            <w:vAlign w:val="center"/>
-          </w:tcPr>
-          <w:p>
-            <w:pPr>
-              <w:pStyle w:val="Compact"/>
-              <w:jc w:val="center"/>
-            </w:pPr>
-            <w:r>
-              <w:rPr>
-                <w:sz w:val="20"/>
-              </w:rPr>
-              <w:t xml:space="preserve"> </w:t>
-            </w:r>
-          </w:p>
-        </w:tc>
-      </w:tr>
     </w:tbl>
-    <w:p>
-      <w:pPr>
-        <w:pStyle w:val="TableCaption"/>
-        <w:spacing w:before="80" w:after="280"/>
-        <w:jc w:val="center"/>
-      </w:pPr>
-      <w:r>
-        <w:t xml:space="preserve">Tabla 1. Amplitud frente a la frecuencia del motor.</w:t>
-      </w:r>
-    </w:p>
-    <w:bookmarkEnd w:id="28"/>
-    <w:bookmarkEnd w:id="29"/>
-    <w:bookmarkStart w:id="30" w:name="cuestiones"/>
+    <w:bookmarkEnd w:id="31"/>
+    <w:bookmarkEnd w:id="32"/>
+    <w:bookmarkStart w:id="33" w:name="cuestiones"/>
     <w:p>
       <w:pPr>
         <w:pStyle w:val="Heading2"/>
@@ -3476,7 +3384,10 @@
         <w:t xml:space="preserve"> </w:t>
       </w:r>
       <w:r>
-        <w:t xml:space="preserve">Inserte la curva de resonancia (</w:t>
+        <w:t xml:space="preserve">Represente la curva de resonancia,</w:t>
+      </w:r>
+      <w:r>
+        <w:t xml:space="preserve"> </w:t>
       </w:r>
       <m:oMath>
         <m:r>
@@ -3498,13 +3409,13 @@
         </m:r>
       </m:oMath>
       <w:r>
-        <w:t xml:space="preserve">). Marque con líneas verticales la resonancia medida</w:t>
+        <w:t xml:space="preserve">, uniendo los puntos con una curva suave. Marque en ella</w:t>
       </w:r>
       <w:r>
         <w:t xml:space="preserve"> </w:t>
       </w:r>
       <m:oMath>
-        <m:sSubSup>
+        <m:sSub>
           <m:e>
             <m:r>
               <m:t>Ω</m:t>
@@ -3515,59 +3426,41 @@
               <m:t>r</m:t>
             </m:r>
           </m:sub>
-          <m:sup>
-            <m:r>
-              <m:t>e</m:t>
-            </m:r>
-            <m:r>
-              <m:t>x</m:t>
-            </m:r>
-          </m:sup>
-        </m:sSubSup>
+        </m:sSub>
       </m:oMath>
       <w:r>
         <w:t xml:space="preserve"> </w:t>
       </w:r>
       <w:r>
-        <w:t xml:space="preserve">(máximo de</w:t>
+        <w:t xml:space="preserve">(el máximo), la altura</w:t>
       </w:r>
       <w:r>
         <w:t xml:space="preserve"> </w:t>
       </w:r>
       <m:oMath>
-        <m:r>
-          <m:t>φ</m:t>
-        </m:r>
-      </m:oMath>
-      <w:r>
-        <w:t xml:space="preserve">), la teórica</w:t>
-      </w:r>
-      <w:r>
-        <w:t xml:space="preserve"> </w:t>
-      </w:r>
-      <m:oMath>
-        <m:sSubSup>
+        <m:sSub>
           <m:e>
             <m:r>
-              <m:t>Ω</m:t>
+              <m:t>φ</m:t>
             </m:r>
           </m:e>
           <m:sub>
             <m:r>
-              <m:t>r</m:t>
+              <m:t>m</m:t>
+            </m:r>
+            <m:r>
+              <m:t>a</m:t>
+            </m:r>
+            <m:r>
+              <m:t>x</m:t>
             </m:r>
           </m:sub>
-          <m:sup>
-            <m:r>
-              <m:t>t</m:t>
-            </m:r>
-          </m:sup>
-        </m:sSubSup>
+        </m:sSub>
         <m:r>
           <m:rPr>
             <m:sty m:val="p"/>
           </m:rPr>
-          <m:t>=</m:t>
+          <m:t>/</m:t>
         </m:r>
         <m:rad>
           <m:radPr>
@@ -3575,47 +3468,6 @@
           </m:radPr>
           <m:deg/>
           <m:e>
-            <m:sSubSup>
-              <m:e>
-                <m:r>
-                  <m:t>ω</m:t>
-                </m:r>
-              </m:e>
-              <m:sub>
-                <m:r>
-                  <m:t>0</m:t>
-                </m:r>
-              </m:sub>
-              <m:sup>
-                <m:r>
-                  <m:t>2</m:t>
-                </m:r>
-              </m:sup>
-            </m:sSubSup>
-            <m:r>
-              <m:rPr>
-                <m:sty m:val="p"/>
-              </m:rPr>
-              <m:t>−</m:t>
-            </m:r>
-            <m:sSup>
-              <m:e>
-                <m:r>
-                  <m:t>γ</m:t>
-                </m:r>
-              </m:e>
-              <m:sup>
-                <m:r>
-                  <m:t>2</m:t>
-                </m:r>
-              </m:sup>
-            </m:sSup>
-            <m:r>
-              <m:rPr>
-                <m:sty m:val="p"/>
-              </m:rPr>
-              <m:t>/</m:t>
-            </m:r>
             <m:r>
               <m:t>2</m:t>
             </m:r>
@@ -3626,27 +3478,21 @@
         <w:t xml:space="preserve"> </w:t>
       </w:r>
       <w:r>
-        <w:t xml:space="preserve">y</w:t>
+        <w:t xml:space="preserve">y la anchura</w:t>
       </w:r>
       <w:r>
         <w:t xml:space="preserve"> </w:t>
       </w:r>
       <m:oMath>
-        <m:sSub>
-          <m:e>
-            <m:r>
-              <m:t>ω</m:t>
-            </m:r>
-          </m:e>
-          <m:sub>
-            <m:r>
-              <m:t>0</m:t>
-            </m:r>
-          </m:sub>
-        </m:sSub>
+        <m:r>
+          <m:t>Δ</m:t>
+        </m:r>
+        <m:r>
+          <m:t>Ω</m:t>
+        </m:r>
       </m:oMath>
       <w:r>
-        <w:t xml:space="preserve">.</w:t>
+        <w:t xml:space="preserve">, como en la Figura 1.</w:t>
       </w:r>
     </w:p>
     <w:tbl>
@@ -3667,7 +3513,7 @@
       </w:tblGrid>
       <w:tr>
         <w:trPr>
-          <w:trHeight w:val="5103" w:hRule="atLeast"/>
+          <w:trHeight w:val="4536" w:hRule="atLeast"/>
         </w:trPr>
         <w:tc>
           <w:tcPr>
@@ -3694,72 +3540,6 @@
     <w:p>
       <w:pPr>
         <w:pStyle w:val="BodyText"/>
-        <w:spacing w:after="120" w:line="276" w:lineRule="auto"/>
-        <w:jc w:val="both"/>
-      </w:pPr>
-      <m:oMath>
-        <m:sSubSup>
-          <m:e>
-            <m:r>
-              <m:t>Ω</m:t>
-            </m:r>
-          </m:e>
-          <m:sub>
-            <m:r>
-              <m:t>r</m:t>
-            </m:r>
-          </m:sub>
-          <m:sup>
-            <m:r>
-              <m:t>e</m:t>
-            </m:r>
-            <m:r>
-              <m:t>x</m:t>
-            </m:r>
-          </m:sup>
-        </m:sSubSup>
-      </m:oMath>
-      <w:r>
-        <w:t xml:space="preserve"> </w:t>
-      </w:r>
-      <w:r>
-        <w:t xml:space="preserve">= ( ________ ± ________ ) rad/s</w:t>
-      </w:r>
-      <w:r>
-        <w:t xml:space="preserve"> </w:t>
-      </w:r>
-      <m:oMath>
-        <m:r>
-          <m:t>  </m:t>
-        </m:r>
-        <m:sSubSup>
-          <m:e>
-            <m:r>
-              <m:t>Ω</m:t>
-            </m:r>
-          </m:e>
-          <m:sub>
-            <m:r>
-              <m:t>r</m:t>
-            </m:r>
-          </m:sub>
-          <m:sup>
-            <m:r>
-              <m:t>t</m:t>
-            </m:r>
-          </m:sup>
-        </m:sSubSup>
-      </m:oMath>
-      <w:r>
-        <w:t xml:space="preserve"> </w:t>
-      </w:r>
-      <w:r>
-        <w:t xml:space="preserve">= ( ________ ± ________ ) rad/s</w:t>
-      </w:r>
-    </w:p>
-    <w:p>
-      <w:pPr>
-        <w:pStyle w:val="BodyText"/>
         <w:spacing w:before="280" w:after="120" w:line="276" w:lineRule="auto"/>
         <w:jc w:val="both"/>
       </w:pPr>
@@ -3774,7 +3554,30 @@
         <w:t xml:space="preserve"> </w:t>
       </w:r>
       <w:r>
-        <w:t xml:space="preserve">Mida en la gráfica la anchura</w:t>
+        <w:t xml:space="preserve">Lea en la gráfica</w:t>
+      </w:r>
+      <w:r>
+        <w:t xml:space="preserve"> </w:t>
+      </w:r>
+      <m:oMath>
+        <m:sSub>
+          <m:e>
+            <m:r>
+              <m:t>Ω</m:t>
+            </m:r>
+          </m:e>
+          <m:sub>
+            <m:r>
+              <m:t>r</m:t>
+            </m:r>
+          </m:sub>
+        </m:sSub>
+      </m:oMath>
+      <w:r>
+        <w:t xml:space="preserve"> </w:t>
+      </w:r>
+      <w:r>
+        <w:t xml:space="preserve">y</w:t>
       </w:r>
       <w:r>
         <w:t xml:space="preserve"> </w:t>
@@ -3791,59 +3594,7 @@
         <w:t xml:space="preserve"> </w:t>
       </w:r>
       <w:r>
-        <w:t xml:space="preserve">(donde</w:t>
-      </w:r>
-      <w:r>
-        <w:t xml:space="preserve"> </w:t>
-      </w:r>
-      <m:oMath>
-        <m:r>
-          <m:t>φ</m:t>
-        </m:r>
-        <m:r>
-          <m:rPr>
-            <m:sty m:val="p"/>
-          </m:rPr>
-          <m:t>=</m:t>
-        </m:r>
-        <m:sSub>
-          <m:e>
-            <m:r>
-              <m:t>φ</m:t>
-            </m:r>
-          </m:e>
-          <m:sub>
-            <m:r>
-              <m:t>m</m:t>
-            </m:r>
-            <m:r>
-              <m:t>a</m:t>
-            </m:r>
-            <m:r>
-              <m:t>x</m:t>
-            </m:r>
-          </m:sub>
-        </m:sSub>
-        <m:r>
-          <m:rPr>
-            <m:sty m:val="p"/>
-          </m:rPr>
-          <m:t>/</m:t>
-        </m:r>
-        <m:rad>
-          <m:radPr>
-            <m:degHide m:val="on"/>
-          </m:radPr>
-          <m:deg/>
-          <m:e>
-            <m:r>
-              <m:t>2</m:t>
-            </m:r>
-          </m:e>
-        </m:rad>
-      </m:oMath>
-      <w:r>
-        <w:t xml:space="preserve">) y calcule</w:t>
+        <w:t xml:space="preserve">con su error y calcule</w:t>
       </w:r>
       <w:r>
         <w:t xml:space="preserve"> </w:t>
@@ -3858,7 +3609,7 @@
           </m:rPr>
           <m:t>=</m:t>
         </m:r>
-        <m:sSubSup>
+        <m:sSub>
           <m:e>
             <m:r>
               <m:t>Ω</m:t>
@@ -3869,15 +3620,7 @@
               <m:t>r</m:t>
             </m:r>
           </m:sub>
-          <m:sup>
-            <m:r>
-              <m:t>e</m:t>
-            </m:r>
-            <m:r>
-              <m:t>x</m:t>
-            </m:r>
-          </m:sup>
-        </m:sSubSup>
+        </m:sSub>
         <m:r>
           <m:rPr>
             <m:sty m:val="p"/>
@@ -3898,40 +3641,51 @@
         <w:t xml:space="preserve"> </w:t>
       </w:r>
       <m:oMath>
-        <m:r>
-          <m:t>Δ</m:t>
-        </m:r>
-        <m:r>
-          <m:t>Ω</m:t>
-        </m:r>
+        <m:sSub>
+          <m:e>
+            <m:r>
+              <m:t>Ω</m:t>
+            </m:r>
+          </m:e>
+          <m:sub>
+            <m:r>
+              <m:t>r</m:t>
+            </m:r>
+          </m:sub>
+        </m:sSub>
       </m:oMath>
       <w:r>
         <w:t xml:space="preserve"> </w:t>
       </w:r>
       <w:r>
-        <w:t xml:space="preserve">con el</w:t>
+        <w:t xml:space="preserve">con</w:t>
       </w:r>
       <w:r>
         <w:t xml:space="preserve"> </w:t>
       </w:r>
       <m:oMath>
-        <m:r>
-          <m:t>γ</m:t>
-        </m:r>
+        <m:sSub>
+          <m:e>
+            <m:r>
+              <m:t>ω</m:t>
+            </m:r>
+          </m:e>
+          <m:sub>
+            <m:r>
+              <m:t>0</m:t>
+            </m:r>
+          </m:sub>
+        </m:sSub>
       </m:oMath>
       <w:r>
         <w:t xml:space="preserve"> </w:t>
       </w:r>
       <w:r>
-        <w:t xml:space="preserve">de la Parte A.</w:t>
-      </w:r>
-    </w:p>
-    <w:p>
-      <w:pPr>
-        <w:pStyle w:val="BodyText"/>
-        <w:spacing w:after="120" w:line="276" w:lineRule="auto"/>
-        <w:jc w:val="both"/>
-      </w:pPr>
+        <w:t xml:space="preserve">y</w:t>
+      </w:r>
+      <w:r>
+        <w:t xml:space="preserve"> </w:t>
+      </w:r>
       <m:oMath>
         <m:r>
           <m:t>Δ</m:t>
@@ -3944,24 +3698,325 @@
         <w:t xml:space="preserve"> </w:t>
       </w:r>
       <w:r>
-        <w:t xml:space="preserve">= ( ________ ± ________ ) rad/s</w:t>
+        <w:t xml:space="preserve">con el</w:t>
       </w:r>
       <w:r>
         <w:t xml:space="preserve"> </w:t>
       </w:r>
       <m:oMath>
         <m:r>
-          <m:t>  </m:t>
-        </m:r>
-        <m:r>
-          <m:t>Q</m:t>
+          <m:t>γ</m:t>
         </m:r>
       </m:oMath>
       <w:r>
         <w:t xml:space="preserve"> </w:t>
       </w:r>
       <w:r>
-        <w:t xml:space="preserve">= ( ________ ± ________ )</w:t>
+        <w:t xml:space="preserve">de la Parte A.</w:t>
+      </w:r>
+    </w:p>
+    <w:p>
+      <w:pPr>
+        <w:pStyle w:val="TableCaption"/>
+        <w:keepNext/>
+        <w:spacing w:before="200" w:after="80"/>
+        <w:jc w:val="center"/>
+      </w:pPr>
+      <w:r>
+        <w:t xml:space="preserve">Tabla 3. Resultados de la curva de resonancia.</w:t>
+      </w:r>
+    </w:p>
+    <w:tbl>
+      <w:tblPr>
+        <w:tblW w:type="pct" w:w="5000"/>
+        <w:jc w:val="center"/>
+        <w:tblBorders>
+          <w:top w:val="single" w:sz="6" w:color="000000"/>
+          <w:left w:val="single" w:sz="6" w:color="000000"/>
+          <w:bottom w:val="single" w:sz="6" w:color="000000"/>
+          <w:right w:val="single" w:sz="6" w:color="000000"/>
+          <w:insideH w:val="single" w:sz="6" w:color="000000"/>
+          <w:insideV w:val="single" w:sz="6" w:color="000000"/>
+        </w:tblBorders>
+        <w:tblLook w:firstRow="1" w:lastRow="0" w:firstColumn="0" w:lastColumn="0" w:noHBand="0" w:noVBand="0" w:val="0020"/>
+        <w:tblCaption w:val="Tabla 3. Resultados de la curva de resonancia."/>
+      </w:tblPr>
+      <w:tblGrid>
+        <w:gridCol w:w="1584"/>
+        <w:gridCol w:w="1584"/>
+        <w:gridCol w:w="1584"/>
+        <w:gridCol w:w="1584"/>
+        <w:gridCol w:w="1584"/>
+      </w:tblGrid>
+      <w:tr>
+        <w:trPr>
+          <w:trHeight w:val="510" w:hRule="atLeast"/>
+          <w:tblHeader w:val="true"/>
+        </w:trPr>
+        <w:tc>
+          <w:tcPr>
+            <w:shd w:val="clear" w:color="auto" w:fill="FFF0C1"/>
+            <w:vAlign w:val="center"/>
+          </w:tcPr>
+          <w:p>
+            <w:pPr>
+              <w:pStyle w:val="Compact"/>
+              <w:keepNext/>
+              <w:jc w:val="center"/>
+            </w:pPr>
+            <m:oMath>
+              <m:sSub>
+                <m:e>
+                  <m:r>
+                    <m:t>Ω</m:t>
+                  </m:r>
+                </m:e>
+                <m:sub>
+                  <m:r>
+                    <m:t>r</m:t>
+                  </m:r>
+                </m:sub>
+              </m:sSub>
+            </m:oMath>
+            <w:r>
+              <w:rPr>
+                <w:sz w:val="20"/>
+              </w:rPr>
+              <w:t xml:space="preserve"> </w:t>
+            </w:r>
+            <w:r>
+              <w:rPr>
+                <w:sz w:val="20"/>
+              </w:rPr>
+              <w:t xml:space="preserve">(rad/s)</w:t>
+            </w:r>
+          </w:p>
+        </w:tc>
+        <w:tc>
+          <w:tcPr>
+            <w:shd w:val="clear" w:color="auto" w:fill="FFF0C1"/>
+            <w:vAlign w:val="center"/>
+          </w:tcPr>
+          <w:p>
+            <w:pPr>
+              <w:pStyle w:val="Compact"/>
+              <w:keepNext/>
+              <w:jc w:val="center"/>
+            </w:pPr>
+            <m:oMath>
+              <m:sSub>
+                <m:e>
+                  <m:r>
+                    <m:t>ω</m:t>
+                  </m:r>
+                </m:e>
+                <m:sub>
+                  <m:r>
+                    <m:t>0</m:t>
+                  </m:r>
+                </m:sub>
+              </m:sSub>
+            </m:oMath>
+            <w:r>
+              <w:rPr>
+                <w:sz w:val="20"/>
+              </w:rPr>
+              <w:t xml:space="preserve"> </w:t>
+            </w:r>
+            <w:r>
+              <w:rPr>
+                <w:sz w:val="20"/>
+              </w:rPr>
+              <w:t xml:space="preserve">(rad/s)</w:t>
+            </w:r>
+          </w:p>
+        </w:tc>
+        <w:tc>
+          <w:tcPr>
+            <w:shd w:val="clear" w:color="auto" w:fill="FFF0C1"/>
+            <w:vAlign w:val="center"/>
+          </w:tcPr>
+          <w:p>
+            <w:pPr>
+              <w:pStyle w:val="Compact"/>
+              <w:keepNext/>
+              <w:jc w:val="center"/>
+            </w:pPr>
+            <m:oMath>
+              <m:r>
+                <m:t>Δ</m:t>
+              </m:r>
+              <m:r>
+                <m:t>Ω</m:t>
+              </m:r>
+            </m:oMath>
+            <w:r>
+              <w:rPr>
+                <w:sz w:val="20"/>
+              </w:rPr>
+              <w:t xml:space="preserve"> </w:t>
+            </w:r>
+            <w:r>
+              <w:rPr>
+                <w:sz w:val="20"/>
+              </w:rPr>
+              <w:t xml:space="preserve">(rad/s)</w:t>
+            </w:r>
+          </w:p>
+        </w:tc>
+        <w:tc>
+          <w:tcPr>
+            <w:shd w:val="clear" w:color="auto" w:fill="FFF0C1"/>
+            <w:vAlign w:val="center"/>
+          </w:tcPr>
+          <w:p>
+            <w:pPr>
+              <w:pStyle w:val="Compact"/>
+              <w:keepNext/>
+              <w:jc w:val="center"/>
+            </w:pPr>
+            <m:oMath>
+              <m:r>
+                <m:t>γ</m:t>
+              </m:r>
+            </m:oMath>
+            <w:r>
+              <w:rPr>
+                <w:sz w:val="20"/>
+              </w:rPr>
+              <w:t xml:space="preserve"> </w:t>
+            </w:r>
+            <w:r>
+              <w:rPr>
+                <w:sz w:val="20"/>
+              </w:rPr>
+              <w:t xml:space="preserve">(s⁻¹)</w:t>
+            </w:r>
+          </w:p>
+        </w:tc>
+        <w:tc>
+          <w:tcPr>
+            <w:shd w:val="clear" w:color="auto" w:fill="FFF0C1"/>
+            <w:vAlign w:val="center"/>
+          </w:tcPr>
+          <w:p>
+            <w:pPr>
+              <w:pStyle w:val="Compact"/>
+              <w:keepNext/>
+              <w:jc w:val="center"/>
+            </w:pPr>
+            <m:oMath>
+              <m:r>
+                <m:t>Q</m:t>
+              </m:r>
+            </m:oMath>
+          </w:p>
+        </w:tc>
+      </w:tr>
+      <w:tr>
+        <w:trPr>
+          <w:trHeight w:val="425" w:hRule="atLeast"/>
+        </w:trPr>
+        <w:tc>
+          <w:tcPr>
+            <w:vAlign w:val="center"/>
+          </w:tcPr>
+          <w:p>
+            <w:pPr>
+              <w:pStyle w:val="Compact"/>
+              <w:keepNext/>
+              <w:jc w:val="center"/>
+            </w:pPr>
+            <w:r>
+              <w:rPr>
+                <w:sz w:val="20"/>
+              </w:rPr>
+              <w:t xml:space="preserve"> </w:t>
+            </w:r>
+          </w:p>
+        </w:tc>
+        <w:tc>
+          <w:tcPr>
+            <w:vAlign w:val="center"/>
+          </w:tcPr>
+          <w:p>
+            <w:pPr>
+              <w:pStyle w:val="Compact"/>
+              <w:keepNext/>
+              <w:jc w:val="center"/>
+            </w:pPr>
+            <w:r>
+              <w:rPr>
+                <w:sz w:val="20"/>
+              </w:rPr>
+              <w:t xml:space="preserve"> </w:t>
+            </w:r>
+          </w:p>
+        </w:tc>
+        <w:tc>
+          <w:tcPr>
+            <w:vAlign w:val="center"/>
+          </w:tcPr>
+          <w:p>
+            <w:pPr>
+              <w:pStyle w:val="Compact"/>
+              <w:keepNext/>
+              <w:jc w:val="center"/>
+            </w:pPr>
+            <w:r>
+              <w:rPr>
+                <w:sz w:val="20"/>
+              </w:rPr>
+              <w:t xml:space="preserve"> </w:t>
+            </w:r>
+          </w:p>
+        </w:tc>
+        <w:tc>
+          <w:tcPr>
+            <w:vAlign w:val="center"/>
+          </w:tcPr>
+          <w:p>
+            <w:pPr>
+              <w:pStyle w:val="Compact"/>
+              <w:keepNext/>
+              <w:jc w:val="center"/>
+            </w:pPr>
+            <w:r>
+              <w:rPr>
+                <w:sz w:val="20"/>
+              </w:rPr>
+              <w:t xml:space="preserve"> </w:t>
+            </w:r>
+          </w:p>
+        </w:tc>
+        <w:tc>
+          <w:tcPr>
+            <w:vAlign w:val="center"/>
+          </w:tcPr>
+          <w:p>
+            <w:pPr>
+              <w:pStyle w:val="Compact"/>
+              <w:keepNext/>
+              <w:jc w:val="center"/>
+            </w:pPr>
+            <w:r>
+              <w:rPr>
+                <w:sz w:val="20"/>
+              </w:rPr>
+              <w:t xml:space="preserve"> </w:t>
+            </w:r>
+          </w:p>
+        </w:tc>
+      </w:tr>
+    </w:tbl>
+    <w:p>
+      <w:pPr>
+        <w:pStyle w:val="BodyText"/>
+        <w:spacing w:after="120" w:line="276" w:lineRule="auto" w:before="200"/>
+        <w:jc w:val="both"/>
+      </w:pPr>
+      <w:r>
+        <w:t xml:space="preserve">Comparación:</w:t>
       </w:r>
     </w:p>
     <w:tbl>
@@ -4010,7 +4065,7 @@
         <w:t xml:space="preserve"> </w:t>
       </w:r>
       <w:r>
-        <w:t xml:space="preserve">¿Qué desfase observó entre la rueda y el motor a frecuencias bajas, en la resonancia y a frecuencias altas?</w:t>
+        <w:t xml:space="preserve">Describa el desfase que observó entre la rueda y el motor a frecuencias bajas, en la resonancia y a frecuencias altas.</w:t>
       </w:r>
     </w:p>
     <w:tbl>
@@ -4042,103 +4097,7 @@
       </w:tr>
     </w:tbl>
     <w:p/>
-    <w:p>
-      <w:pPr>
-        <w:pStyle w:val="BodyText"/>
-        <w:spacing w:before="280" w:after="120" w:line="276" w:lineRule="auto"/>
-        <w:jc w:val="both"/>
-      </w:pPr>
-      <w:r>
-        <w:rPr>
-          <w:bCs/>
-          <w:b/>
-        </w:rPr>
-        <w:t xml:space="preserve">4.</w:t>
-      </w:r>
-      <w:r>
-        <w:t xml:space="preserve"> </w:t>
-      </w:r>
-      <w:r>
-        <w:t xml:space="preserve">Demuestre la expresión de</w:t>
-      </w:r>
-      <w:r>
-        <w:t xml:space="preserve"> </w:t>
-      </w:r>
-      <m:oMath>
-        <m:sSub>
-          <m:e>
-            <m:r>
-              <m:t>Ω</m:t>
-            </m:r>
-          </m:e>
-          <m:sub>
-            <m:r>
-              <m:t>r</m:t>
-            </m:r>
-          </m:sub>
-        </m:sSub>
-      </m:oMath>
-      <w:r>
-        <w:t xml:space="preserve"> </w:t>
-      </w:r>
-      <w:r>
-        <w:t xml:space="preserve">a partir de la condición de máximo de</w:t>
-      </w:r>
-      <w:r>
-        <w:t xml:space="preserve"> </w:t>
-      </w:r>
-      <m:oMath>
-        <m:r>
-          <m:t>A</m:t>
-        </m:r>
-        <m:d>
-          <m:dPr>
-            <m:begChr m:val="("/>
-            <m:endChr m:val=")"/>
-            <m:sepChr m:val=""/>
-            <m:grow/>
-          </m:dPr>
-          <m:e>
-            <m:r>
-              <m:t>Ω</m:t>
-            </m:r>
-          </m:e>
-        </m:d>
-      </m:oMath>
-      <w:r>
-        <w:t xml:space="preserve">.</w:t>
-      </w:r>
-    </w:p>
-    <w:tbl>
-      <w:tblPr>
-        <w:tblW w:type="pct" w:w="5000"/>
-        <w:tblBorders>
-          <w:top w:val="single" w:sz="6" w:color="000000"/>
-          <w:left w:val="single" w:sz="6" w:color="000000"/>
-          <w:bottom w:val="single" w:sz="6" w:color="000000"/>
-          <w:right w:val="single" w:sz="6" w:color="000000"/>
-          <w:insideH w:val="single" w:sz="6" w:color="000000"/>
-          <w:insideV w:val="single" w:sz="6" w:color="000000"/>
-        </w:tblBorders>
-        <w:tblLook w:firstColumn="1" w:firstRow="1" w:lastColumn="0" w:lastRow="0" w:noHBand="0" w:noVBand="1" w:val="04A0"/>
-      </w:tblPr>
-      <w:tblGrid>
-        <w:gridCol w:w="9524"/>
-      </w:tblGrid>
-      <w:tr>
-        <w:trPr>
-          <w:trHeight w:val="1134" w:hRule="atLeast"/>
-        </w:trPr>
-        <w:tc>
-          <w:tcPr>
-            <w:tcW w:type="dxa" w:w="9524"/>
-          </w:tcPr>
-          <w:p/>
-        </w:tc>
-      </w:tr>
-    </w:tbl>
-    <w:p/>
-    <w:bookmarkEnd w:id="30"/>
+    <w:bookmarkEnd w:id="33"/>
     <w:sectPr>
       <w:headerReference w:type="default" r:id="rId9"/>
       <w:footerReference w:type="default" r:id="rId10"/>
@@ -4293,205 +4252,8 @@
       </w:pPr>
     </w:lvl>
   </w:abstractNum>
-  <w:abstractNum w:abstractNumId="991">
-    <w:nsid w:val="A991"/>
-    <w:multiLevelType w:val="multilevel"/>
-    <w:lvl w:ilvl="0">
-      <w:numFmt w:val="bullet"/>
-      <w:lvlText w:val="•"/>
-      <w:lvlJc w:val="left"/>
-      <w:pPr>
-        <w:ind w:left="720" w:hanging="480"/>
-      </w:pPr>
-    </w:lvl>
-    <w:lvl w:ilvl="1">
-      <w:numFmt w:val="bullet"/>
-      <w:lvlText w:val="–"/>
-      <w:lvlJc w:val="left"/>
-      <w:pPr>
-        <w:ind w:left="1440" w:hanging="480"/>
-      </w:pPr>
-    </w:lvl>
-    <w:lvl w:ilvl="2">
-      <w:numFmt w:val="bullet"/>
-      <w:lvlText w:val="•"/>
-      <w:lvlJc w:val="left"/>
-      <w:pPr>
-        <w:ind w:left="2160" w:hanging="480"/>
-      </w:pPr>
-    </w:lvl>
-    <w:lvl w:ilvl="3">
-      <w:numFmt w:val="bullet"/>
-      <w:lvlText w:val="–"/>
-      <w:lvlJc w:val="left"/>
-      <w:pPr>
-        <w:ind w:left="2880" w:hanging="480"/>
-      </w:pPr>
-    </w:lvl>
-    <w:lvl w:ilvl="4">
-      <w:numFmt w:val="bullet"/>
-      <w:lvlText w:val="•"/>
-      <w:lvlJc w:val="left"/>
-      <w:pPr>
-        <w:ind w:left="3600" w:hanging="480"/>
-      </w:pPr>
-    </w:lvl>
-    <w:lvl w:ilvl="5">
-      <w:numFmt w:val="bullet"/>
-      <w:lvlText w:val="–"/>
-      <w:lvlJc w:val="left"/>
-      <w:pPr>
-        <w:ind w:left="4320" w:hanging="480"/>
-      </w:pPr>
-    </w:lvl>
-    <w:lvl w:ilvl="6">
-      <w:numFmt w:val="bullet"/>
-      <w:lvlText w:val="•"/>
-      <w:lvlJc w:val="left"/>
-      <w:pPr>
-        <w:ind w:left="5040" w:hanging="480"/>
-      </w:pPr>
-    </w:lvl>
-    <w:lvl w:ilvl="7">
-      <w:numFmt w:val="bullet"/>
-      <w:lvlText w:val="–"/>
-      <w:lvlJc w:val="left"/>
-      <w:pPr>
-        <w:ind w:left="5760" w:hanging="480"/>
-      </w:pPr>
-    </w:lvl>
-    <w:lvl w:ilvl="8">
-      <w:numFmt w:val="bullet"/>
-      <w:lvlText w:val="•"/>
-      <w:lvlJc w:val="left"/>
-      <w:pPr>
-        <w:ind w:left="6480" w:hanging="480"/>
-      </w:pPr>
-    </w:lvl>
-  </w:abstractNum>
-  <w:abstractNum w:abstractNumId="99411">
-    <w:nsid w:val="A99411"/>
-    <w:multiLevelType w:val="multilevel"/>
-    <w:lvl w:ilvl="0">
-      <w:start w:val="1"/>
-      <w:numFmt w:val="decimal"/>
-      <w:lvlText w:val="%1."/>
-      <w:lvlJc w:val="left"/>
-      <w:pPr>
-        <w:ind w:left="720" w:hanging="480"/>
-      </w:pPr>
-    </w:lvl>
-    <w:lvl w:ilvl="1">
-      <w:start w:val="1"/>
-      <w:numFmt w:val="decimal"/>
-      <w:lvlText w:val="%2."/>
-      <w:lvlJc w:val="left"/>
-      <w:pPr>
-        <w:ind w:left="1440" w:hanging="480"/>
-      </w:pPr>
-    </w:lvl>
-    <w:lvl w:ilvl="2">
-      <w:start w:val="1"/>
-      <w:numFmt w:val="decimal"/>
-      <w:lvlText w:val="%3."/>
-      <w:lvlJc w:val="left"/>
-      <w:pPr>
-        <w:ind w:left="2160" w:hanging="480"/>
-      </w:pPr>
-    </w:lvl>
-    <w:lvl w:ilvl="3">
-      <w:start w:val="1"/>
-      <w:numFmt w:val="decimal"/>
-      <w:lvlText w:val="%4."/>
-      <w:lvlJc w:val="left"/>
-      <w:pPr>
-        <w:ind w:left="2880" w:hanging="480"/>
-      </w:pPr>
-    </w:lvl>
-    <w:lvl w:ilvl="4">
-      <w:start w:val="1"/>
-      <w:numFmt w:val="decimal"/>
-      <w:lvlText w:val="%5."/>
-      <w:lvlJc w:val="left"/>
-      <w:pPr>
-        <w:ind w:left="3600" w:hanging="480"/>
-      </w:pPr>
-    </w:lvl>
-    <w:lvl w:ilvl="5">
-      <w:start w:val="1"/>
-      <w:numFmt w:val="decimal"/>
-      <w:lvlText w:val="%6."/>
-      <w:lvlJc w:val="left"/>
-      <w:pPr>
-        <w:ind w:left="4320" w:hanging="480"/>
-      </w:pPr>
-    </w:lvl>
-    <w:lvl w:ilvl="6">
-      <w:start w:val="1"/>
-      <w:numFmt w:val="decimal"/>
-      <w:lvlText w:val="%7."/>
-      <w:lvlJc w:val="left"/>
-      <w:pPr>
-        <w:ind w:left="5040" w:hanging="480"/>
-      </w:pPr>
-    </w:lvl>
-    <w:lvl w:ilvl="7">
-      <w:start w:val="1"/>
-      <w:numFmt w:val="decimal"/>
-      <w:lvlText w:val="%8."/>
-      <w:lvlJc w:val="left"/>
-      <w:pPr>
-        <w:ind w:left="5760" w:hanging="480"/>
-      </w:pPr>
-    </w:lvl>
-    <w:lvl w:ilvl="8">
-      <w:start w:val="1"/>
-      <w:numFmt w:val="decimal"/>
-      <w:lvlText w:val="%9."/>
-      <w:lvlJc w:val="left"/>
-      <w:pPr>
-        <w:ind w:left="6480" w:hanging="480"/>
-      </w:pPr>
-    </w:lvl>
-  </w:abstractNum>
   <w:num w:numId="1000">
     <w:abstractNumId w:val="990"/>
-  </w:num>
-  <w:num w:numId="1001">
-    <w:abstractNumId w:val="991"/>
-  </w:num>
-  <w:num w:numId="1002">
-    <w:abstractNumId w:val="991"/>
-  </w:num>
-  <w:num w:numId="1003">
-    <w:abstractNumId w:val="99411"/>
-    <w:lvlOverride w:ilvl="0">
-      <w:startOverride w:val="1"/>
-    </w:lvlOverride>
-    <w:lvlOverride w:ilvl="1">
-      <w:startOverride w:val="1"/>
-    </w:lvlOverride>
-    <w:lvlOverride w:ilvl="2">
-      <w:startOverride w:val="1"/>
-    </w:lvlOverride>
-    <w:lvlOverride w:ilvl="3">
-      <w:startOverride w:val="1"/>
-    </w:lvlOverride>
-    <w:lvlOverride w:ilvl="4">
-      <w:startOverride w:val="1"/>
-    </w:lvlOverride>
-    <w:lvlOverride w:ilvl="5">
-      <w:startOverride w:val="1"/>
-    </w:lvlOverride>
-    <w:lvlOverride w:ilvl="6">
-      <w:startOverride w:val="1"/>
-    </w:lvlOverride>
-    <w:lvlOverride w:ilvl="7">
-      <w:startOverride w:val="1"/>
-    </w:lvlOverride>
-    <w:lvlOverride w:ilvl="8">
-      <w:startOverride w:val="1"/>
-    </w:lvlOverride>
   </w:num>
 </w:numbering>
 </file>

--- a/fichas/fai-pohl-forzadas.docx
+++ b/fichas/fai-pohl-forzadas.docx
@@ -43,7 +43,7 @@
         <w:jc w:val="both"/>
       </w:pPr>
       <w:r>
-        <w:t xml:space="preserve">Hacer oscilar el péndulo de Pohl con un motor a distintas frecuencias y medir la amplitud con que responde la rueda. La amplitud frente a la frecuencia forma la curva de resonancia, de la que se obtienen la frecuencia de resonancia y el factor de calidad.</w:t>
+        <w:t xml:space="preserve">Hacer oscilar el péndulo de Pohl con un motor a distintas frecuencias y medir la amplitud con que responde la rueda. La amplitud frente a la frecuencia forma la curva de resonancia, de la que se obtienen la frecuencia del pico y el factor de calidad.</w:t>
       </w:r>
     </w:p>
     <w:bookmarkEnd w:id="21"/>
@@ -71,53 +71,35 @@
         <w:jc w:val="both"/>
       </w:pPr>
       <w:r>
-        <w:t xml:space="preserve">El motor mueve de forma periódica el extremo del muelle de la rueda, con una frecuencia</w:t>
+        <w:t xml:space="preserve">El motor mueve de forma periódica el extremo del muelle de la rueda con una frecuencia</w:t>
       </w:r>
       <w:r>
         <w:t xml:space="preserve"> </w:t>
       </w:r>
       <m:oMath>
         <m:r>
-          <m:t>Ω</m:t>
+          <m:t>ω</m:t>
         </m:r>
       </m:oMath>
       <w:r>
         <w:t xml:space="preserve"> </w:t>
       </w:r>
       <w:r>
-        <w:t xml:space="preserve">que se regula con sus diales. Esto equivale a aplicar sobre la rueda un momento</w:t>
+        <w:t xml:space="preserve">que se regula con sus diales. Llamando</w:t>
       </w:r>
       <w:r>
         <w:t xml:space="preserve"> </w:t>
       </w:r>
       <m:oMath>
-        <m:sSub>
-          <m:e>
-            <m:r>
-              <m:t>M</m:t>
-            </m:r>
-          </m:e>
-          <m:sub>
-            <m:r>
-              <m:t>0</m:t>
-            </m:r>
-          </m:sub>
-        </m:sSub>
         <m:r>
-          <m:rPr>
-            <m:sty m:val="p"/>
-          </m:rPr>
-          <m:t>cos</m:t>
-        </m:r>
-        <m:r>
-          <m:t>Ω</m:t>
-        </m:r>
-        <m:r>
-          <m:t>t</m:t>
+          <m:t>x</m:t>
         </m:r>
       </m:oMath>
       <w:r>
-        <w:t xml:space="preserve">, de modo que la ecuación del movimiento es</w:t>
+        <w:t xml:space="preserve"> </w:t>
+      </w:r>
+      <w:r>
+        <w:t xml:space="preserve">a la posición de la flecha sobre la escala, la ecuación del movimiento es la del oscilador forzado,</w:t>
       </w:r>
     </w:p>
     <w:p>
@@ -137,7 +119,7 @@
             </m:accPr>
             <m:e>
               <m:r>
-                <m:t>φ</m:t>
+                <m:t>x</m:t>
               </m:r>
             </m:e>
           </m:acc>
@@ -159,7 +141,7 @@
             </m:accPr>
             <m:e>
               <m:r>
-                <m:t>φ</m:t>
+                <m:t>x</m:t>
               </m:r>
             </m:e>
           </m:acc>
@@ -190,7 +172,7 @@
             <m:t> </m:t>
           </m:r>
           <m:r>
-            <m:t>φ</m:t>
+            <m:t>x</m:t>
           </m:r>
           <m:r>
             <m:rPr>
@@ -198,18 +180,9 @@
             </m:rPr>
             <m:t>=</m:t>
           </m:r>
-          <m:sSub>
-            <m:e>
-              <m:r>
-                <m:t>f</m:t>
-              </m:r>
-            </m:e>
-            <m:sub>
-              <m:r>
-                <m:t>0</m:t>
-              </m:r>
-            </m:sub>
-          </m:sSub>
+          <m:r>
+            <m:t>f</m:t>
+          </m:r>
           <m:r>
             <m:rPr>
               <m:sty m:val="p"/>
@@ -217,7 +190,7 @@
             <m:t>cos</m:t>
           </m:r>
           <m:r>
-            <m:t>Ω</m:t>
+            <m:t>ω</m:t>
           </m:r>
           <m:r>
             <m:t>t</m:t>
@@ -238,7 +211,7 @@
         <w:jc w:val="both"/>
       </w:pPr>
       <w:r>
-        <w:t xml:space="preserve">con</w:t>
+        <w:t xml:space="preserve">donde</w:t>
       </w:r>
       <w:r>
         <w:t xml:space="preserve"> </w:t>
@@ -261,7 +234,7 @@
         <w:t xml:space="preserve"> </w:t>
       </w:r>
       <w:r>
-        <w:t xml:space="preserve">la frecuencia propia,</w:t>
+        <w:t xml:space="preserve">es la frecuencia propia,</w:t>
       </w:r>
       <w:r>
         <w:t xml:space="preserve"> </w:t>
@@ -281,48 +254,15 @@
         <w:t xml:space="preserve"> </w:t>
       </w:r>
       <m:oMath>
-        <m:sSub>
-          <m:e>
-            <m:r>
-              <m:t>f</m:t>
-            </m:r>
-          </m:e>
-          <m:sub>
-            <m:r>
-              <m:t>0</m:t>
-            </m:r>
-          </m:sub>
-        </m:sSub>
         <m:r>
-          <m:rPr>
-            <m:sty m:val="p"/>
-          </m:rPr>
-          <m:t>=</m:t>
-        </m:r>
-        <m:sSub>
-          <m:e>
-            <m:r>
-              <m:t>M</m:t>
-            </m:r>
-          </m:e>
-          <m:sub>
-            <m:r>
-              <m:t>0</m:t>
-            </m:r>
-          </m:sub>
-        </m:sSub>
-        <m:r>
-          <m:rPr>
-            <m:sty m:val="p"/>
-          </m:rPr>
-          <m:t>/</m:t>
-        </m:r>
-        <m:r>
-          <m:t>J</m:t>
+          <m:t>f</m:t>
         </m:r>
       </m:oMath>
       <w:r>
-        <w:t xml:space="preserve">. Al encender el motor hay un primer tramo irregular, el transitorio. Pasado ese tiempo la rueda oscila con la frecuencia del motor y una amplitud constante,</w:t>
+        <w:t xml:space="preserve"> </w:t>
+      </w:r>
+      <w:r>
+        <w:t xml:space="preserve">una constante que depende del motor. Al encender el motor hay un primer tramo irregular, el transitorio. Pasado ese tiempo la rueda oscila con la frecuencia del motor y una amplitud constante,</w:t>
       </w:r>
     </w:p>
     <w:p>
@@ -336,9 +276,22 @@
           <m:jc m:val="center"/>
         </m:oMathParaPr>
         <m:oMath>
-          <m:r>
-            <m:t>φ</m:t>
-          </m:r>
+          <m:sSub>
+            <m:e>
+              <m:r>
+                <m:t>x</m:t>
+              </m:r>
+            </m:e>
+            <m:sub>
+              <m:r>
+                <m:rPr>
+                  <m:nor/>
+                  <m:sty m:val="p"/>
+                </m:rPr>
+                <m:t>máx</m:t>
+              </m:r>
+            </m:sub>
+          </m:sSub>
           <m:d>
             <m:dPr>
               <m:begChr m:val="("/>
@@ -348,7 +301,7 @@
             </m:dPr>
             <m:e>
               <m:r>
-                <m:t>Ω</m:t>
+                <m:t>ω</m:t>
               </m:r>
             </m:e>
           </m:d>
@@ -363,18 +316,9 @@
               <m:type m:val="bar"/>
             </m:fPr>
             <m:num>
-              <m:sSub>
-                <m:e>
-                  <m:r>
-                    <m:t>f</m:t>
-                  </m:r>
-                </m:e>
-                <m:sub>
-                  <m:r>
-                    <m:t>0</m:t>
-                  </m:r>
-                </m:sub>
-              </m:sSub>
+              <m:r>
+                <m:t>f</m:t>
+              </m:r>
             </m:num>
             <m:den>
               <m:rad>
@@ -419,7 +363,7 @@
                           <m:sSup>
                             <m:e>
                               <m:r>
-                                <m:t>Ω</m:t>
+                                <m:t>ω</m:t>
                               </m:r>
                             </m:e>
                             <m:sup>
@@ -458,7 +402,7 @@
                   <m:sSup>
                     <m:e>
                       <m:r>
-                        <m:t>Ω</m:t>
+                        <m:t>ω</m:t>
                       </m:r>
                     </m:e>
                     <m:sup>
@@ -488,7 +432,7 @@
       <w:r>
         <w:drawing>
           <wp:inline>
-            <wp:extent cx="4319999" cy="2109090"/>
+            <wp:extent cx="4319999" cy="2123389"/>
             <wp:effectExtent b="0" l="0" r="0" t="0"/>
             <wp:docPr descr="Figura 1. Curva de resonancia." title="" id="23" name="Picture"/>
             <a:graphic>
@@ -509,7 +453,7 @@
                   <pic:spPr bwMode="auto">
                     <a:xfrm>
                       <a:off x="0" y="0"/>
-                      <a:ext cx="4319999" cy="2109090"/>
+                      <a:ext cx="4319999" cy="2123389"/>
                     </a:xfrm>
                     <a:prstGeom prst="rect">
                       <a:avLst/>
@@ -567,7 +511,7 @@
         <w:t xml:space="preserve"> </w:t>
       </w:r>
       <w:r>
-        <w:t xml:space="preserve">y se hace máxima en la frecuencia de resonancia (Figura 1),</w:t>
+        <w:t xml:space="preserve">y presenta un pico (Figura 1) en</w:t>
       </w:r>
     </w:p>
     <w:p>
@@ -584,12 +528,16 @@
           <m:sSub>
             <m:e>
               <m:r>
-                <m:t>Ω</m:t>
+                <m:t>ω</m:t>
               </m:r>
             </m:e>
             <m:sub>
               <m:r>
-                <m:t>r</m:t>
+                <m:rPr>
+                  <m:nor/>
+                  <m:sty m:val="p"/>
+                </m:rPr>
+                <m:t>pico</m:t>
               </m:r>
             </m:sub>
           </m:sSub>
@@ -628,27 +576,30 @@
                 </m:rPr>
                 <m:t>−</m:t>
               </m:r>
-              <m:sSup>
-                <m:e>
-                  <m:r>
-                    <m:t>γ</m:t>
-                  </m:r>
-                </m:e>
-                <m:sup>
+              <m:f>
+                <m:fPr>
+                  <m:type m:val="bar"/>
+                </m:fPr>
+                <m:num>
+                  <m:sSup>
+                    <m:e>
+                      <m:r>
+                        <m:t>γ</m:t>
+                      </m:r>
+                    </m:e>
+                    <m:sup>
+                      <m:r>
+                        <m:t>2</m:t>
+                      </m:r>
+                    </m:sup>
+                  </m:sSup>
+                </m:num>
+                <m:den>
                   <m:r>
                     <m:t>2</m:t>
                   </m:r>
-                </m:sup>
-              </m:sSup>
-              <m:r>
-                <m:rPr>
-                  <m:sty m:val="p"/>
-                </m:rPr>
-                <m:t>/</m:t>
-              </m:r>
-              <m:r>
-                <m:t>2</m:t>
-              </m:r>
+                </m:den>
+              </m:f>
             </m:e>
           </m:rad>
           <m:r>
@@ -667,7 +618,7 @@
         <w:jc w:val="both"/>
       </w:pPr>
       <w:r>
-        <w:t xml:space="preserve">muy próxima a</w:t>
+        <w:t xml:space="preserve">muy próximo a</w:t>
       </w:r>
       <w:r>
         <w:t xml:space="preserve"> </w:t>
@@ -700,7 +651,7 @@
           <m:t>Δ</m:t>
         </m:r>
         <m:r>
-          <m:t>Ω</m:t>
+          <m:t>ω</m:t>
         </m:r>
       </m:oMath>
       <w:r>
@@ -713,18 +664,16 @@
         <m:sSub>
           <m:e>
             <m:r>
-              <m:t>φ</m:t>
+              <m:t>x</m:t>
             </m:r>
           </m:e>
           <m:sub>
             <m:r>
-              <m:t>m</m:t>
-            </m:r>
-            <m:r>
-              <m:t>a</m:t>
-            </m:r>
-            <m:r>
-              <m:t>x</m:t>
+              <m:rPr>
+                <m:nor/>
+                <m:sty m:val="p"/>
+              </m:rPr>
+              <m:t>pico</m:t>
             </m:r>
           </m:sub>
         </m:sSub>
@@ -779,12 +728,12 @@
         <m:sSub>
           <m:e>
             <m:r>
-              <m:t>Ω</m:t>
+              <m:t>ω</m:t>
             </m:r>
           </m:e>
           <m:sub>
             <m:r>
-              <m:t>r</m:t>
+              <m:t>0</m:t>
             </m:r>
           </m:sub>
         </m:sSub>
@@ -798,7 +747,7 @@
           <m:t>Δ</m:t>
         </m:r>
         <m:r>
-          <m:t>Ω</m:t>
+          <m:t>ω</m:t>
         </m:r>
       </m:oMath>
       <w:r>
@@ -812,7 +761,44 @@
         <w:jc w:val="both"/>
       </w:pPr>
       <w:r>
-        <w:t xml:space="preserve">También cambia el desfase entre la rueda y el motor. A frecuencias bajas la rueda sigue al motor, en fase. En la resonancia va un cuarto de periodo retrasada, y a frecuencias altas se mueve en sentido contrario, en oposición de fase.</w:t>
+        <w:t xml:space="preserve">También cambia el desfase</w:t>
+      </w:r>
+      <w:r>
+        <w:t xml:space="preserve"> </w:t>
+      </w:r>
+      <m:oMath>
+        <m:r>
+          <m:t>δ</m:t>
+        </m:r>
+      </m:oMath>
+      <w:r>
+        <w:t xml:space="preserve"> </w:t>
+      </w:r>
+      <w:r>
+        <w:t xml:space="preserve">entre la rueda y el motor. A frecuencias bajas la rueda sigue al motor, en fase. En la resonancia va un cuarto de periodo retrasada (</w:t>
+      </w:r>
+      <m:oMath>
+        <m:r>
+          <m:t>δ</m:t>
+        </m:r>
+        <m:r>
+          <m:rPr>
+            <m:sty m:val="p"/>
+          </m:rPr>
+          <m:t>=</m:t>
+        </m:r>
+        <m:r>
+          <m:t>90</m:t>
+        </m:r>
+        <m:r>
+          <m:rPr>
+            <m:sty m:val="p"/>
+          </m:rPr>
+          <m:t>°</m:t>
+        </m:r>
+      </m:oMath>
+      <w:r>
+        <w:t xml:space="preserve">), y a frecuencias altas se mueve en sentido contrario, en oposición de fase.</w:t>
       </w:r>
     </w:p>
     <w:bookmarkEnd w:id="25"/>
@@ -1363,7 +1349,7 @@
           </m:e>
           <m:sub>
             <m:r>
-              <m:t>f</m:t>
+              <m:t>m</m:t>
             </m:r>
           </m:sub>
         </m:sSub>
@@ -1406,7 +1392,7 @@
       </w:r>
       <m:oMath>
         <m:r>
-          <m:t>Ω</m:t>
+          <m:t>ω</m:t>
         </m:r>
         <m:r>
           <m:rPr>
@@ -1434,7 +1420,7 @@
           </m:e>
           <m:sub>
             <m:r>
-              <m:t>f</m:t>
+              <m:t>m</m:t>
             </m:r>
           </m:sub>
         </m:sSub>
@@ -1446,18 +1432,18 @@
         <w:t xml:space="preserve"> </w:t>
       </w:r>
       <m:oMath>
-        <m:sSup>
+        <m:sSub>
           <m:e>
             <m:r>
-              <m:t>φ</m:t>
+              <m:t>x</m:t>
             </m:r>
           </m:e>
-          <m:sup>
+          <m:sub>
             <m:r>
               <m:t>i</m:t>
             </m:r>
-          </m:sup>
-        </m:sSup>
+          </m:sub>
+        </m:sSub>
       </m:oMath>
       <w:r>
         <w:t xml:space="preserve">, y a la derecha,</w:t>
@@ -1466,18 +1452,18 @@
         <w:t xml:space="preserve"> </w:t>
       </w:r>
       <m:oMath>
-        <m:sSup>
+        <m:sSub>
           <m:e>
             <m:r>
-              <m:t>φ</m:t>
+              <m:t>x</m:t>
             </m:r>
           </m:e>
-          <m:sup>
+          <m:sub>
             <m:r>
               <m:t>d</m:t>
             </m:r>
-          </m:sup>
-        </m:sSup>
+          </m:sub>
+        </m:sSub>
       </m:oMath>
       <w:r>
         <w:t xml:space="preserve">. La amplitud es su media,</w:t>
@@ -1486,9 +1472,22 @@
         <w:t xml:space="preserve"> </w:t>
       </w:r>
       <m:oMath>
-        <m:r>
-          <m:t>φ</m:t>
-        </m:r>
+        <m:sSub>
+          <m:e>
+            <m:r>
+              <m:t>x</m:t>
+            </m:r>
+          </m:e>
+          <m:sub>
+            <m:r>
+              <m:rPr>
+                <m:nor/>
+                <m:sty m:val="p"/>
+              </m:rPr>
+              <m:t>máx</m:t>
+            </m:r>
+          </m:sub>
+        </m:sSub>
         <m:r>
           <m:rPr>
             <m:sty m:val="p"/>
@@ -1503,36 +1502,36 @@
             <m:grow/>
           </m:dPr>
           <m:e>
-            <m:sSup>
+            <m:sSub>
               <m:e>
                 <m:r>
-                  <m:t>φ</m:t>
+                  <m:t>x</m:t>
                 </m:r>
               </m:e>
-              <m:sup>
+              <m:sub>
                 <m:r>
                   <m:t>i</m:t>
                 </m:r>
-              </m:sup>
-            </m:sSup>
+              </m:sub>
+            </m:sSub>
             <m:r>
               <m:rPr>
                 <m:sty m:val="p"/>
               </m:rPr>
               <m:t>+</m:t>
             </m:r>
-            <m:sSup>
+            <m:sSub>
               <m:e>
                 <m:r>
-                  <m:t>φ</m:t>
+                  <m:t>x</m:t>
                 </m:r>
               </m:e>
-              <m:sup>
+              <m:sub>
                 <m:r>
                   <m:t>d</m:t>
                 </m:r>
-              </m:sup>
-            </m:sSup>
+              </m:sub>
+            </m:sSub>
           </m:e>
         </m:d>
         <m:r>
@@ -1567,7 +1566,7 @@
           </m:e>
           <m:sub>
             <m:r>
-              <m:t>f</m:t>
+              <m:t>m</m:t>
             </m:r>
           </m:sub>
         </m:sSub>
@@ -1695,7 +1694,7 @@
                 </m:e>
                 <m:sub>
                   <m:r>
-                    <m:t>f</m:t>
+                    <m:t>m</m:t>
                   </m:r>
                 </m:sub>
               </m:sSub>
@@ -1726,7 +1725,7 @@
             </w:pPr>
             <m:oMath>
               <m:r>
-                <m:t>Ω</m:t>
+                <m:t>ω</m:t>
               </m:r>
             </m:oMath>
             <w:r>
@@ -1754,18 +1753,18 @@
               <w:jc w:val="center"/>
             </w:pPr>
             <m:oMath>
-              <m:sSup>
+              <m:sSub>
                 <m:e>
                   <m:r>
-                    <m:t>φ</m:t>
+                    <m:t>x</m:t>
                   </m:r>
                 </m:e>
-                <m:sup>
+                <m:sub>
                   <m:r>
                     <m:t>i</m:t>
                   </m:r>
-                </m:sup>
-              </m:sSup>
+                </m:sub>
+              </m:sSub>
             </m:oMath>
             <w:r>
               <w:rPr>
@@ -1792,18 +1791,18 @@
               <w:jc w:val="center"/>
             </w:pPr>
             <m:oMath>
-              <m:sSup>
+              <m:sSub>
                 <m:e>
                   <m:r>
-                    <m:t>φ</m:t>
+                    <m:t>x</m:t>
                   </m:r>
                 </m:e>
-                <m:sup>
+                <m:sub>
                   <m:r>
                     <m:t>d</m:t>
                   </m:r>
-                </m:sup>
-              </m:sSup>
+                </m:sub>
+              </m:sSub>
             </m:oMath>
             <w:r>
               <w:rPr>
@@ -1830,9 +1829,22 @@
               <w:jc w:val="center"/>
             </w:pPr>
             <m:oMath>
-              <m:r>
-                <m:t>φ</m:t>
-              </m:r>
+              <m:sSub>
+                <m:e>
+                  <m:r>
+                    <m:t>x</m:t>
+                  </m:r>
+                </m:e>
+                <m:sub>
+                  <m:r>
+                    <m:rPr>
+                      <m:nor/>
+                      <m:sty m:val="p"/>
+                    </m:rPr>
+                    <m:t>máx</m:t>
+                  </m:r>
+                </m:sub>
+              </m:sSub>
             </m:oMath>
             <w:r>
               <w:rPr>
@@ -3390,9 +3402,22 @@
         <w:t xml:space="preserve"> </w:t>
       </w:r>
       <m:oMath>
-        <m:r>
-          <m:t>φ</m:t>
-        </m:r>
+        <m:sSub>
+          <m:e>
+            <m:r>
+              <m:t>x</m:t>
+            </m:r>
+          </m:e>
+          <m:sub>
+            <m:r>
+              <m:rPr>
+                <m:nor/>
+                <m:sty m:val="p"/>
+              </m:rPr>
+              <m:t>máx</m:t>
+            </m:r>
+          </m:sub>
+        </m:sSub>
       </m:oMath>
       <w:r>
         <w:t xml:space="preserve"> </w:t>
@@ -3405,7 +3430,7 @@
       </w:r>
       <m:oMath>
         <m:r>
-          <m:t>Ω</m:t>
+          <m:t>ω</m:t>
         </m:r>
       </m:oMath>
       <w:r>
@@ -3418,21 +3443,22 @@
         <m:sSub>
           <m:e>
             <m:r>
-              <m:t>Ω</m:t>
+              <m:t>ω</m:t>
             </m:r>
           </m:e>
           <m:sub>
             <m:r>
-              <m:t>r</m:t>
+              <m:rPr>
+                <m:nor/>
+                <m:sty m:val="p"/>
+              </m:rPr>
+              <m:t>pico</m:t>
             </m:r>
           </m:sub>
         </m:sSub>
       </m:oMath>
       <w:r>
-        <w:t xml:space="preserve"> </w:t>
-      </w:r>
-      <w:r>
-        <w:t xml:space="preserve">(el máximo), la altura</w:t>
+        <w:t xml:space="preserve">, la altura</w:t>
       </w:r>
       <w:r>
         <w:t xml:space="preserve"> </w:t>
@@ -3441,18 +3467,16 @@
         <m:sSub>
           <m:e>
             <m:r>
-              <m:t>φ</m:t>
+              <m:t>x</m:t>
             </m:r>
           </m:e>
           <m:sub>
             <m:r>
-              <m:t>m</m:t>
-            </m:r>
-            <m:r>
-              <m:t>a</m:t>
-            </m:r>
-            <m:r>
-              <m:t>x</m:t>
+              <m:rPr>
+                <m:nor/>
+                <m:sty m:val="p"/>
+              </m:rPr>
+              <m:t>pico</m:t>
             </m:r>
           </m:sub>
         </m:sSub>
@@ -3488,7 +3512,7 @@
           <m:t>Δ</m:t>
         </m:r>
         <m:r>
-          <m:t>Ω</m:t>
+          <m:t>ω</m:t>
         </m:r>
       </m:oMath>
       <w:r>
@@ -3563,12 +3587,16 @@
         <m:sSub>
           <m:e>
             <m:r>
-              <m:t>Ω</m:t>
+              <m:t>ω</m:t>
             </m:r>
           </m:e>
           <m:sub>
             <m:r>
-              <m:t>r</m:t>
+              <m:rPr>
+                <m:nor/>
+                <m:sty m:val="p"/>
+              </m:rPr>
+              <m:t>pico</m:t>
             </m:r>
           </m:sub>
         </m:sSub>
@@ -3587,7 +3615,7 @@
           <m:t>Δ</m:t>
         </m:r>
         <m:r>
-          <m:t>Ω</m:t>
+          <m:t>ω</m:t>
         </m:r>
       </m:oMath>
       <w:r>
@@ -3612,12 +3640,12 @@
         <m:sSub>
           <m:e>
             <m:r>
-              <m:t>Ω</m:t>
+              <m:t>ω</m:t>
             </m:r>
           </m:e>
           <m:sub>
             <m:r>
-              <m:t>r</m:t>
+              <m:t>0</m:t>
             </m:r>
           </m:sub>
         </m:sSub>
@@ -3631,7 +3659,7 @@
           <m:t>Δ</m:t>
         </m:r>
         <m:r>
-          <m:t>Ω</m:t>
+          <m:t>ω</m:t>
         </m:r>
       </m:oMath>
       <w:r>
@@ -3644,12 +3672,16 @@
         <m:sSub>
           <m:e>
             <m:r>
-              <m:t>Ω</m:t>
+              <m:t>ω</m:t>
             </m:r>
           </m:e>
           <m:sub>
             <m:r>
-              <m:t>r</m:t>
+              <m:rPr>
+                <m:nor/>
+                <m:sty m:val="p"/>
+              </m:rPr>
+              <m:t>pico</m:t>
             </m:r>
           </m:sub>
         </m:sSub>
@@ -3691,7 +3723,7 @@
           <m:t>Δ</m:t>
         </m:r>
         <m:r>
-          <m:t>Ω</m:t>
+          <m:t>ω</m:t>
         </m:r>
       </m:oMath>
       <w:r>
@@ -3768,12 +3800,16 @@
               <m:sSub>
                 <m:e>
                   <m:r>
-                    <m:t>Ω</m:t>
+                    <m:t>ω</m:t>
                   </m:r>
                 </m:e>
                 <m:sub>
                   <m:r>
-                    <m:t>r</m:t>
+                    <m:rPr>
+                      <m:nor/>
+                      <m:sty m:val="p"/>
+                    </m:rPr>
+                    <m:t>pico</m:t>
                   </m:r>
                 </m:sub>
               </m:sSub>
@@ -3847,7 +3883,7 @@
                 <m:t>Δ</m:t>
               </m:r>
               <m:r>
-                <m:t>Ω</m:t>
+                <m:t>ω</m:t>
               </m:r>
             </m:oMath>
             <w:r>

--- a/fichas/fai-pohl-forzadas.docx
+++ b/fichas/fai-pohl-forzadas.docx
@@ -3622,7 +3622,7 @@
         <w:t xml:space="preserve"> </w:t>
       </w:r>
       <w:r>
-        <w:t xml:space="preserve">con su error y calcule</w:t>
+        <w:t xml:space="preserve">y calcule</w:t>
       </w:r>
       <w:r>
         <w:t xml:space="preserve"> </w:t>
@@ -3663,7 +3663,7 @@
         </m:r>
       </m:oMath>
       <w:r>
-        <w:t xml:space="preserve">. Compare</w:t>
+        <w:t xml:space="preserve">. La teoría predice</w:t>
       </w:r>
       <w:r>
         <w:t xml:space="preserve"> </w:t>
@@ -3685,17 +3685,12 @@
             </m:r>
           </m:sub>
         </m:sSub>
-      </m:oMath>
-      <w:r>
-        <w:t xml:space="preserve"> </w:t>
-      </w:r>
-      <w:r>
-        <w:t xml:space="preserve">con</w:t>
-      </w:r>
-      <w:r>
-        <w:t xml:space="preserve"> </w:t>
-      </w:r>
-      <m:oMath>
+        <m:r>
+          <m:rPr>
+            <m:sty m:val="p"/>
+          </m:rPr>
+          <m:t>/</m:t>
+        </m:r>
         <m:sSub>
           <m:e>
             <m:r>
@@ -3708,6 +3703,15 @@
             </m:r>
           </m:sub>
         </m:sSub>
+        <m:r>
+          <m:rPr>
+            <m:sty m:val="p"/>
+          </m:rPr>
+          <m:t>≃</m:t>
+        </m:r>
+        <m:r>
+          <m:t>1</m:t>
+        </m:r>
       </m:oMath>
       <w:r>
         <w:t xml:space="preserve"> </w:t>
@@ -3725,12 +3729,27 @@
         <m:r>
           <m:t>ω</m:t>
         </m:r>
+        <m:r>
+          <m:rPr>
+            <m:sty m:val="p"/>
+          </m:rPr>
+          <m:t>/</m:t>
+        </m:r>
+        <m:r>
+          <m:t>γ</m:t>
+        </m:r>
+        <m:r>
+          <m:rPr>
+            <m:sty m:val="p"/>
+          </m:rPr>
+          <m:t>≃</m:t>
+        </m:r>
+        <m:r>
+          <m:t>1</m:t>
+        </m:r>
       </m:oMath>
       <w:r>
-        <w:t xml:space="preserve"> </w:t>
-      </w:r>
-      <w:r>
-        <w:t xml:space="preserve">con el</w:t>
+        <w:t xml:space="preserve">, con el</w:t>
       </w:r>
       <w:r>
         <w:t xml:space="preserve"> </w:t>
@@ -3744,7 +3763,7 @@
         <w:t xml:space="preserve"> </w:t>
       </w:r>
       <w:r>
-        <w:t xml:space="preserve">de la Parte A.</w:t>
+        <w:t xml:space="preserve">de la Parte A. Calcule esos dos cocientes en las dos últimas columnas.</w:t>
       </w:r>
     </w:p>
     <w:p>
@@ -3840,6 +3859,79 @@
               <w:jc w:val="center"/>
             </w:pPr>
             <m:oMath>
+              <m:r>
+                <m:t>Δ</m:t>
+              </m:r>
+              <m:r>
+                <m:t>ω</m:t>
+              </m:r>
+            </m:oMath>
+            <w:r>
+              <w:rPr>
+                <w:sz w:val="20"/>
+              </w:rPr>
+              <w:t xml:space="preserve"> </w:t>
+            </w:r>
+            <w:r>
+              <w:rPr>
+                <w:sz w:val="20"/>
+              </w:rPr>
+              <w:t xml:space="preserve">(rad/s)</w:t>
+            </w:r>
+          </w:p>
+        </w:tc>
+        <w:tc>
+          <w:tcPr>
+            <w:shd w:val="clear" w:color="auto" w:fill="FFF0C1"/>
+            <w:vAlign w:val="center"/>
+          </w:tcPr>
+          <w:p>
+            <w:pPr>
+              <w:pStyle w:val="Compact"/>
+              <w:keepNext/>
+              <w:jc w:val="center"/>
+            </w:pPr>
+            <m:oMath>
+              <m:r>
+                <m:t>Q</m:t>
+              </m:r>
+            </m:oMath>
+          </w:p>
+        </w:tc>
+        <w:tc>
+          <w:tcPr>
+            <w:shd w:val="clear" w:color="auto" w:fill="FFF0C1"/>
+            <w:vAlign w:val="center"/>
+          </w:tcPr>
+          <w:p>
+            <w:pPr>
+              <w:pStyle w:val="Compact"/>
+              <w:keepNext/>
+              <w:jc w:val="center"/>
+            </w:pPr>
+            <m:oMath>
+              <m:sSub>
+                <m:e>
+                  <m:r>
+                    <m:t>ω</m:t>
+                  </m:r>
+                </m:e>
+                <m:sub>
+                  <m:r>
+                    <m:rPr>
+                      <m:nor/>
+                      <m:sty m:val="p"/>
+                    </m:rPr>
+                    <m:t>pico</m:t>
+                  </m:r>
+                </m:sub>
+              </m:sSub>
+              <m:r>
+                <m:rPr>
+                  <m:sty m:val="p"/>
+                </m:rPr>
+                <m:t>/</m:t>
+              </m:r>
               <m:sSub>
                 <m:e>
                   <m:r>
@@ -3853,18 +3945,6 @@
                 </m:sub>
               </m:sSub>
             </m:oMath>
-            <w:r>
-              <w:rPr>
-                <w:sz w:val="20"/>
-              </w:rPr>
-              <w:t xml:space="preserve"> </w:t>
-            </w:r>
-            <w:r>
-              <w:rPr>
-                <w:sz w:val="20"/>
-              </w:rPr>
-              <w:t xml:space="preserve">(rad/s)</w:t>
-            </w:r>
           </w:p>
         </w:tc>
         <w:tc>
@@ -3885,65 +3965,14 @@
               <m:r>
                 <m:t>ω</m:t>
               </m:r>
-            </m:oMath>
-            <w:r>
-              <w:rPr>
-                <w:sz w:val="20"/>
-              </w:rPr>
-              <w:t xml:space="preserve"> </w:t>
-            </w:r>
-            <w:r>
-              <w:rPr>
-                <w:sz w:val="20"/>
-              </w:rPr>
-              <w:t xml:space="preserve">(rad/s)</w:t>
-            </w:r>
-          </w:p>
-        </w:tc>
-        <w:tc>
-          <w:tcPr>
-            <w:shd w:val="clear" w:color="auto" w:fill="FFF0C1"/>
-            <w:vAlign w:val="center"/>
-          </w:tcPr>
-          <w:p>
-            <w:pPr>
-              <w:pStyle w:val="Compact"/>
-              <w:keepNext/>
-              <w:jc w:val="center"/>
-            </w:pPr>
-            <m:oMath>
+              <m:r>
+                <m:rPr>
+                  <m:sty m:val="p"/>
+                </m:rPr>
+                <m:t>/</m:t>
+              </m:r>
               <m:r>
                 <m:t>γ</m:t>
-              </m:r>
-            </m:oMath>
-            <w:r>
-              <w:rPr>
-                <w:sz w:val="20"/>
-              </w:rPr>
-              <w:t xml:space="preserve"> </w:t>
-            </w:r>
-            <w:r>
-              <w:rPr>
-                <w:sz w:val="20"/>
-              </w:rPr>
-              <w:t xml:space="preserve">(s⁻¹)</w:t>
-            </w:r>
-          </w:p>
-        </w:tc>
-        <w:tc>
-          <w:tcPr>
-            <w:shd w:val="clear" w:color="auto" w:fill="FFF0C1"/>
-            <w:vAlign w:val="center"/>
-          </w:tcPr>
-          <w:p>
-            <w:pPr>
-              <w:pStyle w:val="Compact"/>
-              <w:keepNext/>
-              <w:jc w:val="center"/>
-            </w:pPr>
-            <m:oMath>
-              <m:r>
-                <m:t>Q</m:t>
               </m:r>
             </m:oMath>
           </w:p>
@@ -4048,16 +4077,38 @@
     <w:p>
       <w:pPr>
         <w:pStyle w:val="BodyText"/>
-        <w:spacing w:after="120" w:line="276" w:lineRule="auto" w:before="200"/>
+        <w:spacing w:before="200" w:after="120" w:line="276" w:lineRule="auto"/>
         <w:jc w:val="both"/>
       </w:pPr>
       <w:r>
-        <w:t xml:space="preserve">Comparación:</w:t>
+        <w:rPr>
+          <w:bCs/>
+          <w:b/>
+        </w:rPr>
+        <w:t xml:space="preserve">3.</w:t>
+      </w:r>
+      <w:r>
+        <w:t xml:space="preserve"> </w:t>
+      </w:r>
+      <w:r>
+        <w:t xml:space="preserve">Escriba en cada fila cómo se movía la rueda respecto al motor, eligiendo entre «en fase», «un cuarto de periodo retrasada» y «en oposición».</w:t>
+      </w:r>
+    </w:p>
+    <w:p>
+      <w:pPr>
+        <w:pStyle w:val="TableCaption"/>
+        <w:keepNext/>
+        <w:spacing w:before="200" w:after="80"/>
+        <w:jc w:val="center"/>
+      </w:pPr>
+      <w:r>
+        <w:t xml:space="preserve">Tabla 4. Desfase entre la rueda y el motor.</w:t>
       </w:r>
     </w:p>
     <w:tbl>
       <w:tblPr>
         <w:tblW w:type="pct" w:w="5000"/>
+        <w:jc w:val="center"/>
         <w:tblBorders>
           <w:top w:val="single" w:sz="6" w:color="000000"/>
           <w:left w:val="single" w:sz="6" w:color="000000"/>
@@ -4066,73 +4117,295 @@
           <w:insideH w:val="single" w:sz="6" w:color="000000"/>
           <w:insideV w:val="single" w:sz="6" w:color="000000"/>
         </w:tblBorders>
-        <w:tblLook w:firstColumn="1" w:firstRow="1" w:lastColumn="0" w:lastRow="0" w:noHBand="0" w:noVBand="1" w:val="04A0"/>
+        <w:tblLook w:firstRow="1" w:lastRow="0" w:firstColumn="0" w:lastColumn="0" w:noHBand="0" w:noVBand="0" w:val="0020"/>
+        <w:tblCaption w:val="Tabla 4. Desfase entre la rueda y el motor."/>
       </w:tblPr>
       <w:tblGrid>
-        <w:gridCol w:w="9524"/>
+        <w:gridCol w:w="3960"/>
+        <w:gridCol w:w="3960"/>
       </w:tblGrid>
       <w:tr>
         <w:trPr>
-          <w:trHeight w:val="850" w:hRule="atLeast"/>
+          <w:trHeight w:val="510" w:hRule="atLeast"/>
+          <w:tblHeader w:val="true"/>
         </w:trPr>
         <w:tc>
           <w:tcPr>
-            <w:tcW w:type="dxa" w:w="9524"/>
-          </w:tcPr>
-          <w:p/>
+            <w:shd w:val="clear" w:color="auto" w:fill="FFF0C1"/>
+            <w:vAlign w:val="center"/>
+          </w:tcPr>
+          <w:p>
+            <w:pPr>
+              <w:pStyle w:val="Compact"/>
+              <w:keepNext/>
+              <w:jc w:val="center"/>
+            </w:pPr>
+            <w:r>
+              <w:rPr>
+                <w:sz w:val="20"/>
+              </w:rPr>
+              <w:t xml:space="preserve">Frecuencia del motor</w:t>
+            </w:r>
+          </w:p>
+        </w:tc>
+        <w:tc>
+          <w:tcPr>
+            <w:shd w:val="clear" w:color="auto" w:fill="FFF0C1"/>
+            <w:vAlign w:val="center"/>
+          </w:tcPr>
+          <w:p>
+            <w:pPr>
+              <w:pStyle w:val="Compact"/>
+              <w:keepNext/>
+              <w:jc w:val="center"/>
+            </w:pPr>
+            <w:r>
+              <w:rPr>
+                <w:sz w:val="20"/>
+              </w:rPr>
+              <w:t xml:space="preserve">Movimiento de la rueda respecto al motor</w:t>
+            </w:r>
+          </w:p>
+        </w:tc>
+      </w:tr>
+      <w:tr>
+        <w:trPr>
+          <w:trHeight w:val="425" w:hRule="atLeast"/>
+        </w:trPr>
+        <w:tc>
+          <w:tcPr>
+            <w:vAlign w:val="center"/>
+          </w:tcPr>
+          <w:p>
+            <w:pPr>
+              <w:pStyle w:val="Compact"/>
+              <w:keepNext/>
+              <w:jc w:val="center"/>
+            </w:pPr>
+            <w:r>
+              <w:rPr>
+                <w:sz w:val="20"/>
+              </w:rPr>
+              <w:t xml:space="preserve">Baja (</w:t>
+            </w:r>
+            <m:oMath>
+              <m:sSub>
+                <m:e>
+                  <m:r>
+                    <m:t>T</m:t>
+                  </m:r>
+                </m:e>
+                <m:sub>
+                  <m:r>
+                    <m:t>m</m:t>
+                  </m:r>
+                </m:sub>
+              </m:sSub>
+              <m:r>
+                <m:rPr>
+                  <m:sty m:val="p"/>
+                </m:rPr>
+                <m:t>≫</m:t>
+              </m:r>
+              <m:sSub>
+                <m:e>
+                  <m:r>
+                    <m:t>T</m:t>
+                  </m:r>
+                </m:e>
+                <m:sub>
+                  <m:r>
+                    <m:t>0</m:t>
+                  </m:r>
+                </m:sub>
+              </m:sSub>
+            </m:oMath>
+            <w:r>
+              <w:rPr>
+                <w:sz w:val="20"/>
+              </w:rPr>
+              <w:t xml:space="preserve">)</w:t>
+            </w:r>
+          </w:p>
+        </w:tc>
+        <w:tc>
+          <w:tcPr>
+            <w:vAlign w:val="center"/>
+          </w:tcPr>
+          <w:p>
+            <w:pPr>
+              <w:pStyle w:val="Compact"/>
+              <w:keepNext/>
+              <w:jc w:val="center"/>
+            </w:pPr>
+            <w:r>
+              <w:rPr>
+                <w:sz w:val="20"/>
+              </w:rPr>
+              <w:t xml:space="preserve"> </w:t>
+            </w:r>
+          </w:p>
+        </w:tc>
+      </w:tr>
+      <w:tr>
+        <w:trPr>
+          <w:trHeight w:val="425" w:hRule="atLeast"/>
+        </w:trPr>
+        <w:tc>
+          <w:tcPr>
+            <w:vAlign w:val="center"/>
+          </w:tcPr>
+          <w:p>
+            <w:pPr>
+              <w:pStyle w:val="Compact"/>
+              <w:keepNext/>
+              <w:jc w:val="center"/>
+            </w:pPr>
+            <w:r>
+              <w:rPr>
+                <w:sz w:val="20"/>
+              </w:rPr>
+              <w:t xml:space="preserve">En resonancia (</w:t>
+            </w:r>
+            <m:oMath>
+              <m:sSub>
+                <m:e>
+                  <m:r>
+                    <m:t>T</m:t>
+                  </m:r>
+                </m:e>
+                <m:sub>
+                  <m:r>
+                    <m:t>m</m:t>
+                  </m:r>
+                </m:sub>
+              </m:sSub>
+              <m:r>
+                <m:rPr>
+                  <m:sty m:val="p"/>
+                </m:rPr>
+                <m:t>≃</m:t>
+              </m:r>
+              <m:sSub>
+                <m:e>
+                  <m:r>
+                    <m:t>T</m:t>
+                  </m:r>
+                </m:e>
+                <m:sub>
+                  <m:r>
+                    <m:t>0</m:t>
+                  </m:r>
+                </m:sub>
+              </m:sSub>
+            </m:oMath>
+            <w:r>
+              <w:rPr>
+                <w:sz w:val="20"/>
+              </w:rPr>
+              <w:t xml:space="preserve">)</w:t>
+            </w:r>
+          </w:p>
+        </w:tc>
+        <w:tc>
+          <w:tcPr>
+            <w:vAlign w:val="center"/>
+          </w:tcPr>
+          <w:p>
+            <w:pPr>
+              <w:pStyle w:val="Compact"/>
+              <w:keepNext/>
+              <w:jc w:val="center"/>
+            </w:pPr>
+            <w:r>
+              <w:rPr>
+                <w:sz w:val="20"/>
+              </w:rPr>
+              <w:t xml:space="preserve"> </w:t>
+            </w:r>
+          </w:p>
+        </w:tc>
+      </w:tr>
+      <w:tr>
+        <w:trPr>
+          <w:trHeight w:val="425" w:hRule="atLeast"/>
+        </w:trPr>
+        <w:tc>
+          <w:tcPr>
+            <w:vAlign w:val="center"/>
+          </w:tcPr>
+          <w:p>
+            <w:pPr>
+              <w:pStyle w:val="Compact"/>
+              <w:keepNext/>
+              <w:jc w:val="center"/>
+            </w:pPr>
+            <w:r>
+              <w:rPr>
+                <w:sz w:val="20"/>
+              </w:rPr>
+              <w:t xml:space="preserve">Alta (</w:t>
+            </w:r>
+            <m:oMath>
+              <m:sSub>
+                <m:e>
+                  <m:r>
+                    <m:t>T</m:t>
+                  </m:r>
+                </m:e>
+                <m:sub>
+                  <m:r>
+                    <m:t>m</m:t>
+                  </m:r>
+                </m:sub>
+              </m:sSub>
+              <m:r>
+                <m:rPr>
+                  <m:sty m:val="p"/>
+                </m:rPr>
+                <m:t>≪</m:t>
+              </m:r>
+              <m:sSub>
+                <m:e>
+                  <m:r>
+                    <m:t>T</m:t>
+                  </m:r>
+                </m:e>
+                <m:sub>
+                  <m:r>
+                    <m:t>0</m:t>
+                  </m:r>
+                </m:sub>
+              </m:sSub>
+            </m:oMath>
+            <w:r>
+              <w:rPr>
+                <w:sz w:val="20"/>
+              </w:rPr>
+              <w:t xml:space="preserve">)</w:t>
+            </w:r>
+          </w:p>
+        </w:tc>
+        <w:tc>
+          <w:tcPr>
+            <w:vAlign w:val="center"/>
+          </w:tcPr>
+          <w:p>
+            <w:pPr>
+              <w:pStyle w:val="Compact"/>
+              <w:keepNext/>
+              <w:jc w:val="center"/>
+            </w:pPr>
+            <w:r>
+              <w:rPr>
+                <w:sz w:val="20"/>
+              </w:rPr>
+              <w:t xml:space="preserve"> </w:t>
+            </w:r>
+          </w:p>
         </w:tc>
       </w:tr>
     </w:tbl>
-    <w:p/>
-    <w:p>
-      <w:pPr>
-        <w:pStyle w:val="BodyText"/>
-        <w:spacing w:before="280" w:after="120" w:line="276" w:lineRule="auto"/>
-        <w:jc w:val="both"/>
-      </w:pPr>
-      <w:r>
-        <w:rPr>
-          <w:bCs/>
-          <w:b/>
-        </w:rPr>
-        <w:t xml:space="preserve">3.</w:t>
-      </w:r>
-      <w:r>
-        <w:t xml:space="preserve"> </w:t>
-      </w:r>
-      <w:r>
-        <w:t xml:space="preserve">Describa el desfase que observó entre la rueda y el motor a frecuencias bajas, en la resonancia y a frecuencias altas.</w:t>
-      </w:r>
-    </w:p>
-    <w:tbl>
-      <w:tblPr>
-        <w:tblW w:type="pct" w:w="5000"/>
-        <w:tblBorders>
-          <w:top w:val="single" w:sz="6" w:color="000000"/>
-          <w:left w:val="single" w:sz="6" w:color="000000"/>
-          <w:bottom w:val="single" w:sz="6" w:color="000000"/>
-          <w:right w:val="single" w:sz="6" w:color="000000"/>
-          <w:insideH w:val="single" w:sz="6" w:color="000000"/>
-          <w:insideV w:val="single" w:sz="6" w:color="000000"/>
-        </w:tblBorders>
-        <w:tblLook w:firstColumn="1" w:firstRow="1" w:lastColumn="0" w:lastRow="0" w:noHBand="0" w:noVBand="1" w:val="04A0"/>
-      </w:tblPr>
-      <w:tblGrid>
-        <w:gridCol w:w="9524"/>
-      </w:tblGrid>
-      <w:tr>
-        <w:trPr>
-          <w:trHeight w:val="850" w:hRule="atLeast"/>
-        </w:trPr>
-        <w:tc>
-          <w:tcPr>
-            <w:tcW w:type="dxa" w:w="9524"/>
-          </w:tcPr>
-          <w:p/>
-        </w:tc>
-      </w:tr>
-    </w:tbl>
-    <w:p/>
     <w:bookmarkEnd w:id="33"/>
     <w:sectPr>
       <w:headerReference w:type="default" r:id="rId9"/>

--- a/fichas/fai-pohl-forzadas.docx
+++ b/fichas/fai-pohl-forzadas.docx
@@ -105,8 +105,7 @@
     <w:p>
       <w:pPr>
         <w:pStyle w:val="BodyText"/>
-        <w:spacing w:after="120" w:line="276" w:lineRule="auto"/>
-        <w:jc w:val="both"/>
+        <w:spacing w:before="200" w:after="200"/>
       </w:pPr>
       <m:oMathPara>
         <m:oMathParaPr>
@@ -268,8 +267,7 @@
     <w:p>
       <w:pPr>
         <w:pStyle w:val="BodyText"/>
-        <w:spacing w:after="120" w:line="276" w:lineRule="auto"/>
-        <w:jc w:val="both"/>
+        <w:spacing w:before="200" w:after="200"/>
       </w:pPr>
       <m:oMathPara>
         <m:oMathParaPr>
@@ -475,6 +473,7 @@
     <w:p>
       <w:pPr>
         <w:pStyle w:val="ImageCaption"/>
+        <w:spacing w:after="280"/>
         <w:jc w:val="center"/>
       </w:pPr>
       <w:r>
@@ -517,8 +516,7 @@
     <w:p>
       <w:pPr>
         <w:pStyle w:val="BodyText"/>
-        <w:spacing w:after="120" w:line="276" w:lineRule="auto"/>
-        <w:jc w:val="both"/>
+        <w:spacing w:before="200" w:after="200"/>
       </w:pPr>
       <m:oMathPara>
         <m:oMathParaPr>
@@ -870,6 +868,7 @@
     <w:p>
       <w:pPr>
         <w:pStyle w:val="ImageCaption"/>
+        <w:spacing w:after="280"/>
         <w:jc w:val="center"/>
       </w:pPr>
       <w:r>
@@ -1030,7 +1029,7 @@
       <w:pPr>
         <w:pStyle w:val="TableCaption"/>
         <w:keepNext/>
-        <w:spacing w:before="200" w:after="80"/>
+        <w:spacing w:after="80" w:before="200"/>
         <w:jc w:val="center"/>
       </w:pPr>
       <w:r>
@@ -1602,7 +1601,7 @@
       <w:pPr>
         <w:pStyle w:val="TableCaption"/>
         <w:keepNext/>
-        <w:spacing w:before="200" w:after="80"/>
+        <w:spacing w:after="80" w:before="200"/>
         <w:jc w:val="center"/>
       </w:pPr>
       <w:r>
@@ -3770,7 +3769,7 @@
       <w:pPr>
         <w:pStyle w:val="TableCaption"/>
         <w:keepNext/>
-        <w:spacing w:before="200" w:after="80"/>
+        <w:spacing w:after="80" w:before="200"/>
         <w:jc w:val="center"/>
       </w:pPr>
       <w:r>
@@ -4098,7 +4097,7 @@
       <w:pPr>
         <w:pStyle w:val="TableCaption"/>
         <w:keepNext/>
-        <w:spacing w:before="200" w:after="80"/>
+        <w:spacing w:after="80" w:before="200"/>
         <w:jc w:val="center"/>
       </w:pPr>
       <w:r>
